--- a/15_FINAL/paper-draft.docx
+++ b/15_FINAL/paper-draft.docx
@@ -5,6 +5,12 @@
     <w:p>
       <w:pPr>
         <w:pStyle w:val="Title"/>
+        <w:sectPr>
+          <w:type w:val="continuous"/>
+          <w:pgSz w:w="12240" w:h="15840"/>
+          <w:pgMar w:top="1080" w:right="900" w:bottom="1440" w:left="900" w:header="500" w:footer="500" w:gutter="0"/>
+          <w:cols w:num="1"/>
+        </w:sectPr>
       </w:pPr>
       <w:r>
         <w:rPr>
@@ -5231,6 +5237,12 @@
     <w:p>
       <w:pPr>
         <w:pStyle w:val="FirstParagraph"/>
+        <w:sectPr>
+          <w:type w:val="continuous"/>
+          <w:pgSz w:w="12240" w:h="15840"/>
+          <w:pgMar w:top="1080" w:right="900" w:bottom="1440" w:left="900" w:header="500" w:footer="500" w:gutter="0"/>
+          <w:cols w:num="2" w:space="288"/>
+        </w:sectPr>
       </w:pPr>
       <w:r>
         <w:rPr>
@@ -5244,6 +5256,7 @@
     <w:p>
       <w:pPr>
         <w:pStyle w:val="TableCaption"/>
+        <w:keepNext/>
       </w:pPr>
       <w:r>
         <w:rPr>
@@ -5300,37 +5313,43 @@
     <w:tbl>
       <w:tblPr>
         <w:tblStyle w:val="Table"/>
-        <w:tblW w:w="9360" w:type="dxa"/>
+        <w:tblW w:w="10440" w:type="dxa"/>
+        <w:tblCellMar>
+          <w:left w:w="40" w:type="dxa"/>
+          <w:right w:w="40" w:type="dxa"/>
+        </w:tblCellMar>
         <w:tblLook w:firstRow="1" w:lastRow="0" w:firstColumn="0" w:lastColumn="0" w:noHBand="0" w:noVBand="0" w:val="0020"/>
         <w:tblCaption w:val="TABLE I. Structural and semantic outcomes by input-generation condition. The conditional SV-SI rate, the primary outcome, is the share of structurally valid inputs that violate at least one business rule, over decided passes only (every applicable rule received a verdict; passes outside the judge sample are excluded). Prompt family P5 (injection) and retried records are excluded; intervals are Wilson 95%. *Specified as human-written; values AI-drafted and then reviewed value by value by the researcher (human-curated)."/>
       </w:tblPr>
       <w:tblGrid>
-        <w:gridCol w:w="1973"/>
-        <w:gridCol w:w="916"/>
-        <w:gridCol w:w="1365"/>
-        <w:gridCol w:w="916"/>
-        <w:gridCol w:w="916"/>
-        <w:gridCol w:w="916"/>
-        <w:gridCol w:w="1290"/>
-        <w:gridCol w:w="1062"/>
+        <w:gridCol w:w="2317"/>
+        <w:gridCol w:w="899"/>
+        <w:gridCol w:w="1607"/>
+        <w:gridCol w:w="921"/>
+        <w:gridCol w:w="1007"/>
+        <w:gridCol w:w="899"/>
+        <w:gridCol w:w="1521"/>
+        <w:gridCol w:w="1264"/>
       </w:tblGrid>
       <w:tr>
         <w:trPr>
+          <w:cantSplit/>
           <w:tblHeader w:val="on"/>
         </w:trPr>
         <w:tc>
           <w:tcPr>
-            <w:tcW w:w="1973" w:type="dxa"/>
-          </w:tcPr>
-          <w:p>
-            <w:pPr>
-              <w:pStyle w:val="Compact"/>
+            <w:tcW w:w="2317" w:type="dxa"/>
+          </w:tcPr>
+          <w:p>
+            <w:pPr>
+              <w:pStyle w:val="Compact"/>
+              <w:keepNext/>
               <w:jc w:val="left"/>
             </w:pPr>
             <w:r>
               <w:rPr>
-                <w:sz w:val="20"/>
-                <w:szCs w:val="20"/>
+                <w:sz w:val="16"/>
+                <w:szCs w:val="16"/>
                 <w:lang w:val="en-US"/>
               </w:rPr>
               <w:t xml:space="preserve">Condition</w:t>
@@ -5339,11 +5358,12 @@
         </w:tc>
         <w:tc>
           <w:tcPr>
-            <w:tcW w:w="916" w:type="dxa"/>
-          </w:tcPr>
-          <w:p>
-            <w:pPr>
-              <w:pStyle w:val="Compact"/>
+            <w:tcW w:w="899" w:type="dxa"/>
+          </w:tcPr>
+          <w:p>
+            <w:pPr>
+              <w:pStyle w:val="Compact"/>
+              <w:keepNext/>
               <w:jc w:val="right"/>
             </w:pPr>
             <m:oMath>
@@ -5353,8 +5373,8 @@
             </m:oMath>
             <w:r>
               <w:rPr>
-                <w:sz w:val="20"/>
-                <w:szCs w:val="20"/>
+                <w:sz w:val="16"/>
+                <w:szCs w:val="16"/>
                 <w:lang w:val="en-US"/>
               </w:rPr>
               <w:t xml:space="preserve">​</w:t>
@@ -5363,17 +5383,18 @@
         </w:tc>
         <w:tc>
           <w:tcPr>
-            <w:tcW w:w="1365" w:type="dxa"/>
-          </w:tcPr>
-          <w:p>
-            <w:pPr>
-              <w:pStyle w:val="Compact"/>
+            <w:tcW w:w="1607" w:type="dxa"/>
+          </w:tcPr>
+          <w:p>
+            <w:pPr>
+              <w:pStyle w:val="Compact"/>
+              <w:keepNext/>
               <w:jc w:val="right"/>
             </w:pPr>
             <w:r>
               <w:rPr>
-                <w:sz w:val="20"/>
-                <w:szCs w:val="20"/>
+                <w:sz w:val="16"/>
+                <w:szCs w:val="16"/>
                 <w:lang w:val="en-US"/>
               </w:rPr>
               <w:t xml:space="preserve">Struct. pass (%)</w:t>
@@ -5382,17 +5403,18 @@
         </w:tc>
         <w:tc>
           <w:tcPr>
-            <w:tcW w:w="916" w:type="dxa"/>
-          </w:tcPr>
-          <w:p>
-            <w:pPr>
-              <w:pStyle w:val="Compact"/>
+            <w:tcW w:w="921" w:type="dxa"/>
+          </w:tcPr>
+          <w:p>
+            <w:pPr>
+              <w:pStyle w:val="Compact"/>
+              <w:keepNext/>
               <w:jc w:val="right"/>
             </w:pPr>
             <w:r>
               <w:rPr>
-                <w:sz w:val="20"/>
-                <w:szCs w:val="20"/>
+                <w:sz w:val="16"/>
+                <w:szCs w:val="16"/>
                 <w:lang w:val="en-US"/>
               </w:rPr>
               <w:t xml:space="preserve">Passes</w:t>
@@ -5401,17 +5423,18 @@
         </w:tc>
         <w:tc>
           <w:tcPr>
-            <w:tcW w:w="916" w:type="dxa"/>
-          </w:tcPr>
-          <w:p>
-            <w:pPr>
-              <w:pStyle w:val="Compact"/>
+            <w:tcW w:w="1007" w:type="dxa"/>
+          </w:tcPr>
+          <w:p>
+            <w:pPr>
+              <w:pStyle w:val="Compact"/>
+              <w:keepNext/>
               <w:jc w:val="right"/>
             </w:pPr>
             <w:r>
               <w:rPr>
-                <w:sz w:val="20"/>
-                <w:szCs w:val="20"/>
+                <w:sz w:val="16"/>
+                <w:szCs w:val="16"/>
                 <w:lang w:val="en-US"/>
               </w:rPr>
               <w:t xml:space="preserve">Decided</w:t>
@@ -5420,17 +5443,18 @@
         </w:tc>
         <w:tc>
           <w:tcPr>
-            <w:tcW w:w="916" w:type="dxa"/>
-          </w:tcPr>
-          <w:p>
-            <w:pPr>
-              <w:pStyle w:val="Compact"/>
+            <w:tcW w:w="899" w:type="dxa"/>
+          </w:tcPr>
+          <w:p>
+            <w:pPr>
+              <w:pStyle w:val="Compact"/>
+              <w:keepNext/>
               <w:jc w:val="right"/>
             </w:pPr>
             <w:r>
               <w:rPr>
-                <w:sz w:val="20"/>
-                <w:szCs w:val="20"/>
+                <w:sz w:val="16"/>
+                <w:szCs w:val="16"/>
                 <w:lang w:val="en-US"/>
               </w:rPr>
               <w:t xml:space="preserve">SV-SI</w:t>
@@ -5439,17 +5463,18 @@
         </w:tc>
         <w:tc>
           <w:tcPr>
-            <w:tcW w:w="1290" w:type="dxa"/>
-          </w:tcPr>
-          <w:p>
-            <w:pPr>
-              <w:pStyle w:val="Compact"/>
+            <w:tcW w:w="1521" w:type="dxa"/>
+          </w:tcPr>
+          <w:p>
+            <w:pPr>
+              <w:pStyle w:val="Compact"/>
+              <w:keepNext/>
               <w:jc w:val="right"/>
             </w:pPr>
             <w:r>
               <w:rPr>
-                <w:sz w:val="20"/>
-                <w:szCs w:val="20"/>
+                <w:sz w:val="16"/>
+                <w:szCs w:val="16"/>
                 <w:lang w:val="en-US"/>
               </w:rPr>
               <w:t xml:space="preserve">Cond. SV-SI (%)</w:t>
@@ -5458,17 +5483,18 @@
         </w:tc>
         <w:tc>
           <w:tcPr>
-            <w:tcW w:w="1062" w:type="dxa"/>
-          </w:tcPr>
-          <w:p>
-            <w:pPr>
-              <w:pStyle w:val="Compact"/>
+            <w:tcW w:w="1264" w:type="dxa"/>
+          </w:tcPr>
+          <w:p>
+            <w:pPr>
+              <w:pStyle w:val="Compact"/>
+              <w:keepNext/>
               <w:jc w:val="right"/>
             </w:pPr>
             <w:r>
               <w:rPr>
-                <w:sz w:val="20"/>
-                <w:szCs w:val="20"/>
+                <w:sz w:val="16"/>
+                <w:szCs w:val="16"/>
                 <w:lang w:val="en-US"/>
               </w:rPr>
               <w:t xml:space="preserve">95% CI</w:t>
@@ -5477,27 +5503,31 @@
         </w:tc>
       </w:tr>
       <w:tr>
-        <w:tc>
-          <w:tcPr>
-            <w:tcW w:w="1973" w:type="dxa"/>
-          </w:tcPr>
-          <w:p>
-            <w:pPr>
-              <w:pStyle w:val="Compact"/>
+        <w:trPr>
+          <w:cantSplit/>
+        </w:trPr>
+        <w:tc>
+          <w:tcPr>
+            <w:tcW w:w="2317" w:type="dxa"/>
+          </w:tcPr>
+          <w:p>
+            <w:pPr>
+              <w:pStyle w:val="Compact"/>
+              <w:keepNext/>
               <w:jc w:val="left"/>
             </w:pPr>
             <w:r>
               <w:rPr>
-                <w:sz w:val="20"/>
-                <w:szCs w:val="20"/>
+                <w:sz w:val="16"/>
+                <w:szCs w:val="16"/>
                 <w:lang w:val="en-US"/>
               </w:rPr>
               <w:t xml:space="preserve">A valid human</w:t>
             </w:r>
             <w:r>
               <w:rPr>
-                <w:sz w:val="20"/>
-                <w:szCs w:val="20"/>
+                <w:sz w:val="16"/>
+                <w:szCs w:val="16"/>
                 <w:vertAlign w:val="superscript"/>
                 <w:lang w:val="en-US"/>
               </w:rPr>
@@ -5507,17 +5537,18 @@
         </w:tc>
         <w:tc>
           <w:tcPr>
-            <w:tcW w:w="916" w:type="dxa"/>
-          </w:tcPr>
-          <w:p>
-            <w:pPr>
-              <w:pStyle w:val="Compact"/>
+            <w:tcW w:w="899" w:type="dxa"/>
+          </w:tcPr>
+          <w:p>
+            <w:pPr>
+              <w:pStyle w:val="Compact"/>
+              <w:keepNext/>
               <w:jc w:val="right"/>
             </w:pPr>
             <w:r>
               <w:rPr>
-                <w:sz w:val="20"/>
-                <w:szCs w:val="20"/>
+                <w:sz w:val="16"/>
+                <w:szCs w:val="16"/>
                 <w:lang w:val="en-US"/>
               </w:rPr>
               <w:t xml:space="preserve">134</w:t>
@@ -5526,17 +5557,18 @@
         </w:tc>
         <w:tc>
           <w:tcPr>
-            <w:tcW w:w="1365" w:type="dxa"/>
-          </w:tcPr>
-          <w:p>
-            <w:pPr>
-              <w:pStyle w:val="Compact"/>
+            <w:tcW w:w="1607" w:type="dxa"/>
+          </w:tcPr>
+          <w:p>
+            <w:pPr>
+              <w:pStyle w:val="Compact"/>
+              <w:keepNext/>
               <w:jc w:val="right"/>
             </w:pPr>
             <w:r>
               <w:rPr>
-                <w:sz w:val="20"/>
-                <w:szCs w:val="20"/>
+                <w:sz w:val="16"/>
+                <w:szCs w:val="16"/>
                 <w:lang w:val="en-US"/>
               </w:rPr>
               <w:t xml:space="preserve">97.8</w:t>
@@ -5545,17 +5577,18 @@
         </w:tc>
         <w:tc>
           <w:tcPr>
-            <w:tcW w:w="916" w:type="dxa"/>
-          </w:tcPr>
-          <w:p>
-            <w:pPr>
-              <w:pStyle w:val="Compact"/>
+            <w:tcW w:w="921" w:type="dxa"/>
+          </w:tcPr>
+          <w:p>
+            <w:pPr>
+              <w:pStyle w:val="Compact"/>
+              <w:keepNext/>
               <w:jc w:val="right"/>
             </w:pPr>
             <w:r>
               <w:rPr>
-                <w:sz w:val="20"/>
-                <w:szCs w:val="20"/>
+                <w:sz w:val="16"/>
+                <w:szCs w:val="16"/>
                 <w:lang w:val="en-US"/>
               </w:rPr>
               <w:t xml:space="preserve">131</w:t>
@@ -5564,17 +5597,18 @@
         </w:tc>
         <w:tc>
           <w:tcPr>
-            <w:tcW w:w="916" w:type="dxa"/>
-          </w:tcPr>
-          <w:p>
-            <w:pPr>
-              <w:pStyle w:val="Compact"/>
+            <w:tcW w:w="1007" w:type="dxa"/>
+          </w:tcPr>
+          <w:p>
+            <w:pPr>
+              <w:pStyle w:val="Compact"/>
+              <w:keepNext/>
               <w:jc w:val="right"/>
             </w:pPr>
             <w:r>
               <w:rPr>
-                <w:sz w:val="20"/>
-                <w:szCs w:val="20"/>
+                <w:sz w:val="16"/>
+                <w:szCs w:val="16"/>
                 <w:lang w:val="en-US"/>
               </w:rPr>
               <w:t xml:space="preserve">130</w:t>
@@ -5583,17 +5617,18 @@
         </w:tc>
         <w:tc>
           <w:tcPr>
-            <w:tcW w:w="916" w:type="dxa"/>
-          </w:tcPr>
-          <w:p>
-            <w:pPr>
-              <w:pStyle w:val="Compact"/>
+            <w:tcW w:w="899" w:type="dxa"/>
+          </w:tcPr>
+          <w:p>
+            <w:pPr>
+              <w:pStyle w:val="Compact"/>
+              <w:keepNext/>
               <w:jc w:val="right"/>
             </w:pPr>
             <w:r>
               <w:rPr>
-                <w:sz w:val="20"/>
-                <w:szCs w:val="20"/>
+                <w:sz w:val="16"/>
+                <w:szCs w:val="16"/>
                 <w:lang w:val="en-US"/>
               </w:rPr>
               <w:t xml:space="preserve">17</w:t>
@@ -5602,17 +5637,18 @@
         </w:tc>
         <w:tc>
           <w:tcPr>
-            <w:tcW w:w="1290" w:type="dxa"/>
-          </w:tcPr>
-          <w:p>
-            <w:pPr>
-              <w:pStyle w:val="Compact"/>
+            <w:tcW w:w="1521" w:type="dxa"/>
+          </w:tcPr>
+          <w:p>
+            <w:pPr>
+              <w:pStyle w:val="Compact"/>
+              <w:keepNext/>
               <w:jc w:val="right"/>
             </w:pPr>
             <w:r>
               <w:rPr>
-                <w:sz w:val="20"/>
-                <w:szCs w:val="20"/>
+                <w:sz w:val="16"/>
+                <w:szCs w:val="16"/>
                 <w:lang w:val="en-US"/>
               </w:rPr>
               <w:t xml:space="preserve">13.1</w:t>
@@ -5621,17 +5657,18 @@
         </w:tc>
         <w:tc>
           <w:tcPr>
-            <w:tcW w:w="1062" w:type="dxa"/>
-          </w:tcPr>
-          <w:p>
-            <w:pPr>
-              <w:pStyle w:val="Compact"/>
+            <w:tcW w:w="1264" w:type="dxa"/>
+          </w:tcPr>
+          <w:p>
+            <w:pPr>
+              <w:pStyle w:val="Compact"/>
+              <w:keepNext/>
               <w:jc w:val="right"/>
             </w:pPr>
             <w:r>
               <w:rPr>
-                <w:sz w:val="20"/>
-                <w:szCs w:val="20"/>
+                <w:sz w:val="16"/>
+                <w:szCs w:val="16"/>
                 <w:lang w:val="en-US"/>
               </w:rPr>
               <w:t xml:space="preserve">[8.3, 19.9]</w:t>
@@ -5640,19 +5677,23 @@
         </w:tc>
       </w:tr>
       <w:tr>
-        <w:tc>
-          <w:tcPr>
-            <w:tcW w:w="1973" w:type="dxa"/>
-          </w:tcPr>
-          <w:p>
-            <w:pPr>
-              <w:pStyle w:val="Compact"/>
+        <w:trPr>
+          <w:cantSplit/>
+        </w:trPr>
+        <w:tc>
+          <w:tcPr>
+            <w:tcW w:w="2317" w:type="dxa"/>
+          </w:tcPr>
+          <w:p>
+            <w:pPr>
+              <w:pStyle w:val="Compact"/>
+              <w:keepNext/>
               <w:jc w:val="left"/>
             </w:pPr>
             <w:r>
               <w:rPr>
-                <w:sz w:val="20"/>
-                <w:szCs w:val="20"/>
+                <w:sz w:val="16"/>
+                <w:szCs w:val="16"/>
                 <w:lang w:val="en-US"/>
               </w:rPr>
               <w:t xml:space="preserve">B random</w:t>
@@ -5661,17 +5702,18 @@
         </w:tc>
         <w:tc>
           <w:tcPr>
-            <w:tcW w:w="916" w:type="dxa"/>
-          </w:tcPr>
-          <w:p>
-            <w:pPr>
-              <w:pStyle w:val="Compact"/>
+            <w:tcW w:w="899" w:type="dxa"/>
+          </w:tcPr>
+          <w:p>
+            <w:pPr>
+              <w:pStyle w:val="Compact"/>
+              <w:keepNext/>
               <w:jc w:val="right"/>
             </w:pPr>
             <w:r>
               <w:rPr>
-                <w:sz w:val="20"/>
-                <w:szCs w:val="20"/>
+                <w:sz w:val="16"/>
+                <w:szCs w:val="16"/>
                 <w:lang w:val="en-US"/>
               </w:rPr>
               <w:t xml:space="preserve">425</w:t>
@@ -5680,17 +5722,18 @@
         </w:tc>
         <w:tc>
           <w:tcPr>
-            <w:tcW w:w="1365" w:type="dxa"/>
-          </w:tcPr>
-          <w:p>
-            <w:pPr>
-              <w:pStyle w:val="Compact"/>
+            <w:tcW w:w="1607" w:type="dxa"/>
+          </w:tcPr>
+          <w:p>
+            <w:pPr>
+              <w:pStyle w:val="Compact"/>
+              <w:keepNext/>
               <w:jc w:val="right"/>
             </w:pPr>
             <w:r>
               <w:rPr>
-                <w:sz w:val="20"/>
-                <w:szCs w:val="20"/>
+                <w:sz w:val="16"/>
+                <w:szCs w:val="16"/>
                 <w:lang w:val="en-US"/>
               </w:rPr>
               <w:t xml:space="preserve">93.6</w:t>
@@ -5699,17 +5742,18 @@
         </w:tc>
         <w:tc>
           <w:tcPr>
-            <w:tcW w:w="916" w:type="dxa"/>
-          </w:tcPr>
-          <w:p>
-            <w:pPr>
-              <w:pStyle w:val="Compact"/>
+            <w:tcW w:w="921" w:type="dxa"/>
+          </w:tcPr>
+          <w:p>
+            <w:pPr>
+              <w:pStyle w:val="Compact"/>
+              <w:keepNext/>
               <w:jc w:val="right"/>
             </w:pPr>
             <w:r>
               <w:rPr>
-                <w:sz w:val="20"/>
-                <w:szCs w:val="20"/>
+                <w:sz w:val="16"/>
+                <w:szCs w:val="16"/>
                 <w:lang w:val="en-US"/>
               </w:rPr>
               <w:t xml:space="preserve">398</w:t>
@@ -5718,17 +5762,18 @@
         </w:tc>
         <w:tc>
           <w:tcPr>
-            <w:tcW w:w="916" w:type="dxa"/>
-          </w:tcPr>
-          <w:p>
-            <w:pPr>
-              <w:pStyle w:val="Compact"/>
+            <w:tcW w:w="1007" w:type="dxa"/>
+          </w:tcPr>
+          <w:p>
+            <w:pPr>
+              <w:pStyle w:val="Compact"/>
+              <w:keepNext/>
               <w:jc w:val="right"/>
             </w:pPr>
             <w:r>
               <w:rPr>
-                <w:sz w:val="20"/>
-                <w:szCs w:val="20"/>
+                <w:sz w:val="16"/>
+                <w:szCs w:val="16"/>
                 <w:lang w:val="en-US"/>
               </w:rPr>
               <w:t xml:space="preserve">365</w:t>
@@ -5737,17 +5782,18 @@
         </w:tc>
         <w:tc>
           <w:tcPr>
-            <w:tcW w:w="916" w:type="dxa"/>
-          </w:tcPr>
-          <w:p>
-            <w:pPr>
-              <w:pStyle w:val="Compact"/>
+            <w:tcW w:w="899" w:type="dxa"/>
+          </w:tcPr>
+          <w:p>
+            <w:pPr>
+              <w:pStyle w:val="Compact"/>
+              <w:keepNext/>
               <w:jc w:val="right"/>
             </w:pPr>
             <w:r>
               <w:rPr>
-                <w:sz w:val="20"/>
-                <w:szCs w:val="20"/>
+                <w:sz w:val="16"/>
+                <w:szCs w:val="16"/>
                 <w:lang w:val="en-US"/>
               </w:rPr>
               <w:t xml:space="preserve">199</w:t>
@@ -5756,17 +5802,18 @@
         </w:tc>
         <w:tc>
           <w:tcPr>
-            <w:tcW w:w="1290" w:type="dxa"/>
-          </w:tcPr>
-          <w:p>
-            <w:pPr>
-              <w:pStyle w:val="Compact"/>
+            <w:tcW w:w="1521" w:type="dxa"/>
+          </w:tcPr>
+          <w:p>
+            <w:pPr>
+              <w:pStyle w:val="Compact"/>
+              <w:keepNext/>
               <w:jc w:val="right"/>
             </w:pPr>
             <w:r>
               <w:rPr>
-                <w:sz w:val="20"/>
-                <w:szCs w:val="20"/>
+                <w:sz w:val="16"/>
+                <w:szCs w:val="16"/>
                 <w:lang w:val="en-US"/>
               </w:rPr>
               <w:t xml:space="preserve">54.5</w:t>
@@ -5775,17 +5822,18 @@
         </w:tc>
         <w:tc>
           <w:tcPr>
-            <w:tcW w:w="1062" w:type="dxa"/>
-          </w:tcPr>
-          <w:p>
-            <w:pPr>
-              <w:pStyle w:val="Compact"/>
+            <w:tcW w:w="1264" w:type="dxa"/>
+          </w:tcPr>
+          <w:p>
+            <w:pPr>
+              <w:pStyle w:val="Compact"/>
+              <w:keepNext/>
               <w:jc w:val="right"/>
             </w:pPr>
             <w:r>
               <w:rPr>
-                <w:sz w:val="20"/>
-                <w:szCs w:val="20"/>
+                <w:sz w:val="16"/>
+                <w:szCs w:val="16"/>
                 <w:lang w:val="en-US"/>
               </w:rPr>
               <w:t xml:space="preserve">[49.4, 59.6]</w:t>
@@ -5794,19 +5842,23 @@
         </w:tc>
       </w:tr>
       <w:tr>
-        <w:tc>
-          <w:tcPr>
-            <w:tcW w:w="1973" w:type="dxa"/>
-          </w:tcPr>
-          <w:p>
-            <w:pPr>
-              <w:pStyle w:val="Compact"/>
+        <w:trPr>
+          <w:cantSplit/>
+        </w:trPr>
+        <w:tc>
+          <w:tcPr>
+            <w:tcW w:w="2317" w:type="dxa"/>
+          </w:tcPr>
+          <w:p>
+            <w:pPr>
+              <w:pStyle w:val="Compact"/>
+              <w:keepNext/>
               <w:jc w:val="left"/>
             </w:pPr>
             <w:r>
               <w:rPr>
-                <w:sz w:val="20"/>
-                <w:szCs w:val="20"/>
+                <w:sz w:val="16"/>
+                <w:szCs w:val="16"/>
                 <w:lang w:val="en-US"/>
               </w:rPr>
               <w:t xml:space="preserve">C rule-based adversarial</w:t>
@@ -5815,17 +5867,18 @@
         </w:tc>
         <w:tc>
           <w:tcPr>
-            <w:tcW w:w="916" w:type="dxa"/>
-          </w:tcPr>
-          <w:p>
-            <w:pPr>
-              <w:pStyle w:val="Compact"/>
+            <w:tcW w:w="899" w:type="dxa"/>
+          </w:tcPr>
+          <w:p>
+            <w:pPr>
+              <w:pStyle w:val="Compact"/>
+              <w:keepNext/>
               <w:jc w:val="right"/>
             </w:pPr>
             <w:r>
               <w:rPr>
-                <w:sz w:val="20"/>
-                <w:szCs w:val="20"/>
+                <w:sz w:val="16"/>
+                <w:szCs w:val="16"/>
                 <w:lang w:val="en-US"/>
               </w:rPr>
               <w:t xml:space="preserve">85</w:t>
@@ -5834,17 +5887,18 @@
         </w:tc>
         <w:tc>
           <w:tcPr>
-            <w:tcW w:w="1365" w:type="dxa"/>
-          </w:tcPr>
-          <w:p>
-            <w:pPr>
-              <w:pStyle w:val="Compact"/>
+            <w:tcW w:w="1607" w:type="dxa"/>
+          </w:tcPr>
+          <w:p>
+            <w:pPr>
+              <w:pStyle w:val="Compact"/>
+              <w:keepNext/>
               <w:jc w:val="right"/>
             </w:pPr>
             <w:r>
               <w:rPr>
-                <w:sz w:val="20"/>
-                <w:szCs w:val="20"/>
+                <w:sz w:val="16"/>
+                <w:szCs w:val="16"/>
                 <w:lang w:val="en-US"/>
               </w:rPr>
               <w:t xml:space="preserve">96.5</w:t>
@@ -5853,17 +5907,18 @@
         </w:tc>
         <w:tc>
           <w:tcPr>
-            <w:tcW w:w="916" w:type="dxa"/>
-          </w:tcPr>
-          <w:p>
-            <w:pPr>
-              <w:pStyle w:val="Compact"/>
+            <w:tcW w:w="921" w:type="dxa"/>
+          </w:tcPr>
+          <w:p>
+            <w:pPr>
+              <w:pStyle w:val="Compact"/>
+              <w:keepNext/>
               <w:jc w:val="right"/>
             </w:pPr>
             <w:r>
               <w:rPr>
-                <w:sz w:val="20"/>
-                <w:szCs w:val="20"/>
+                <w:sz w:val="16"/>
+                <w:szCs w:val="16"/>
                 <w:lang w:val="en-US"/>
               </w:rPr>
               <w:t xml:space="preserve">82</w:t>
@@ -5872,17 +5927,18 @@
         </w:tc>
         <w:tc>
           <w:tcPr>
-            <w:tcW w:w="916" w:type="dxa"/>
-          </w:tcPr>
-          <w:p>
-            <w:pPr>
-              <w:pStyle w:val="Compact"/>
+            <w:tcW w:w="1007" w:type="dxa"/>
+          </w:tcPr>
+          <w:p>
+            <w:pPr>
+              <w:pStyle w:val="Compact"/>
+              <w:keepNext/>
               <w:jc w:val="right"/>
             </w:pPr>
             <w:r>
               <w:rPr>
-                <w:sz w:val="20"/>
-                <w:szCs w:val="20"/>
+                <w:sz w:val="16"/>
+                <w:szCs w:val="16"/>
                 <w:lang w:val="en-US"/>
               </w:rPr>
               <w:t xml:space="preserve">81</w:t>
@@ -5891,17 +5947,18 @@
         </w:tc>
         <w:tc>
           <w:tcPr>
-            <w:tcW w:w="916" w:type="dxa"/>
-          </w:tcPr>
-          <w:p>
-            <w:pPr>
-              <w:pStyle w:val="Compact"/>
+            <w:tcW w:w="899" w:type="dxa"/>
+          </w:tcPr>
+          <w:p>
+            <w:pPr>
+              <w:pStyle w:val="Compact"/>
+              <w:keepNext/>
               <w:jc w:val="right"/>
             </w:pPr>
             <w:r>
               <w:rPr>
-                <w:sz w:val="20"/>
-                <w:szCs w:val="20"/>
+                <w:sz w:val="16"/>
+                <w:szCs w:val="16"/>
                 <w:lang w:val="en-US"/>
               </w:rPr>
               <w:t xml:space="preserve">59</w:t>
@@ -5910,17 +5967,18 @@
         </w:tc>
         <w:tc>
           <w:tcPr>
-            <w:tcW w:w="1290" w:type="dxa"/>
-          </w:tcPr>
-          <w:p>
-            <w:pPr>
-              <w:pStyle w:val="Compact"/>
+            <w:tcW w:w="1521" w:type="dxa"/>
+          </w:tcPr>
+          <w:p>
+            <w:pPr>
+              <w:pStyle w:val="Compact"/>
+              <w:keepNext/>
               <w:jc w:val="right"/>
             </w:pPr>
             <w:r>
               <w:rPr>
-                <w:sz w:val="20"/>
-                <w:szCs w:val="20"/>
+                <w:sz w:val="16"/>
+                <w:szCs w:val="16"/>
                 <w:lang w:val="en-US"/>
               </w:rPr>
               <w:t xml:space="preserve">72.8</w:t>
@@ -5929,17 +5987,18 @@
         </w:tc>
         <w:tc>
           <w:tcPr>
-            <w:tcW w:w="1062" w:type="dxa"/>
-          </w:tcPr>
-          <w:p>
-            <w:pPr>
-              <w:pStyle w:val="Compact"/>
+            <w:tcW w:w="1264" w:type="dxa"/>
+          </w:tcPr>
+          <w:p>
+            <w:pPr>
+              <w:pStyle w:val="Compact"/>
+              <w:keepNext/>
               <w:jc w:val="right"/>
             </w:pPr>
             <w:r>
               <w:rPr>
-                <w:sz w:val="20"/>
-                <w:szCs w:val="20"/>
+                <w:sz w:val="16"/>
+                <w:szCs w:val="16"/>
                 <w:lang w:val="en-US"/>
               </w:rPr>
               <w:t xml:space="preserve">[62.3, 81.3]</w:t>
@@ -5948,19 +6007,23 @@
         </w:tc>
       </w:tr>
       <w:tr>
-        <w:tc>
-          <w:tcPr>
-            <w:tcW w:w="1973" w:type="dxa"/>
-          </w:tcPr>
-          <w:p>
-            <w:pPr>
-              <w:pStyle w:val="Compact"/>
+        <w:trPr>
+          <w:cantSplit/>
+        </w:trPr>
+        <w:tc>
+          <w:tcPr>
+            <w:tcW w:w="2317" w:type="dxa"/>
+          </w:tcPr>
+          <w:p>
+            <w:pPr>
+              <w:pStyle w:val="Compact"/>
+              <w:keepNext/>
               <w:jc w:val="left"/>
             </w:pPr>
             <w:r>
               <w:rPr>
-                <w:sz w:val="20"/>
-                <w:szCs w:val="20"/>
+                <w:sz w:val="16"/>
+                <w:szCs w:val="16"/>
                 <w:lang w:val="en-US"/>
               </w:rPr>
               <w:t xml:space="preserve">D LLM context-free</w:t>
@@ -5969,17 +6032,18 @@
         </w:tc>
         <w:tc>
           <w:tcPr>
-            <w:tcW w:w="916" w:type="dxa"/>
-          </w:tcPr>
-          <w:p>
-            <w:pPr>
-              <w:pStyle w:val="Compact"/>
+            <w:tcW w:w="899" w:type="dxa"/>
+          </w:tcPr>
+          <w:p>
+            <w:pPr>
+              <w:pStyle w:val="Compact"/>
+              <w:keepNext/>
               <w:jc w:val="right"/>
             </w:pPr>
             <w:r>
               <w:rPr>
-                <w:sz w:val="20"/>
-                <w:szCs w:val="20"/>
+                <w:sz w:val="16"/>
+                <w:szCs w:val="16"/>
                 <w:lang w:val="en-US"/>
               </w:rPr>
               <w:t xml:space="preserve">1268</w:t>
@@ -5988,17 +6052,18 @@
         </w:tc>
         <w:tc>
           <w:tcPr>
-            <w:tcW w:w="1365" w:type="dxa"/>
-          </w:tcPr>
-          <w:p>
-            <w:pPr>
-              <w:pStyle w:val="Compact"/>
+            <w:tcW w:w="1607" w:type="dxa"/>
+          </w:tcPr>
+          <w:p>
+            <w:pPr>
+              <w:pStyle w:val="Compact"/>
+              <w:keepNext/>
               <w:jc w:val="right"/>
             </w:pPr>
             <w:r>
               <w:rPr>
-                <w:sz w:val="20"/>
-                <w:szCs w:val="20"/>
+                <w:sz w:val="16"/>
+                <w:szCs w:val="16"/>
                 <w:lang w:val="en-US"/>
               </w:rPr>
               <w:t xml:space="preserve">84.0</w:t>
@@ -6007,17 +6072,18 @@
         </w:tc>
         <w:tc>
           <w:tcPr>
-            <w:tcW w:w="916" w:type="dxa"/>
-          </w:tcPr>
-          <w:p>
-            <w:pPr>
-              <w:pStyle w:val="Compact"/>
+            <w:tcW w:w="921" w:type="dxa"/>
+          </w:tcPr>
+          <w:p>
+            <w:pPr>
+              <w:pStyle w:val="Compact"/>
+              <w:keepNext/>
               <w:jc w:val="right"/>
             </w:pPr>
             <w:r>
               <w:rPr>
-                <w:sz w:val="20"/>
-                <w:szCs w:val="20"/>
+                <w:sz w:val="16"/>
+                <w:szCs w:val="16"/>
                 <w:lang w:val="en-US"/>
               </w:rPr>
               <w:t xml:space="preserve">1065</w:t>
@@ -6026,17 +6092,18 @@
         </w:tc>
         <w:tc>
           <w:tcPr>
-            <w:tcW w:w="916" w:type="dxa"/>
-          </w:tcPr>
-          <w:p>
-            <w:pPr>
-              <w:pStyle w:val="Compact"/>
+            <w:tcW w:w="1007" w:type="dxa"/>
+          </w:tcPr>
+          <w:p>
+            <w:pPr>
+              <w:pStyle w:val="Compact"/>
+              <w:keepNext/>
               <w:jc w:val="right"/>
             </w:pPr>
             <w:r>
               <w:rPr>
-                <w:sz w:val="20"/>
-                <w:szCs w:val="20"/>
+                <w:sz w:val="16"/>
+                <w:szCs w:val="16"/>
                 <w:lang w:val="en-US"/>
               </w:rPr>
               <w:t xml:space="preserve">532</w:t>
@@ -6045,17 +6112,18 @@
         </w:tc>
         <w:tc>
           <w:tcPr>
-            <w:tcW w:w="916" w:type="dxa"/>
-          </w:tcPr>
-          <w:p>
-            <w:pPr>
-              <w:pStyle w:val="Compact"/>
+            <w:tcW w:w="899" w:type="dxa"/>
+          </w:tcPr>
+          <w:p>
+            <w:pPr>
+              <w:pStyle w:val="Compact"/>
+              <w:keepNext/>
               <w:jc w:val="right"/>
             </w:pPr>
             <w:r>
               <w:rPr>
-                <w:sz w:val="20"/>
-                <w:szCs w:val="20"/>
+                <w:sz w:val="16"/>
+                <w:szCs w:val="16"/>
                 <w:lang w:val="en-US"/>
               </w:rPr>
               <w:t xml:space="preserve">238</w:t>
@@ -6064,17 +6132,18 @@
         </w:tc>
         <w:tc>
           <w:tcPr>
-            <w:tcW w:w="1290" w:type="dxa"/>
-          </w:tcPr>
-          <w:p>
-            <w:pPr>
-              <w:pStyle w:val="Compact"/>
+            <w:tcW w:w="1521" w:type="dxa"/>
+          </w:tcPr>
+          <w:p>
+            <w:pPr>
+              <w:pStyle w:val="Compact"/>
+              <w:keepNext/>
               <w:jc w:val="right"/>
             </w:pPr>
             <w:r>
               <w:rPr>
-                <w:sz w:val="20"/>
-                <w:szCs w:val="20"/>
+                <w:sz w:val="16"/>
+                <w:szCs w:val="16"/>
                 <w:lang w:val="en-US"/>
               </w:rPr>
               <w:t xml:space="preserve">44.7</w:t>
@@ -6083,17 +6152,18 @@
         </w:tc>
         <w:tc>
           <w:tcPr>
-            <w:tcW w:w="1062" w:type="dxa"/>
-          </w:tcPr>
-          <w:p>
-            <w:pPr>
-              <w:pStyle w:val="Compact"/>
+            <w:tcW w:w="1264" w:type="dxa"/>
+          </w:tcPr>
+          <w:p>
+            <w:pPr>
+              <w:pStyle w:val="Compact"/>
+              <w:keepNext/>
               <w:jc w:val="right"/>
             </w:pPr>
             <w:r>
               <w:rPr>
-                <w:sz w:val="20"/>
-                <w:szCs w:val="20"/>
+                <w:sz w:val="16"/>
+                <w:szCs w:val="16"/>
                 <w:lang w:val="en-US"/>
               </w:rPr>
               <w:t xml:space="preserve">[40.6, 49.0]</w:t>
@@ -6102,19 +6172,23 @@
         </w:tc>
       </w:tr>
       <w:tr>
-        <w:tc>
-          <w:tcPr>
-            <w:tcW w:w="1973" w:type="dxa"/>
-          </w:tcPr>
-          <w:p>
-            <w:pPr>
-              <w:pStyle w:val="Compact"/>
+        <w:trPr>
+          <w:cantSplit/>
+        </w:trPr>
+        <w:tc>
+          <w:tcPr>
+            <w:tcW w:w="2317" w:type="dxa"/>
+          </w:tcPr>
+          <w:p>
+            <w:pPr>
+              <w:pStyle w:val="Compact"/>
+              <w:keepNext/>
               <w:jc w:val="left"/>
             </w:pPr>
             <w:r>
               <w:rPr>
-                <w:sz w:val="20"/>
-                <w:szCs w:val="20"/>
+                <w:sz w:val="16"/>
+                <w:szCs w:val="16"/>
                 <w:lang w:val="en-US"/>
               </w:rPr>
               <w:t xml:space="preserve">E LLM context-aware</w:t>
@@ -6123,17 +6197,18 @@
         </w:tc>
         <w:tc>
           <w:tcPr>
-            <w:tcW w:w="916" w:type="dxa"/>
-          </w:tcPr>
-          <w:p>
-            <w:pPr>
-              <w:pStyle w:val="Compact"/>
+            <w:tcW w:w="899" w:type="dxa"/>
+          </w:tcPr>
+          <w:p>
+            <w:pPr>
+              <w:pStyle w:val="Compact"/>
+              <w:keepNext/>
               <w:jc w:val="right"/>
             </w:pPr>
             <w:r>
               <w:rPr>
-                <w:sz w:val="20"/>
-                <w:szCs w:val="20"/>
+                <w:sz w:val="16"/>
+                <w:szCs w:val="16"/>
                 <w:lang w:val="en-US"/>
               </w:rPr>
               <w:t xml:space="preserve">1108</w:t>
@@ -6142,17 +6217,18 @@
         </w:tc>
         <w:tc>
           <w:tcPr>
-            <w:tcW w:w="1365" w:type="dxa"/>
-          </w:tcPr>
-          <w:p>
-            <w:pPr>
-              <w:pStyle w:val="Compact"/>
+            <w:tcW w:w="1607" w:type="dxa"/>
+          </w:tcPr>
+          <w:p>
+            <w:pPr>
+              <w:pStyle w:val="Compact"/>
+              <w:keepNext/>
               <w:jc w:val="right"/>
             </w:pPr>
             <w:r>
               <w:rPr>
-                <w:sz w:val="20"/>
-                <w:szCs w:val="20"/>
+                <w:sz w:val="16"/>
+                <w:szCs w:val="16"/>
                 <w:lang w:val="en-US"/>
               </w:rPr>
               <w:t xml:space="preserve">92.8</w:t>
@@ -6161,17 +6237,18 @@
         </w:tc>
         <w:tc>
           <w:tcPr>
-            <w:tcW w:w="916" w:type="dxa"/>
-          </w:tcPr>
-          <w:p>
-            <w:pPr>
-              <w:pStyle w:val="Compact"/>
+            <w:tcW w:w="921" w:type="dxa"/>
+          </w:tcPr>
+          <w:p>
+            <w:pPr>
+              <w:pStyle w:val="Compact"/>
+              <w:keepNext/>
               <w:jc w:val="right"/>
             </w:pPr>
             <w:r>
               <w:rPr>
-                <w:sz w:val="20"/>
-                <w:szCs w:val="20"/>
+                <w:sz w:val="16"/>
+                <w:szCs w:val="16"/>
                 <w:lang w:val="en-US"/>
               </w:rPr>
               <w:t xml:space="preserve">1028</w:t>
@@ -6180,17 +6257,18 @@
         </w:tc>
         <w:tc>
           <w:tcPr>
-            <w:tcW w:w="916" w:type="dxa"/>
-          </w:tcPr>
-          <w:p>
-            <w:pPr>
-              <w:pStyle w:val="Compact"/>
+            <w:tcW w:w="1007" w:type="dxa"/>
+          </w:tcPr>
+          <w:p>
+            <w:pPr>
+              <w:pStyle w:val="Compact"/>
+              <w:keepNext/>
               <w:jc w:val="right"/>
             </w:pPr>
             <w:r>
               <w:rPr>
-                <w:sz w:val="20"/>
-                <w:szCs w:val="20"/>
+                <w:sz w:val="16"/>
+                <w:szCs w:val="16"/>
                 <w:lang w:val="en-US"/>
               </w:rPr>
               <w:t xml:space="preserve">564</w:t>
@@ -6199,17 +6277,18 @@
         </w:tc>
         <w:tc>
           <w:tcPr>
-            <w:tcW w:w="916" w:type="dxa"/>
-          </w:tcPr>
-          <w:p>
-            <w:pPr>
-              <w:pStyle w:val="Compact"/>
+            <w:tcW w:w="899" w:type="dxa"/>
+          </w:tcPr>
+          <w:p>
+            <w:pPr>
+              <w:pStyle w:val="Compact"/>
+              <w:keepNext/>
               <w:jc w:val="right"/>
             </w:pPr>
             <w:r>
               <w:rPr>
-                <w:sz w:val="20"/>
-                <w:szCs w:val="20"/>
+                <w:sz w:val="16"/>
+                <w:szCs w:val="16"/>
                 <w:lang w:val="en-US"/>
               </w:rPr>
               <w:t xml:space="preserve">174</w:t>
@@ -6218,17 +6297,18 @@
         </w:tc>
         <w:tc>
           <w:tcPr>
-            <w:tcW w:w="1290" w:type="dxa"/>
-          </w:tcPr>
-          <w:p>
-            <w:pPr>
-              <w:pStyle w:val="Compact"/>
+            <w:tcW w:w="1521" w:type="dxa"/>
+          </w:tcPr>
+          <w:p>
+            <w:pPr>
+              <w:pStyle w:val="Compact"/>
+              <w:keepNext/>
               <w:jc w:val="right"/>
             </w:pPr>
             <w:r>
               <w:rPr>
-                <w:sz w:val="20"/>
-                <w:szCs w:val="20"/>
+                <w:sz w:val="16"/>
+                <w:szCs w:val="16"/>
                 <w:lang w:val="en-US"/>
               </w:rPr>
               <w:t xml:space="preserve">30.9</w:t>
@@ -6237,17 +6317,18 @@
         </w:tc>
         <w:tc>
           <w:tcPr>
-            <w:tcW w:w="1062" w:type="dxa"/>
-          </w:tcPr>
-          <w:p>
-            <w:pPr>
-              <w:pStyle w:val="Compact"/>
+            <w:tcW w:w="1264" w:type="dxa"/>
+          </w:tcPr>
+          <w:p>
+            <w:pPr>
+              <w:pStyle w:val="Compact"/>
+              <w:keepNext/>
               <w:jc w:val="right"/>
             </w:pPr>
             <w:r>
               <w:rPr>
-                <w:sz w:val="20"/>
-                <w:szCs w:val="20"/>
+                <w:sz w:val="16"/>
+                <w:szCs w:val="16"/>
                 <w:lang w:val="en-US"/>
               </w:rPr>
               <w:t xml:space="preserve">[27.2, 34.8]</w:t>
@@ -6256,19 +6337,23 @@
         </w:tc>
       </w:tr>
       <w:tr>
-        <w:tc>
-          <w:tcPr>
-            <w:tcW w:w="1973" w:type="dxa"/>
-          </w:tcPr>
-          <w:p>
-            <w:pPr>
-              <w:pStyle w:val="Compact"/>
+        <w:trPr>
+          <w:cantSplit/>
+        </w:trPr>
+        <w:tc>
+          <w:tcPr>
+            <w:tcW w:w="2317" w:type="dxa"/>
+          </w:tcPr>
+          <w:p>
+            <w:pPr>
+              <w:pStyle w:val="Compact"/>
+              <w:keepNext/>
               <w:jc w:val="left"/>
             </w:pPr>
             <w:r>
               <w:rPr>
-                <w:sz w:val="20"/>
-                <w:szCs w:val="20"/>
+                <w:sz w:val="16"/>
+                <w:szCs w:val="16"/>
                 <w:lang w:val="en-US"/>
               </w:rPr>
               <w:t xml:space="preserve">F boundary</w:t>
@@ -6277,17 +6362,18 @@
         </w:tc>
         <w:tc>
           <w:tcPr>
-            <w:tcW w:w="916" w:type="dxa"/>
-          </w:tcPr>
-          <w:p>
-            <w:pPr>
-              <w:pStyle w:val="Compact"/>
+            <w:tcW w:w="899" w:type="dxa"/>
+          </w:tcPr>
+          <w:p>
+            <w:pPr>
+              <w:pStyle w:val="Compact"/>
+              <w:keepNext/>
               <w:jc w:val="right"/>
             </w:pPr>
             <w:r>
               <w:rPr>
-                <w:sz w:val="20"/>
-                <w:szCs w:val="20"/>
+                <w:sz w:val="16"/>
+                <w:szCs w:val="16"/>
                 <w:lang w:val="en-US"/>
               </w:rPr>
               <w:t xml:space="preserve">85</w:t>
@@ -6296,17 +6382,18 @@
         </w:tc>
         <w:tc>
           <w:tcPr>
-            <w:tcW w:w="1365" w:type="dxa"/>
-          </w:tcPr>
-          <w:p>
-            <w:pPr>
-              <w:pStyle w:val="Compact"/>
+            <w:tcW w:w="1607" w:type="dxa"/>
+          </w:tcPr>
+          <w:p>
+            <w:pPr>
+              <w:pStyle w:val="Compact"/>
+              <w:keepNext/>
               <w:jc w:val="right"/>
             </w:pPr>
             <w:r>
               <w:rPr>
-                <w:sz w:val="20"/>
-                <w:szCs w:val="20"/>
+                <w:sz w:val="16"/>
+                <w:szCs w:val="16"/>
                 <w:lang w:val="en-US"/>
               </w:rPr>
               <w:t xml:space="preserve">96.5</w:t>
@@ -6315,17 +6402,18 @@
         </w:tc>
         <w:tc>
           <w:tcPr>
-            <w:tcW w:w="916" w:type="dxa"/>
-          </w:tcPr>
-          <w:p>
-            <w:pPr>
-              <w:pStyle w:val="Compact"/>
+            <w:tcW w:w="921" w:type="dxa"/>
+          </w:tcPr>
+          <w:p>
+            <w:pPr>
+              <w:pStyle w:val="Compact"/>
+              <w:keepNext/>
               <w:jc w:val="right"/>
             </w:pPr>
             <w:r>
               <w:rPr>
-                <w:sz w:val="20"/>
-                <w:szCs w:val="20"/>
+                <w:sz w:val="16"/>
+                <w:szCs w:val="16"/>
                 <w:lang w:val="en-US"/>
               </w:rPr>
               <w:t xml:space="preserve">82</w:t>
@@ -6334,17 +6422,18 @@
         </w:tc>
         <w:tc>
           <w:tcPr>
-            <w:tcW w:w="916" w:type="dxa"/>
-          </w:tcPr>
-          <w:p>
-            <w:pPr>
-              <w:pStyle w:val="Compact"/>
+            <w:tcW w:w="1007" w:type="dxa"/>
+          </w:tcPr>
+          <w:p>
+            <w:pPr>
+              <w:pStyle w:val="Compact"/>
+              <w:keepNext/>
               <w:jc w:val="right"/>
             </w:pPr>
             <w:r>
               <w:rPr>
-                <w:sz w:val="20"/>
-                <w:szCs w:val="20"/>
+                <w:sz w:val="16"/>
+                <w:szCs w:val="16"/>
                 <w:lang w:val="en-US"/>
               </w:rPr>
               <w:t xml:space="preserve">81</w:t>
@@ -6353,17 +6442,18 @@
         </w:tc>
         <w:tc>
           <w:tcPr>
-            <w:tcW w:w="916" w:type="dxa"/>
-          </w:tcPr>
-          <w:p>
-            <w:pPr>
-              <w:pStyle w:val="Compact"/>
+            <w:tcW w:w="899" w:type="dxa"/>
+          </w:tcPr>
+          <w:p>
+            <w:pPr>
+              <w:pStyle w:val="Compact"/>
+              <w:keepNext/>
               <w:jc w:val="right"/>
             </w:pPr>
             <w:r>
               <w:rPr>
-                <w:sz w:val="20"/>
-                <w:szCs w:val="20"/>
+                <w:sz w:val="16"/>
+                <w:szCs w:val="16"/>
                 <w:lang w:val="en-US"/>
               </w:rPr>
               <w:t xml:space="preserve">28</w:t>
@@ -6372,17 +6462,18 @@
         </w:tc>
         <w:tc>
           <w:tcPr>
-            <w:tcW w:w="1290" w:type="dxa"/>
-          </w:tcPr>
-          <w:p>
-            <w:pPr>
-              <w:pStyle w:val="Compact"/>
+            <w:tcW w:w="1521" w:type="dxa"/>
+          </w:tcPr>
+          <w:p>
+            <w:pPr>
+              <w:pStyle w:val="Compact"/>
+              <w:keepNext/>
               <w:jc w:val="right"/>
             </w:pPr>
             <w:r>
               <w:rPr>
-                <w:sz w:val="20"/>
-                <w:szCs w:val="20"/>
+                <w:sz w:val="16"/>
+                <w:szCs w:val="16"/>
                 <w:lang w:val="en-US"/>
               </w:rPr>
               <w:t xml:space="preserve">34.6</w:t>
@@ -6391,17 +6482,18 @@
         </w:tc>
         <w:tc>
           <w:tcPr>
-            <w:tcW w:w="1062" w:type="dxa"/>
-          </w:tcPr>
-          <w:p>
-            <w:pPr>
-              <w:pStyle w:val="Compact"/>
+            <w:tcW w:w="1264" w:type="dxa"/>
+          </w:tcPr>
+          <w:p>
+            <w:pPr>
+              <w:pStyle w:val="Compact"/>
+              <w:keepNext/>
               <w:jc w:val="right"/>
             </w:pPr>
             <w:r>
               <w:rPr>
-                <w:sz w:val="20"/>
-                <w:szCs w:val="20"/>
+                <w:sz w:val="16"/>
+                <w:szCs w:val="16"/>
                 <w:lang w:val="en-US"/>
               </w:rPr>
               <w:t xml:space="preserve">[25.1, 45.4]</w:t>
@@ -6410,9 +6502,12 @@
         </w:tc>
       </w:tr>
       <w:tr>
-        <w:tc>
-          <w:tcPr>
-            <w:tcW w:w="1973" w:type="dxa"/>
+        <w:trPr>
+          <w:cantSplit/>
+        </w:trPr>
+        <w:tc>
+          <w:tcPr>
+            <w:tcW w:w="2317" w:type="dxa"/>
           </w:tcPr>
           <w:p>
             <w:pPr>
@@ -6421,16 +6516,16 @@
             </w:pPr>
             <w:r>
               <w:rPr>
-                <w:sz w:val="20"/>
-                <w:szCs w:val="20"/>
+                <w:sz w:val="16"/>
+                <w:szCs w:val="16"/>
                 <w:lang w:val="en-US"/>
               </w:rPr>
               <w:t xml:space="preserve">G benign-unusual human</w:t>
             </w:r>
             <w:r>
               <w:rPr>
-                <w:sz w:val="20"/>
-                <w:szCs w:val="20"/>
+                <w:sz w:val="16"/>
+                <w:szCs w:val="16"/>
                 <w:vertAlign w:val="superscript"/>
                 <w:lang w:val="en-US"/>
               </w:rPr>
@@ -6440,7 +6535,7 @@
         </w:tc>
         <w:tc>
           <w:tcPr>
-            <w:tcW w:w="916" w:type="dxa"/>
+            <w:tcW w:w="899" w:type="dxa"/>
           </w:tcPr>
           <w:p>
             <w:pPr>
@@ -6449,8 +6544,8 @@
             </w:pPr>
             <w:r>
               <w:rPr>
-                <w:sz w:val="20"/>
-                <w:szCs w:val="20"/>
+                <w:sz w:val="16"/>
+                <w:szCs w:val="16"/>
                 <w:lang w:val="en-US"/>
               </w:rPr>
               <w:t xml:space="preserve">131</w:t>
@@ -6459,7 +6554,7 @@
         </w:tc>
         <w:tc>
           <w:tcPr>
-            <w:tcW w:w="1365" w:type="dxa"/>
+            <w:tcW w:w="1607" w:type="dxa"/>
           </w:tcPr>
           <w:p>
             <w:pPr>
@@ -6468,8 +6563,8 @@
             </w:pPr>
             <w:r>
               <w:rPr>
-                <w:sz w:val="20"/>
-                <w:szCs w:val="20"/>
+                <w:sz w:val="16"/>
+                <w:szCs w:val="16"/>
                 <w:lang w:val="en-US"/>
               </w:rPr>
               <w:t xml:space="preserve">100.0</w:t>
@@ -6478,7 +6573,7 @@
         </w:tc>
         <w:tc>
           <w:tcPr>
-            <w:tcW w:w="916" w:type="dxa"/>
+            <w:tcW w:w="921" w:type="dxa"/>
           </w:tcPr>
           <w:p>
             <w:pPr>
@@ -6487,8 +6582,8 @@
             </w:pPr>
             <w:r>
               <w:rPr>
-                <w:sz w:val="20"/>
-                <w:szCs w:val="20"/>
+                <w:sz w:val="16"/>
+                <w:szCs w:val="16"/>
                 <w:lang w:val="en-US"/>
               </w:rPr>
               <w:t xml:space="preserve">131</w:t>
@@ -6497,7 +6592,7 @@
         </w:tc>
         <w:tc>
           <w:tcPr>
-            <w:tcW w:w="916" w:type="dxa"/>
+            <w:tcW w:w="1007" w:type="dxa"/>
           </w:tcPr>
           <w:p>
             <w:pPr>
@@ -6506,8 +6601,8 @@
             </w:pPr>
             <w:r>
               <w:rPr>
-                <w:sz w:val="20"/>
-                <w:szCs w:val="20"/>
+                <w:sz w:val="16"/>
+                <w:szCs w:val="16"/>
                 <w:lang w:val="en-US"/>
               </w:rPr>
               <w:t xml:space="preserve">128</w:t>
@@ -6516,7 +6611,7 @@
         </w:tc>
         <w:tc>
           <w:tcPr>
-            <w:tcW w:w="916" w:type="dxa"/>
+            <w:tcW w:w="899" w:type="dxa"/>
           </w:tcPr>
           <w:p>
             <w:pPr>
@@ -6525,8 +6620,8 @@
             </w:pPr>
             <w:r>
               <w:rPr>
-                <w:sz w:val="20"/>
-                <w:szCs w:val="20"/>
+                <w:sz w:val="16"/>
+                <w:szCs w:val="16"/>
                 <w:lang w:val="en-US"/>
               </w:rPr>
               <w:t xml:space="preserve">28</w:t>
@@ -6535,7 +6630,7 @@
         </w:tc>
         <w:tc>
           <w:tcPr>
-            <w:tcW w:w="1290" w:type="dxa"/>
+            <w:tcW w:w="1521" w:type="dxa"/>
           </w:tcPr>
           <w:p>
             <w:pPr>
@@ -6544,8 +6639,8 @@
             </w:pPr>
             <w:r>
               <w:rPr>
-                <w:sz w:val="20"/>
-                <w:szCs w:val="20"/>
+                <w:sz w:val="16"/>
+                <w:szCs w:val="16"/>
                 <w:lang w:val="en-US"/>
               </w:rPr>
               <w:t xml:space="preserve">21.9</w:t>
@@ -6554,7 +6649,7 @@
         </w:tc>
         <w:tc>
           <w:tcPr>
-            <w:tcW w:w="1062" w:type="dxa"/>
+            <w:tcW w:w="1264" w:type="dxa"/>
           </w:tcPr>
           <w:p>
             <w:pPr>
@@ -6563,8 +6658,8 @@
             </w:pPr>
             <w:r>
               <w:rPr>
-                <w:sz w:val="20"/>
-                <w:szCs w:val="20"/>
+                <w:sz w:val="16"/>
+                <w:szCs w:val="16"/>
                 <w:lang w:val="en-US"/>
               </w:rPr>
               <w:t xml:space="preserve">[15.6, 29.8]</w:t>
@@ -6575,7 +6670,21 @@
     </w:tbl>
     <w:p>
       <w:pPr>
-        <w:pStyle w:val="FirstParagraph"/>
+        <w:spacing w:before="0" w:after="0" w:line="20" w:lineRule="exact"/>
+        <w:rPr>
+          <w:sz w:val="2"/>
+        </w:rPr>
+        <w:sectPr>
+          <w:type w:val="continuous"/>
+          <w:pgSz w:w="12240" w:h="15840"/>
+          <w:pgMar w:top="1080" w:right="900" w:bottom="1440" w:left="900" w:header="500" w:footer="500" w:gutter="0"/>
+          <w:cols w:num="1"/>
+        </w:sectPr>
+      </w:pPr>
+    </w:p>
+    <w:p>
+      <w:pPr>
+        <w:pStyle w:val="BodyText"/>
       </w:pPr>
       <w:r>
         <w:rPr>
@@ -6869,6 +6978,7 @@
     <w:p>
       <w:pPr>
         <w:pStyle w:val="TableCaption"/>
+        <w:keepNext/>
       </w:pPr>
       <w:r>
         <w:rPr>
@@ -6904,34 +7014,40 @@
     <w:tbl>
       <w:tblPr>
         <w:tblStyle w:val="Table"/>
-        <w:tblW w:w="9360" w:type="dxa"/>
+        <w:tblW w:w="5076" w:type="dxa"/>
+        <w:tblCellMar>
+          <w:left w:w="40" w:type="dxa"/>
+          <w:right w:w="40" w:type="dxa"/>
+        </w:tblCellMar>
         <w:tblLook w:firstRow="1" w:lastRow="0" w:firstColumn="0" w:lastColumn="0" w:noHBand="0" w:noVBand="0" w:val="0020"/>
         <w:tblCaption w:val="TABLE II. Sensitivity of the conditional SV-SI rate to design choices. LLM: conditions D and E pooled; B: random; G: benign-unusual (human-curated). “Without context rules” drops the seven judgement rules that name other fields of the record. The two objective rows use the rule functions alone and do not depend on the judge. Target-weighted averages per-target rates by each target’s share of structural passes. P1 and P3 apply to model conditions only."/>
       </w:tblPr>
       <w:tblGrid>
-        <w:gridCol w:w="4069"/>
-        <w:gridCol w:w="1220"/>
-        <w:gridCol w:w="1899"/>
-        <w:gridCol w:w="1085"/>
-        <w:gridCol w:w="1085"/>
+        <w:gridCol w:w="2192"/>
+        <w:gridCol w:w="661"/>
+        <w:gridCol w:w="1022"/>
+        <w:gridCol w:w="599"/>
+        <w:gridCol w:w="599"/>
       </w:tblGrid>
       <w:tr>
         <w:trPr>
+          <w:cantSplit/>
           <w:tblHeader w:val="on"/>
         </w:trPr>
         <w:tc>
           <w:tcPr>
-            <w:tcW w:w="4069" w:type="dxa"/>
-          </w:tcPr>
-          <w:p>
-            <w:pPr>
-              <w:pStyle w:val="Compact"/>
+            <w:tcW w:w="2192" w:type="dxa"/>
+          </w:tcPr>
+          <w:p>
+            <w:pPr>
+              <w:pStyle w:val="Compact"/>
+              <w:keepNext/>
               <w:jc w:val="left"/>
             </w:pPr>
             <w:r>
               <w:rPr>
-                <w:sz w:val="20"/>
-                <w:szCs w:val="20"/>
+                <w:sz w:val="16"/>
+                <w:szCs w:val="16"/>
                 <w:lang w:val="en-US"/>
               </w:rPr>
               <w:t xml:space="preserve">Variant</w:t>
@@ -6940,17 +7056,18 @@
         </w:tc>
         <w:tc>
           <w:tcPr>
-            <w:tcW w:w="1220" w:type="dxa"/>
-          </w:tcPr>
-          <w:p>
-            <w:pPr>
-              <w:pStyle w:val="Compact"/>
+            <w:tcW w:w="661" w:type="dxa"/>
+          </w:tcPr>
+          <w:p>
+            <w:pPr>
+              <w:pStyle w:val="Compact"/>
+              <w:keepNext/>
               <w:jc w:val="right"/>
             </w:pPr>
             <w:r>
               <w:rPr>
-                <w:sz w:val="20"/>
-                <w:szCs w:val="20"/>
+                <w:sz w:val="16"/>
+                <w:szCs w:val="16"/>
                 <w:lang w:val="en-US"/>
               </w:rPr>
               <w:t xml:space="preserve">LLM (%)</w:t>
@@ -6959,17 +7076,18 @@
         </w:tc>
         <w:tc>
           <w:tcPr>
-            <w:tcW w:w="1899" w:type="dxa"/>
-          </w:tcPr>
-          <w:p>
-            <w:pPr>
-              <w:pStyle w:val="Compact"/>
+            <w:tcW w:w="1022" w:type="dxa"/>
+          </w:tcPr>
+          <w:p>
+            <w:pPr>
+              <w:pStyle w:val="Compact"/>
+              <w:keepNext/>
               <w:jc w:val="right"/>
             </w:pPr>
             <w:r>
               <w:rPr>
-                <w:sz w:val="20"/>
-                <w:szCs w:val="20"/>
+                <w:sz w:val="16"/>
+                <w:szCs w:val="16"/>
                 <w:lang w:val="en-US"/>
               </w:rPr>
               <w:t xml:space="preserve">95% CI</w:t>
@@ -6978,17 +7096,18 @@
         </w:tc>
         <w:tc>
           <w:tcPr>
-            <w:tcW w:w="1085" w:type="dxa"/>
-          </w:tcPr>
-          <w:p>
-            <w:pPr>
-              <w:pStyle w:val="Compact"/>
+            <w:tcW w:w="599" w:type="dxa"/>
+          </w:tcPr>
+          <w:p>
+            <w:pPr>
+              <w:pStyle w:val="Compact"/>
+              <w:keepNext/>
               <w:jc w:val="right"/>
             </w:pPr>
             <w:r>
               <w:rPr>
-                <w:sz w:val="20"/>
-                <w:szCs w:val="20"/>
+                <w:sz w:val="16"/>
+                <w:szCs w:val="16"/>
                 <w:lang w:val="en-US"/>
               </w:rPr>
               <w:t xml:space="preserve">B (%)</w:t>
@@ -6997,17 +7116,18 @@
         </w:tc>
         <w:tc>
           <w:tcPr>
-            <w:tcW w:w="1085" w:type="dxa"/>
-          </w:tcPr>
-          <w:p>
-            <w:pPr>
-              <w:pStyle w:val="Compact"/>
+            <w:tcW w:w="599" w:type="dxa"/>
+          </w:tcPr>
+          <w:p>
+            <w:pPr>
+              <w:pStyle w:val="Compact"/>
+              <w:keepNext/>
               <w:jc w:val="right"/>
             </w:pPr>
             <w:r>
               <w:rPr>
-                <w:sz w:val="20"/>
-                <w:szCs w:val="20"/>
+                <w:sz w:val="16"/>
+                <w:szCs w:val="16"/>
                 <w:lang w:val="en-US"/>
               </w:rPr>
               <w:t xml:space="preserve">G (%)</w:t>
@@ -7016,19 +7136,23 @@
         </w:tc>
       </w:tr>
       <w:tr>
-        <w:tc>
-          <w:tcPr>
-            <w:tcW w:w="4069" w:type="dxa"/>
-          </w:tcPr>
-          <w:p>
-            <w:pPr>
-              <w:pStyle w:val="Compact"/>
+        <w:trPr>
+          <w:cantSplit/>
+        </w:trPr>
+        <w:tc>
+          <w:tcPr>
+            <w:tcW w:w="2192" w:type="dxa"/>
+          </w:tcPr>
+          <w:p>
+            <w:pPr>
+              <w:pStyle w:val="Compact"/>
+              <w:keepNext/>
               <w:jc w:val="left"/>
             </w:pPr>
             <w:r>
               <w:rPr>
-                <w:sz w:val="20"/>
-                <w:szCs w:val="20"/>
+                <w:sz w:val="16"/>
+                <w:szCs w:val="16"/>
                 <w:lang w:val="en-US"/>
               </w:rPr>
               <w:t xml:space="preserve">Pre-registered (all rules)</w:t>
@@ -7037,17 +7161,18 @@
         </w:tc>
         <w:tc>
           <w:tcPr>
-            <w:tcW w:w="1220" w:type="dxa"/>
-          </w:tcPr>
-          <w:p>
-            <w:pPr>
-              <w:pStyle w:val="Compact"/>
+            <w:tcW w:w="661" w:type="dxa"/>
+          </w:tcPr>
+          <w:p>
+            <w:pPr>
+              <w:pStyle w:val="Compact"/>
+              <w:keepNext/>
               <w:jc w:val="right"/>
             </w:pPr>
             <w:r>
               <w:rPr>
-                <w:sz w:val="20"/>
-                <w:szCs w:val="20"/>
+                <w:sz w:val="16"/>
+                <w:szCs w:val="16"/>
                 <w:lang w:val="en-US"/>
               </w:rPr>
               <w:t xml:space="preserve">37.6</w:t>
@@ -7056,17 +7181,18 @@
         </w:tc>
         <w:tc>
           <w:tcPr>
-            <w:tcW w:w="1899" w:type="dxa"/>
-          </w:tcPr>
-          <w:p>
-            <w:pPr>
-              <w:pStyle w:val="Compact"/>
+            <w:tcW w:w="1022" w:type="dxa"/>
+          </w:tcPr>
+          <w:p>
+            <w:pPr>
+              <w:pStyle w:val="Compact"/>
+              <w:keepNext/>
               <w:jc w:val="right"/>
             </w:pPr>
             <w:r>
               <w:rPr>
-                <w:sz w:val="20"/>
-                <w:szCs w:val="20"/>
+                <w:sz w:val="16"/>
+                <w:szCs w:val="16"/>
                 <w:lang w:val="en-US"/>
               </w:rPr>
               <w:t xml:space="preserve">[34.8, 40.5]</w:t>
@@ -7075,17 +7201,18 @@
         </w:tc>
         <w:tc>
           <w:tcPr>
-            <w:tcW w:w="1085" w:type="dxa"/>
-          </w:tcPr>
-          <w:p>
-            <w:pPr>
-              <w:pStyle w:val="Compact"/>
+            <w:tcW w:w="599" w:type="dxa"/>
+          </w:tcPr>
+          <w:p>
+            <w:pPr>
+              <w:pStyle w:val="Compact"/>
+              <w:keepNext/>
               <w:jc w:val="right"/>
             </w:pPr>
             <w:r>
               <w:rPr>
-                <w:sz w:val="20"/>
-                <w:szCs w:val="20"/>
+                <w:sz w:val="16"/>
+                <w:szCs w:val="16"/>
                 <w:lang w:val="en-US"/>
               </w:rPr>
               <w:t xml:space="preserve">54.5</w:t>
@@ -7094,17 +7221,18 @@
         </w:tc>
         <w:tc>
           <w:tcPr>
-            <w:tcW w:w="1085" w:type="dxa"/>
-          </w:tcPr>
-          <w:p>
-            <w:pPr>
-              <w:pStyle w:val="Compact"/>
+            <w:tcW w:w="599" w:type="dxa"/>
+          </w:tcPr>
+          <w:p>
+            <w:pPr>
+              <w:pStyle w:val="Compact"/>
+              <w:keepNext/>
               <w:jc w:val="right"/>
             </w:pPr>
             <w:r>
               <w:rPr>
-                <w:sz w:val="20"/>
-                <w:szCs w:val="20"/>
+                <w:sz w:val="16"/>
+                <w:szCs w:val="16"/>
                 <w:lang w:val="en-US"/>
               </w:rPr>
               <w:t xml:space="preserve">21.9</w:t>
@@ -7113,19 +7241,23 @@
         </w:tc>
       </w:tr>
       <w:tr>
-        <w:tc>
-          <w:tcPr>
-            <w:tcW w:w="4069" w:type="dxa"/>
-          </w:tcPr>
-          <w:p>
-            <w:pPr>
-              <w:pStyle w:val="Compact"/>
+        <w:trPr>
+          <w:cantSplit/>
+        </w:trPr>
+        <w:tc>
+          <w:tcPr>
+            <w:tcW w:w="2192" w:type="dxa"/>
+          </w:tcPr>
+          <w:p>
+            <w:pPr>
+              <w:pStyle w:val="Compact"/>
+              <w:keepNext/>
               <w:jc w:val="left"/>
             </w:pPr>
             <w:r>
               <w:rPr>
-                <w:sz w:val="20"/>
-                <w:szCs w:val="20"/>
+                <w:sz w:val="16"/>
+                <w:szCs w:val="16"/>
                 <w:lang w:val="en-US"/>
               </w:rPr>
               <w:t xml:space="preserve">P1 (legitimate) prompts only</w:t>
@@ -7134,17 +7266,18 @@
         </w:tc>
         <w:tc>
           <w:tcPr>
-            <w:tcW w:w="1220" w:type="dxa"/>
-          </w:tcPr>
-          <w:p>
-            <w:pPr>
-              <w:pStyle w:val="Compact"/>
+            <w:tcW w:w="661" w:type="dxa"/>
+          </w:tcPr>
+          <w:p>
+            <w:pPr>
+              <w:pStyle w:val="Compact"/>
+              <w:keepNext/>
               <w:jc w:val="right"/>
             </w:pPr>
             <w:r>
               <w:rPr>
-                <w:sz w:val="20"/>
-                <w:szCs w:val="20"/>
+                <w:sz w:val="16"/>
+                <w:szCs w:val="16"/>
                 <w:lang w:val="en-US"/>
               </w:rPr>
               <w:t xml:space="preserve">28.8</w:t>
@@ -7153,17 +7286,18 @@
         </w:tc>
         <w:tc>
           <w:tcPr>
-            <w:tcW w:w="1899" w:type="dxa"/>
-          </w:tcPr>
-          <w:p>
-            <w:pPr>
-              <w:pStyle w:val="Compact"/>
+            <w:tcW w:w="1022" w:type="dxa"/>
+          </w:tcPr>
+          <w:p>
+            <w:pPr>
+              <w:pStyle w:val="Compact"/>
+              <w:keepNext/>
               <w:jc w:val="right"/>
             </w:pPr>
             <w:r>
               <w:rPr>
-                <w:sz w:val="20"/>
-                <w:szCs w:val="20"/>
+                <w:sz w:val="16"/>
+                <w:szCs w:val="16"/>
                 <w:lang w:val="en-US"/>
               </w:rPr>
               <w:t xml:space="preserve">[23.1, 35.2]</w:t>
@@ -7172,17 +7306,18 @@
         </w:tc>
         <w:tc>
           <w:tcPr>
-            <w:tcW w:w="1085" w:type="dxa"/>
-          </w:tcPr>
-          <w:p>
-            <w:pPr>
-              <w:pStyle w:val="Compact"/>
+            <w:tcW w:w="599" w:type="dxa"/>
+          </w:tcPr>
+          <w:p>
+            <w:pPr>
+              <w:pStyle w:val="Compact"/>
+              <w:keepNext/>
               <w:jc w:val="right"/>
             </w:pPr>
             <w:r>
               <w:rPr>
-                <w:sz w:val="20"/>
-                <w:szCs w:val="20"/>
+                <w:sz w:val="16"/>
+                <w:szCs w:val="16"/>
                 <w:lang w:val="en-US"/>
               </w:rPr>
               <w:t xml:space="preserve">n/a</w:t>
@@ -7191,17 +7326,18 @@
         </w:tc>
         <w:tc>
           <w:tcPr>
-            <w:tcW w:w="1085" w:type="dxa"/>
-          </w:tcPr>
-          <w:p>
-            <w:pPr>
-              <w:pStyle w:val="Compact"/>
+            <w:tcW w:w="599" w:type="dxa"/>
+          </w:tcPr>
+          <w:p>
+            <w:pPr>
+              <w:pStyle w:val="Compact"/>
+              <w:keepNext/>
               <w:jc w:val="right"/>
             </w:pPr>
             <w:r>
               <w:rPr>
-                <w:sz w:val="20"/>
-                <w:szCs w:val="20"/>
+                <w:sz w:val="16"/>
+                <w:szCs w:val="16"/>
                 <w:lang w:val="en-US"/>
               </w:rPr>
               <w:t xml:space="preserve">n/a</w:t>
@@ -7210,19 +7346,23 @@
         </w:tc>
       </w:tr>
       <w:tr>
-        <w:tc>
-          <w:tcPr>
-            <w:tcW w:w="4069" w:type="dxa"/>
-          </w:tcPr>
-          <w:p>
-            <w:pPr>
-              <w:pStyle w:val="Compact"/>
+        <w:trPr>
+          <w:cantSplit/>
+        </w:trPr>
+        <w:tc>
+          <w:tcPr>
+            <w:tcW w:w="2192" w:type="dxa"/>
+          </w:tcPr>
+          <w:p>
+            <w:pPr>
+              <w:pStyle w:val="Compact"/>
+              <w:keepNext/>
               <w:jc w:val="left"/>
             </w:pPr>
             <w:r>
               <w:rPr>
-                <w:sz w:val="20"/>
-                <w:szCs w:val="20"/>
+                <w:sz w:val="16"/>
+                <w:szCs w:val="16"/>
                 <w:lang w:val="en-US"/>
               </w:rPr>
               <w:t xml:space="preserve">Without P3 (asks for violations)</w:t>
@@ -7231,17 +7371,18 @@
         </w:tc>
         <w:tc>
           <w:tcPr>
-            <w:tcW w:w="1220" w:type="dxa"/>
-          </w:tcPr>
-          <w:p>
-            <w:pPr>
-              <w:pStyle w:val="Compact"/>
+            <w:tcW w:w="661" w:type="dxa"/>
+          </w:tcPr>
+          <w:p>
+            <w:pPr>
+              <w:pStyle w:val="Compact"/>
+              <w:keepNext/>
               <w:jc w:val="right"/>
             </w:pPr>
             <w:r>
               <w:rPr>
-                <w:sz w:val="20"/>
-                <w:szCs w:val="20"/>
+                <w:sz w:val="16"/>
+                <w:szCs w:val="16"/>
                 <w:lang w:val="en-US"/>
               </w:rPr>
               <w:t xml:space="preserve">35.9</w:t>
@@ -7250,17 +7391,18 @@
         </w:tc>
         <w:tc>
           <w:tcPr>
-            <w:tcW w:w="1899" w:type="dxa"/>
-          </w:tcPr>
-          <w:p>
-            <w:pPr>
-              <w:pStyle w:val="Compact"/>
+            <w:tcW w:w="1022" w:type="dxa"/>
+          </w:tcPr>
+          <w:p>
+            <w:pPr>
+              <w:pStyle w:val="Compact"/>
+              <w:keepNext/>
               <w:jc w:val="right"/>
             </w:pPr>
             <w:r>
               <w:rPr>
-                <w:sz w:val="20"/>
-                <w:szCs w:val="20"/>
+                <w:sz w:val="16"/>
+                <w:szCs w:val="16"/>
                 <w:lang w:val="en-US"/>
               </w:rPr>
               <w:t xml:space="preserve">[32.9, 39.1]</w:t>
@@ -7269,17 +7411,18 @@
         </w:tc>
         <w:tc>
           <w:tcPr>
-            <w:tcW w:w="1085" w:type="dxa"/>
-          </w:tcPr>
-          <w:p>
-            <w:pPr>
-              <w:pStyle w:val="Compact"/>
+            <w:tcW w:w="599" w:type="dxa"/>
+          </w:tcPr>
+          <w:p>
+            <w:pPr>
+              <w:pStyle w:val="Compact"/>
+              <w:keepNext/>
               <w:jc w:val="right"/>
             </w:pPr>
             <w:r>
               <w:rPr>
-                <w:sz w:val="20"/>
-                <w:szCs w:val="20"/>
+                <w:sz w:val="16"/>
+                <w:szCs w:val="16"/>
                 <w:lang w:val="en-US"/>
               </w:rPr>
               <w:t xml:space="preserve">54.5</w:t>
@@ -7288,17 +7431,18 @@
         </w:tc>
         <w:tc>
           <w:tcPr>
-            <w:tcW w:w="1085" w:type="dxa"/>
-          </w:tcPr>
-          <w:p>
-            <w:pPr>
-              <w:pStyle w:val="Compact"/>
+            <w:tcW w:w="599" w:type="dxa"/>
+          </w:tcPr>
+          <w:p>
+            <w:pPr>
+              <w:pStyle w:val="Compact"/>
+              <w:keepNext/>
               <w:jc w:val="right"/>
             </w:pPr>
             <w:r>
               <w:rPr>
-                <w:sz w:val="20"/>
-                <w:szCs w:val="20"/>
+                <w:sz w:val="16"/>
+                <w:szCs w:val="16"/>
                 <w:lang w:val="en-US"/>
               </w:rPr>
               <w:t xml:space="preserve">21.9</w:t>
@@ -7307,19 +7451,23 @@
         </w:tc>
       </w:tr>
       <w:tr>
-        <w:tc>
-          <w:tcPr>
-            <w:tcW w:w="4069" w:type="dxa"/>
-          </w:tcPr>
-          <w:p>
-            <w:pPr>
-              <w:pStyle w:val="Compact"/>
+        <w:trPr>
+          <w:cantSplit/>
+        </w:trPr>
+        <w:tc>
+          <w:tcPr>
+            <w:tcW w:w="2192" w:type="dxa"/>
+          </w:tcPr>
+          <w:p>
+            <w:pPr>
+              <w:pStyle w:val="Compact"/>
+              <w:keepNext/>
               <w:jc w:val="left"/>
             </w:pPr>
             <w:r>
               <w:rPr>
-                <w:sz w:val="20"/>
-                <w:szCs w:val="20"/>
+                <w:sz w:val="16"/>
+                <w:szCs w:val="16"/>
                 <w:lang w:val="en-US"/>
               </w:rPr>
               <w:t xml:space="preserve">Without dates (F15+F16)</w:t>
@@ -7328,17 +7476,18 @@
         </w:tc>
         <w:tc>
           <w:tcPr>
-            <w:tcW w:w="1220" w:type="dxa"/>
-          </w:tcPr>
-          <w:p>
-            <w:pPr>
-              <w:pStyle w:val="Compact"/>
+            <w:tcW w:w="661" w:type="dxa"/>
+          </w:tcPr>
+          <w:p>
+            <w:pPr>
+              <w:pStyle w:val="Compact"/>
+              <w:keepNext/>
               <w:jc w:val="right"/>
             </w:pPr>
             <w:r>
               <w:rPr>
-                <w:sz w:val="20"/>
-                <w:szCs w:val="20"/>
+                <w:sz w:val="16"/>
+                <w:szCs w:val="16"/>
                 <w:lang w:val="en-US"/>
               </w:rPr>
               <w:t xml:space="preserve">29.1</w:t>
@@ -7347,17 +7496,18 @@
         </w:tc>
         <w:tc>
           <w:tcPr>
-            <w:tcW w:w="1899" w:type="dxa"/>
-          </w:tcPr>
-          <w:p>
-            <w:pPr>
-              <w:pStyle w:val="Compact"/>
+            <w:tcW w:w="1022" w:type="dxa"/>
+          </w:tcPr>
+          <w:p>
+            <w:pPr>
+              <w:pStyle w:val="Compact"/>
+              <w:keepNext/>
               <w:jc w:val="right"/>
             </w:pPr>
             <w:r>
               <w:rPr>
-                <w:sz w:val="20"/>
-                <w:szCs w:val="20"/>
+                <w:sz w:val="16"/>
+                <w:szCs w:val="16"/>
                 <w:lang w:val="en-US"/>
               </w:rPr>
               <w:t xml:space="preserve">[26.4, 32.1]</w:t>
@@ -7366,17 +7516,18 @@
         </w:tc>
         <w:tc>
           <w:tcPr>
-            <w:tcW w:w="1085" w:type="dxa"/>
-          </w:tcPr>
-          <w:p>
-            <w:pPr>
-              <w:pStyle w:val="Compact"/>
+            <w:tcW w:w="599" w:type="dxa"/>
+          </w:tcPr>
+          <w:p>
+            <w:pPr>
+              <w:pStyle w:val="Compact"/>
+              <w:keepNext/>
               <w:jc w:val="right"/>
             </w:pPr>
             <w:r>
               <w:rPr>
-                <w:sz w:val="20"/>
-                <w:szCs w:val="20"/>
+                <w:sz w:val="16"/>
+                <w:szCs w:val="16"/>
                 <w:lang w:val="en-US"/>
               </w:rPr>
               <w:t xml:space="preserve">51.8</w:t>
@@ -7385,17 +7536,18 @@
         </w:tc>
         <w:tc>
           <w:tcPr>
-            <w:tcW w:w="1085" w:type="dxa"/>
-          </w:tcPr>
-          <w:p>
-            <w:pPr>
-              <w:pStyle w:val="Compact"/>
+            <w:tcW w:w="599" w:type="dxa"/>
+          </w:tcPr>
+          <w:p>
+            <w:pPr>
+              <w:pStyle w:val="Compact"/>
+              <w:keepNext/>
               <w:jc w:val="right"/>
             </w:pPr>
             <w:r>
               <w:rPr>
-                <w:sz w:val="20"/>
-                <w:szCs w:val="20"/>
+                <w:sz w:val="16"/>
+                <w:szCs w:val="16"/>
                 <w:lang w:val="en-US"/>
               </w:rPr>
               <w:t xml:space="preserve">22.5</w:t>
@@ -7404,19 +7556,23 @@
         </w:tc>
       </w:tr>
       <w:tr>
-        <w:tc>
-          <w:tcPr>
-            <w:tcW w:w="4069" w:type="dxa"/>
-          </w:tcPr>
-          <w:p>
-            <w:pPr>
-              <w:pStyle w:val="Compact"/>
+        <w:trPr>
+          <w:cantSplit/>
+        </w:trPr>
+        <w:tc>
+          <w:tcPr>
+            <w:tcW w:w="2192" w:type="dxa"/>
+          </w:tcPr>
+          <w:p>
+            <w:pPr>
+              <w:pStyle w:val="Compact"/>
+              <w:keepNext/>
               <w:jc w:val="left"/>
             </w:pPr>
             <w:r>
               <w:rPr>
-                <w:sz w:val="20"/>
-                <w:szCs w:val="20"/>
+                <w:sz w:val="16"/>
+                <w:szCs w:val="16"/>
                 <w:lang w:val="en-US"/>
               </w:rPr>
               <w:t xml:space="preserve">Objective rules only (no judge)</w:t>
@@ -7425,17 +7581,18 @@
         </w:tc>
         <w:tc>
           <w:tcPr>
-            <w:tcW w:w="1220" w:type="dxa"/>
-          </w:tcPr>
-          <w:p>
-            <w:pPr>
-              <w:pStyle w:val="Compact"/>
+            <w:tcW w:w="661" w:type="dxa"/>
+          </w:tcPr>
+          <w:p>
+            <w:pPr>
+              <w:pStyle w:val="Compact"/>
+              <w:keepNext/>
               <w:jc w:val="right"/>
             </w:pPr>
             <w:r>
               <w:rPr>
-                <w:sz w:val="20"/>
-                <w:szCs w:val="20"/>
+                <w:sz w:val="16"/>
+                <w:szCs w:val="16"/>
                 <w:lang w:val="en-US"/>
               </w:rPr>
               <w:t xml:space="preserve">7.9</w:t>
@@ -7444,17 +7601,18 @@
         </w:tc>
         <w:tc>
           <w:tcPr>
-            <w:tcW w:w="1899" w:type="dxa"/>
-          </w:tcPr>
-          <w:p>
-            <w:pPr>
-              <w:pStyle w:val="Compact"/>
+            <w:tcW w:w="1022" w:type="dxa"/>
+          </w:tcPr>
+          <w:p>
+            <w:pPr>
+              <w:pStyle w:val="Compact"/>
+              <w:keepNext/>
               <w:jc w:val="right"/>
             </w:pPr>
             <w:r>
               <w:rPr>
-                <w:sz w:val="20"/>
-                <w:szCs w:val="20"/>
+                <w:sz w:val="16"/>
+                <w:szCs w:val="16"/>
                 <w:lang w:val="en-US"/>
               </w:rPr>
               <w:t xml:space="preserve">[6.8, 9.2]</w:t>
@@ -7463,17 +7621,18 @@
         </w:tc>
         <w:tc>
           <w:tcPr>
-            <w:tcW w:w="1085" w:type="dxa"/>
-          </w:tcPr>
-          <w:p>
-            <w:pPr>
-              <w:pStyle w:val="Compact"/>
+            <w:tcW w:w="599" w:type="dxa"/>
+          </w:tcPr>
+          <w:p>
+            <w:pPr>
+              <w:pStyle w:val="Compact"/>
+              <w:keepNext/>
               <w:jc w:val="right"/>
             </w:pPr>
             <w:r>
               <w:rPr>
-                <w:sz w:val="20"/>
-                <w:szCs w:val="20"/>
+                <w:sz w:val="16"/>
+                <w:szCs w:val="16"/>
                 <w:lang w:val="en-US"/>
               </w:rPr>
               <w:t xml:space="preserve">10.3</w:t>
@@ -7482,17 +7641,18 @@
         </w:tc>
         <w:tc>
           <w:tcPr>
-            <w:tcW w:w="1085" w:type="dxa"/>
-          </w:tcPr>
-          <w:p>
-            <w:pPr>
-              <w:pStyle w:val="Compact"/>
+            <w:tcW w:w="599" w:type="dxa"/>
+          </w:tcPr>
+          <w:p>
+            <w:pPr>
+              <w:pStyle w:val="Compact"/>
+              <w:keepNext/>
               <w:jc w:val="right"/>
             </w:pPr>
             <w:r>
               <w:rPr>
-                <w:sz w:val="20"/>
-                <w:szCs w:val="20"/>
+                <w:sz w:val="16"/>
+                <w:szCs w:val="16"/>
                 <w:lang w:val="en-US"/>
               </w:rPr>
               <w:t xml:space="preserve">0.8</w:t>
@@ -7501,19 +7661,23 @@
         </w:tc>
       </w:tr>
       <w:tr>
-        <w:tc>
-          <w:tcPr>
-            <w:tcW w:w="4069" w:type="dxa"/>
-          </w:tcPr>
-          <w:p>
-            <w:pPr>
-              <w:pStyle w:val="Compact"/>
+        <w:trPr>
+          <w:cantSplit/>
+        </w:trPr>
+        <w:tc>
+          <w:tcPr>
+            <w:tcW w:w="2192" w:type="dxa"/>
+          </w:tcPr>
+          <w:p>
+            <w:pPr>
+              <w:pStyle w:val="Compact"/>
+              <w:keepNext/>
               <w:jc w:val="left"/>
             </w:pPr>
             <w:r>
               <w:rPr>
-                <w:sz w:val="20"/>
-                <w:szCs w:val="20"/>
+                <w:sz w:val="16"/>
+                <w:szCs w:val="16"/>
                 <w:lang w:val="en-US"/>
               </w:rPr>
               <w:t xml:space="preserve">Objective only, without dates</w:t>
@@ -7522,17 +7686,18 @@
         </w:tc>
         <w:tc>
           <w:tcPr>
-            <w:tcW w:w="1220" w:type="dxa"/>
-          </w:tcPr>
-          <w:p>
-            <w:pPr>
-              <w:pStyle w:val="Compact"/>
+            <w:tcW w:w="661" w:type="dxa"/>
+          </w:tcPr>
+          <w:p>
+            <w:pPr>
+              <w:pStyle w:val="Compact"/>
+              <w:keepNext/>
               <w:jc w:val="right"/>
             </w:pPr>
             <w:r>
               <w:rPr>
-                <w:sz w:val="20"/>
-                <w:szCs w:val="20"/>
+                <w:sz w:val="16"/>
+                <w:szCs w:val="16"/>
                 <w:lang w:val="en-US"/>
               </w:rPr>
               <w:t xml:space="preserve">1.8</w:t>
@@ -7541,17 +7706,18 @@
         </w:tc>
         <w:tc>
           <w:tcPr>
-            <w:tcW w:w="1899" w:type="dxa"/>
-          </w:tcPr>
-          <w:p>
-            <w:pPr>
-              <w:pStyle w:val="Compact"/>
+            <w:tcW w:w="1022" w:type="dxa"/>
+          </w:tcPr>
+          <w:p>
+            <w:pPr>
+              <w:pStyle w:val="Compact"/>
+              <w:keepNext/>
               <w:jc w:val="right"/>
             </w:pPr>
             <w:r>
               <w:rPr>
-                <w:sz w:val="20"/>
-                <w:szCs w:val="20"/>
+                <w:sz w:val="16"/>
+                <w:szCs w:val="16"/>
                 <w:lang w:val="en-US"/>
               </w:rPr>
               <w:t xml:space="preserve">[1.3, 2.5]</w:t>
@@ -7560,17 +7726,18 @@
         </w:tc>
         <w:tc>
           <w:tcPr>
-            <w:tcW w:w="1085" w:type="dxa"/>
-          </w:tcPr>
-          <w:p>
-            <w:pPr>
-              <w:pStyle w:val="Compact"/>
+            <w:tcW w:w="599" w:type="dxa"/>
+          </w:tcPr>
+          <w:p>
+            <w:pPr>
+              <w:pStyle w:val="Compact"/>
+              <w:keepNext/>
               <w:jc w:val="right"/>
             </w:pPr>
             <w:r>
               <w:rPr>
-                <w:sz w:val="20"/>
-                <w:szCs w:val="20"/>
+                <w:sz w:val="16"/>
+                <w:szCs w:val="16"/>
                 <w:lang w:val="en-US"/>
               </w:rPr>
               <w:t xml:space="preserve">5.1</w:t>
@@ -7579,17 +7746,18 @@
         </w:tc>
         <w:tc>
           <w:tcPr>
-            <w:tcW w:w="1085" w:type="dxa"/>
-          </w:tcPr>
-          <w:p>
-            <w:pPr>
-              <w:pStyle w:val="Compact"/>
+            <w:tcW w:w="599" w:type="dxa"/>
+          </w:tcPr>
+          <w:p>
+            <w:pPr>
+              <w:pStyle w:val="Compact"/>
+              <w:keepNext/>
               <w:jc w:val="right"/>
             </w:pPr>
             <w:r>
               <w:rPr>
-                <w:sz w:val="20"/>
-                <w:szCs w:val="20"/>
+                <w:sz w:val="16"/>
+                <w:szCs w:val="16"/>
                 <w:lang w:val="en-US"/>
               </w:rPr>
               <w:t xml:space="preserve">0.0</w:t>
@@ -7598,19 +7766,23 @@
         </w:tc>
       </w:tr>
       <w:tr>
-        <w:tc>
-          <w:tcPr>
-            <w:tcW w:w="4069" w:type="dxa"/>
-          </w:tcPr>
-          <w:p>
-            <w:pPr>
-              <w:pStyle w:val="Compact"/>
+        <w:trPr>
+          <w:cantSplit/>
+        </w:trPr>
+        <w:tc>
+          <w:tcPr>
+            <w:tcW w:w="2192" w:type="dxa"/>
+          </w:tcPr>
+          <w:p>
+            <w:pPr>
+              <w:pStyle w:val="Compact"/>
+              <w:keepNext/>
               <w:jc w:val="left"/>
             </w:pPr>
             <w:r>
               <w:rPr>
-                <w:sz w:val="20"/>
-                <w:szCs w:val="20"/>
+                <w:sz w:val="16"/>
+                <w:szCs w:val="16"/>
                 <w:lang w:val="en-US"/>
               </w:rPr>
               <w:t xml:space="preserve">Without context rules</w:t>
@@ -7619,17 +7791,18 @@
         </w:tc>
         <w:tc>
           <w:tcPr>
-            <w:tcW w:w="1220" w:type="dxa"/>
-          </w:tcPr>
-          <w:p>
-            <w:pPr>
-              <w:pStyle w:val="Compact"/>
+            <w:tcW w:w="661" w:type="dxa"/>
+          </w:tcPr>
+          <w:p>
+            <w:pPr>
+              <w:pStyle w:val="Compact"/>
+              <w:keepNext/>
               <w:jc w:val="right"/>
             </w:pPr>
             <w:r>
               <w:rPr>
-                <w:sz w:val="20"/>
-                <w:szCs w:val="20"/>
+                <w:sz w:val="16"/>
+                <w:szCs w:val="16"/>
                 <w:lang w:val="en-US"/>
               </w:rPr>
               <w:t xml:space="preserve">24.5</w:t>
@@ -7638,17 +7811,18 @@
         </w:tc>
         <w:tc>
           <w:tcPr>
-            <w:tcW w:w="1899" w:type="dxa"/>
-          </w:tcPr>
-          <w:p>
-            <w:pPr>
-              <w:pStyle w:val="Compact"/>
+            <w:tcW w:w="1022" w:type="dxa"/>
+          </w:tcPr>
+          <w:p>
+            <w:pPr>
+              <w:pStyle w:val="Compact"/>
+              <w:keepNext/>
               <w:jc w:val="right"/>
             </w:pPr>
             <w:r>
               <w:rPr>
-                <w:sz w:val="20"/>
-                <w:szCs w:val="20"/>
+                <w:sz w:val="16"/>
+                <w:szCs w:val="16"/>
                 <w:lang w:val="en-US"/>
               </w:rPr>
               <w:t xml:space="preserve">[22.0, 27.1]</w:t>
@@ -7657,17 +7831,18 @@
         </w:tc>
         <w:tc>
           <w:tcPr>
-            <w:tcW w:w="1085" w:type="dxa"/>
-          </w:tcPr>
-          <w:p>
-            <w:pPr>
-              <w:pStyle w:val="Compact"/>
+            <w:tcW w:w="599" w:type="dxa"/>
+          </w:tcPr>
+          <w:p>
+            <w:pPr>
+              <w:pStyle w:val="Compact"/>
+              <w:keepNext/>
               <w:jc w:val="right"/>
             </w:pPr>
             <w:r>
               <w:rPr>
-                <w:sz w:val="20"/>
-                <w:szCs w:val="20"/>
+                <w:sz w:val="16"/>
+                <w:szCs w:val="16"/>
                 <w:lang w:val="en-US"/>
               </w:rPr>
               <w:t xml:space="preserve">36.2</w:t>
@@ -7676,17 +7851,18 @@
         </w:tc>
         <w:tc>
           <w:tcPr>
-            <w:tcW w:w="1085" w:type="dxa"/>
-          </w:tcPr>
-          <w:p>
-            <w:pPr>
-              <w:pStyle w:val="Compact"/>
+            <w:tcW w:w="599" w:type="dxa"/>
+          </w:tcPr>
+          <w:p>
+            <w:pPr>
+              <w:pStyle w:val="Compact"/>
+              <w:keepNext/>
               <w:jc w:val="right"/>
             </w:pPr>
             <w:r>
               <w:rPr>
-                <w:sz w:val="20"/>
-                <w:szCs w:val="20"/>
+                <w:sz w:val="16"/>
+                <w:szCs w:val="16"/>
                 <w:lang w:val="en-US"/>
               </w:rPr>
               <w:t xml:space="preserve">9.4</w:t>
@@ -7695,9 +7871,12 @@
         </w:tc>
       </w:tr>
       <w:tr>
-        <w:tc>
-          <w:tcPr>
-            <w:tcW w:w="4069" w:type="dxa"/>
+        <w:trPr>
+          <w:cantSplit/>
+        </w:trPr>
+        <w:tc>
+          <w:tcPr>
+            <w:tcW w:w="2192" w:type="dxa"/>
           </w:tcPr>
           <w:p>
             <w:pPr>
@@ -7706,8 +7885,8 @@
             </w:pPr>
             <w:r>
               <w:rPr>
-                <w:sz w:val="20"/>
-                <w:szCs w:val="20"/>
+                <w:sz w:val="16"/>
+                <w:szCs w:val="16"/>
                 <w:lang w:val="en-US"/>
               </w:rPr>
               <w:t xml:space="preserve">Target-weighted</w:t>
@@ -7716,7 +7895,7 @@
         </w:tc>
         <w:tc>
           <w:tcPr>
-            <w:tcW w:w="1220" w:type="dxa"/>
+            <w:tcW w:w="661" w:type="dxa"/>
           </w:tcPr>
           <w:p>
             <w:pPr>
@@ -7725,8 +7904,8 @@
             </w:pPr>
             <w:r>
               <w:rPr>
-                <w:sz w:val="20"/>
-                <w:szCs w:val="20"/>
+                <w:sz w:val="16"/>
+                <w:szCs w:val="16"/>
                 <w:lang w:val="en-US"/>
               </w:rPr>
               <w:t xml:space="preserve">38.9</w:t>
@@ -7735,7 +7914,7 @@
         </w:tc>
         <w:tc>
           <w:tcPr>
-            <w:tcW w:w="1899" w:type="dxa"/>
+            <w:tcW w:w="1022" w:type="dxa"/>
           </w:tcPr>
           <w:p>
             <w:pPr>
@@ -7744,8 +7923,8 @@
             </w:pPr>
             <w:r>
               <w:rPr>
-                <w:sz w:val="20"/>
-                <w:szCs w:val="20"/>
+                <w:sz w:val="16"/>
+                <w:szCs w:val="16"/>
                 <w:lang w:val="en-US"/>
               </w:rPr>
               <w:t xml:space="preserve">n/a</w:t>
@@ -7754,7 +7933,7 @@
         </w:tc>
         <w:tc>
           <w:tcPr>
-            <w:tcW w:w="1085" w:type="dxa"/>
+            <w:tcW w:w="599" w:type="dxa"/>
           </w:tcPr>
           <w:p>
             <w:pPr>
@@ -7763,8 +7942,8 @@
             </w:pPr>
             <w:r>
               <w:rPr>
-                <w:sz w:val="20"/>
-                <w:szCs w:val="20"/>
+                <w:sz w:val="16"/>
+                <w:szCs w:val="16"/>
                 <w:lang w:val="en-US"/>
               </w:rPr>
               <w:t xml:space="preserve">54.5</w:t>
@@ -7773,7 +7952,7 @@
         </w:tc>
         <w:tc>
           <w:tcPr>
-            <w:tcW w:w="1085" w:type="dxa"/>
+            <w:tcW w:w="599" w:type="dxa"/>
           </w:tcPr>
           <w:p>
             <w:pPr>
@@ -7782,8 +7961,8 @@
             </w:pPr>
             <w:r>
               <w:rPr>
-                <w:sz w:val="20"/>
-                <w:szCs w:val="20"/>
+                <w:sz w:val="16"/>
+                <w:szCs w:val="16"/>
                 <w:lang w:val="en-US"/>
               </w:rPr>
               <w:t xml:space="preserve">22.1</w:t>
@@ -8067,6 +8246,7 @@
     <w:p>
       <w:pPr>
         <w:pStyle w:val="TableCaption"/>
+        <w:keepNext/>
       </w:pPr>
       <w:r>
         <w:rPr>
@@ -8127,46 +8307,53 @@
     <w:tbl>
       <w:tblPr>
         <w:tblStyle w:val="Table"/>
-        <w:tblW w:w="9360" w:type="dxa"/>
+        <w:tblW w:w="5076" w:type="dxa"/>
+        <w:tblCellMar>
+          <w:left w:w="40" w:type="dxa"/>
+          <w:right w:w="40" w:type="dxa"/>
+        </w:tblCellMar>
         <w:tblLook w:firstRow="1" w:lastRow="0" w:firstColumn="0" w:lastColumn="0" w:noHBand="0" w:noVBand="0" w:val="0020"/>
         <w:tblCaption w:val="TABLE III. Pre-declared one-sided contrasts on the conditional SV-SI rate (Fisher exact, Holm-corrected across the three tests). Each test is one-sided in the pre-registered direction (Rate 1 &gt; Rate 2), so an odds ratio below 1 yields p close to 1. Conditions: B random, E LLM with field context, G benign-unusual (human-curated), D LLM without field context. Within-target results are in the text."/>
       </w:tblPr>
       <w:tblGrid>
-        <w:gridCol w:w="988"/>
-        <w:gridCol w:w="1499"/>
-        <w:gridCol w:w="1499"/>
-        <w:gridCol w:w="1499"/>
-        <w:gridCol w:w="999"/>
-        <w:gridCol w:w="1249"/>
-        <w:gridCol w:w="1624"/>
+        <w:gridCol w:w="599"/>
+        <w:gridCol w:w="807"/>
+        <w:gridCol w:w="763"/>
+        <w:gridCol w:w="763"/>
+        <w:gridCol w:w="599"/>
+        <w:gridCol w:w="664"/>
+        <w:gridCol w:w="877"/>
       </w:tblGrid>
       <w:tr>
         <w:trPr>
+          <w:cantSplit/>
           <w:tblHeader w:val="on"/>
         </w:trPr>
         <w:tc>
           <w:tcPr>
-            <w:tcW w:w="988" w:type="dxa"/>
-          </w:tcPr>
-          <w:p>
-            <w:pPr>
-              <w:pStyle w:val="Compact"/>
-            </w:pPr>
-          </w:p>
-        </w:tc>
-        <w:tc>
-          <w:tcPr>
-            <w:tcW w:w="1499" w:type="dxa"/>
-          </w:tcPr>
-          <w:p>
-            <w:pPr>
-              <w:pStyle w:val="Compact"/>
+            <w:tcW w:w="599" w:type="dxa"/>
+          </w:tcPr>
+          <w:p>
+            <w:pPr>
+              <w:pStyle w:val="Compact"/>
+              <w:keepNext/>
+            </w:pPr>
+          </w:p>
+        </w:tc>
+        <w:tc>
+          <w:tcPr>
+            <w:tcW w:w="807" w:type="dxa"/>
+          </w:tcPr>
+          <w:p>
+            <w:pPr>
+              <w:pStyle w:val="Compact"/>
+              <w:keepNext/>
               <w:jc w:val="left"/>
             </w:pPr>
             <w:r>
               <w:rPr>
-                <w:sz w:val="20"/>
-                <w:szCs w:val="20"/>
+                <w:sz w:val="16"/>
+                <w:szCs w:val="16"/>
                 <w:lang w:val="en-US"/>
               </w:rPr>
               <w:t xml:space="preserve">Contrast</w:t>
@@ -8175,17 +8362,18 @@
         </w:tc>
         <w:tc>
           <w:tcPr>
-            <w:tcW w:w="1499" w:type="dxa"/>
-          </w:tcPr>
-          <w:p>
-            <w:pPr>
-              <w:pStyle w:val="Compact"/>
+            <w:tcW w:w="763" w:type="dxa"/>
+          </w:tcPr>
+          <w:p>
+            <w:pPr>
+              <w:pStyle w:val="Compact"/>
+              <w:keepNext/>
               <w:jc w:val="right"/>
             </w:pPr>
             <w:r>
               <w:rPr>
-                <w:sz w:val="20"/>
-                <w:szCs w:val="20"/>
+                <w:sz w:val="16"/>
+                <w:szCs w:val="16"/>
                 <w:lang w:val="en-US"/>
               </w:rPr>
               <w:t xml:space="preserve">Rate 1 (%)</w:t>
@@ -8194,17 +8382,18 @@
         </w:tc>
         <w:tc>
           <w:tcPr>
-            <w:tcW w:w="1499" w:type="dxa"/>
-          </w:tcPr>
-          <w:p>
-            <w:pPr>
-              <w:pStyle w:val="Compact"/>
+            <w:tcW w:w="763" w:type="dxa"/>
+          </w:tcPr>
+          <w:p>
+            <w:pPr>
+              <w:pStyle w:val="Compact"/>
+              <w:keepNext/>
               <w:jc w:val="right"/>
             </w:pPr>
             <w:r>
               <w:rPr>
-                <w:sz w:val="20"/>
-                <w:szCs w:val="20"/>
+                <w:sz w:val="16"/>
+                <w:szCs w:val="16"/>
                 <w:lang w:val="en-US"/>
               </w:rPr>
               <w:t xml:space="preserve">Rate 2 (%)</w:t>
@@ -8213,17 +8402,18 @@
         </w:tc>
         <w:tc>
           <w:tcPr>
-            <w:tcW w:w="999" w:type="dxa"/>
-          </w:tcPr>
-          <w:p>
-            <w:pPr>
-              <w:pStyle w:val="Compact"/>
+            <w:tcW w:w="599" w:type="dxa"/>
+          </w:tcPr>
+          <w:p>
+            <w:pPr>
+              <w:pStyle w:val="Compact"/>
+              <w:keepNext/>
               <w:jc w:val="right"/>
             </w:pPr>
             <w:r>
               <w:rPr>
-                <w:sz w:val="20"/>
-                <w:szCs w:val="20"/>
+                <w:sz w:val="16"/>
+                <w:szCs w:val="16"/>
                 <w:lang w:val="en-US"/>
               </w:rPr>
               <w:t xml:space="preserve">OR</w:t>
@@ -8232,11 +8422,12 @@
         </w:tc>
         <w:tc>
           <w:tcPr>
-            <w:tcW w:w="1249" w:type="dxa"/>
-          </w:tcPr>
-          <w:p>
-            <w:pPr>
-              <w:pStyle w:val="Compact"/>
+            <w:tcW w:w="664" w:type="dxa"/>
+          </w:tcPr>
+          <w:p>
+            <w:pPr>
+              <w:pStyle w:val="Compact"/>
+              <w:keepNext/>
               <w:jc w:val="right"/>
             </w:pPr>
             <m:oMath>
@@ -8276,8 +8467,8 @@
             </m:oMath>
             <w:r>
               <w:rPr>
-                <w:sz w:val="20"/>
-                <w:szCs w:val="20"/>
+                <w:sz w:val="16"/>
+                <w:szCs w:val="16"/>
                 <w:lang w:val="en-US"/>
               </w:rPr>
               <w:t xml:space="preserve">​</w:t>
@@ -8286,17 +8477,18 @@
         </w:tc>
         <w:tc>
           <w:tcPr>
-            <w:tcW w:w="1624" w:type="dxa"/>
-          </w:tcPr>
-          <w:p>
-            <w:pPr>
-              <w:pStyle w:val="Compact"/>
+            <w:tcW w:w="877" w:type="dxa"/>
+          </w:tcPr>
+          <w:p>
+            <w:pPr>
+              <w:pStyle w:val="Compact"/>
+              <w:keepNext/>
               <w:jc w:val="left"/>
             </w:pPr>
             <w:r>
               <w:rPr>
-                <w:sz w:val="20"/>
-                <w:szCs w:val="20"/>
+                <w:sz w:val="16"/>
+                <w:szCs w:val="16"/>
                 <w:lang w:val="en-US"/>
               </w:rPr>
               <w:t xml:space="preserve">Supported</w:t>
@@ -8305,19 +8497,23 @@
         </w:tc>
       </w:tr>
       <w:tr>
-        <w:tc>
-          <w:tcPr>
-            <w:tcW w:w="988" w:type="dxa"/>
-          </w:tcPr>
-          <w:p>
-            <w:pPr>
-              <w:pStyle w:val="Compact"/>
+        <w:trPr>
+          <w:cantSplit/>
+        </w:trPr>
+        <w:tc>
+          <w:tcPr>
+            <w:tcW w:w="599" w:type="dxa"/>
+          </w:tcPr>
+          <w:p>
+            <w:pPr>
+              <w:pStyle w:val="Compact"/>
+              <w:keepNext/>
               <w:jc w:val="left"/>
             </w:pPr>
             <w:r>
               <w:rPr>
-                <w:sz w:val="20"/>
-                <w:szCs w:val="20"/>
+                <w:sz w:val="16"/>
+                <w:szCs w:val="16"/>
                 <w:lang w:val="en-US"/>
               </w:rPr>
               <w:t xml:space="preserve">H3a</w:t>
@@ -8326,17 +8522,18 @@
         </w:tc>
         <w:tc>
           <w:tcPr>
-            <w:tcW w:w="1499" w:type="dxa"/>
-          </w:tcPr>
-          <w:p>
-            <w:pPr>
-              <w:pStyle w:val="Compact"/>
+            <w:tcW w:w="807" w:type="dxa"/>
+          </w:tcPr>
+          <w:p>
+            <w:pPr>
+              <w:pStyle w:val="Compact"/>
+              <w:keepNext/>
               <w:jc w:val="left"/>
             </w:pPr>
             <w:r>
               <w:rPr>
-                <w:sz w:val="20"/>
-                <w:szCs w:val="20"/>
+                <w:sz w:val="16"/>
+                <w:szCs w:val="16"/>
                 <w:lang w:val="en-US"/>
               </w:rPr>
               <w:t xml:space="preserve">E</w:t>
@@ -8351,8 +8548,8 @@
             </m:oMath>
             <w:r>
               <w:rPr>
-                <w:sz w:val="20"/>
-                <w:szCs w:val="20"/>
+                <w:sz w:val="16"/>
+                <w:szCs w:val="16"/>
                 <w:lang w:val="en-US"/>
               </w:rPr>
               <w:t xml:space="preserve">B</w:t>
@@ -8361,17 +8558,18 @@
         </w:tc>
         <w:tc>
           <w:tcPr>
-            <w:tcW w:w="1499" w:type="dxa"/>
-          </w:tcPr>
-          <w:p>
-            <w:pPr>
-              <w:pStyle w:val="Compact"/>
+            <w:tcW w:w="763" w:type="dxa"/>
+          </w:tcPr>
+          <w:p>
+            <w:pPr>
+              <w:pStyle w:val="Compact"/>
+              <w:keepNext/>
               <w:jc w:val="right"/>
             </w:pPr>
             <w:r>
               <w:rPr>
-                <w:sz w:val="20"/>
-                <w:szCs w:val="20"/>
+                <w:sz w:val="16"/>
+                <w:szCs w:val="16"/>
                 <w:lang w:val="en-US"/>
               </w:rPr>
               <w:t xml:space="preserve">30.9</w:t>
@@ -8380,17 +8578,18 @@
         </w:tc>
         <w:tc>
           <w:tcPr>
-            <w:tcW w:w="1499" w:type="dxa"/>
-          </w:tcPr>
-          <w:p>
-            <w:pPr>
-              <w:pStyle w:val="Compact"/>
+            <w:tcW w:w="763" w:type="dxa"/>
+          </w:tcPr>
+          <w:p>
+            <w:pPr>
+              <w:pStyle w:val="Compact"/>
+              <w:keepNext/>
               <w:jc w:val="right"/>
             </w:pPr>
             <w:r>
               <w:rPr>
-                <w:sz w:val="20"/>
-                <w:szCs w:val="20"/>
+                <w:sz w:val="16"/>
+                <w:szCs w:val="16"/>
                 <w:lang w:val="en-US"/>
               </w:rPr>
               <w:t xml:space="preserve">54.5</w:t>
@@ -8399,17 +8598,18 @@
         </w:tc>
         <w:tc>
           <w:tcPr>
-            <w:tcW w:w="999" w:type="dxa"/>
-          </w:tcPr>
-          <w:p>
-            <w:pPr>
-              <w:pStyle w:val="Compact"/>
+            <w:tcW w:w="599" w:type="dxa"/>
+          </w:tcPr>
+          <w:p>
+            <w:pPr>
+              <w:pStyle w:val="Compact"/>
+              <w:keepNext/>
               <w:jc w:val="right"/>
             </w:pPr>
             <w:r>
               <w:rPr>
-                <w:sz w:val="20"/>
-                <w:szCs w:val="20"/>
+                <w:sz w:val="16"/>
+                <w:szCs w:val="16"/>
                 <w:lang w:val="en-US"/>
               </w:rPr>
               <w:t xml:space="preserve">0.37</w:t>
@@ -8418,17 +8618,18 @@
         </w:tc>
         <w:tc>
           <w:tcPr>
-            <w:tcW w:w="1249" w:type="dxa"/>
-          </w:tcPr>
-          <w:p>
-            <w:pPr>
-              <w:pStyle w:val="Compact"/>
+            <w:tcW w:w="664" w:type="dxa"/>
+          </w:tcPr>
+          <w:p>
+            <w:pPr>
+              <w:pStyle w:val="Compact"/>
+              <w:keepNext/>
               <w:jc w:val="right"/>
             </w:pPr>
             <w:r>
               <w:rPr>
-                <w:sz w:val="20"/>
-                <w:szCs w:val="20"/>
+                <w:sz w:val="16"/>
+                <w:szCs w:val="16"/>
                 <w:lang w:val="en-US"/>
               </w:rPr>
               <w:t xml:space="preserve">1.00</w:t>
@@ -8437,17 +8638,18 @@
         </w:tc>
         <w:tc>
           <w:tcPr>
-            <w:tcW w:w="1624" w:type="dxa"/>
-          </w:tcPr>
-          <w:p>
-            <w:pPr>
-              <w:pStyle w:val="Compact"/>
+            <w:tcW w:w="877" w:type="dxa"/>
+          </w:tcPr>
+          <w:p>
+            <w:pPr>
+              <w:pStyle w:val="Compact"/>
+              <w:keepNext/>
               <w:jc w:val="left"/>
             </w:pPr>
             <w:r>
               <w:rPr>
-                <w:sz w:val="20"/>
-                <w:szCs w:val="20"/>
+                <w:sz w:val="16"/>
+                <w:szCs w:val="16"/>
                 <w:lang w:val="en-US"/>
               </w:rPr>
               <w:t xml:space="preserve">no</w:t>
@@ -8456,19 +8658,23 @@
         </w:tc>
       </w:tr>
       <w:tr>
-        <w:tc>
-          <w:tcPr>
-            <w:tcW w:w="988" w:type="dxa"/>
-          </w:tcPr>
-          <w:p>
-            <w:pPr>
-              <w:pStyle w:val="Compact"/>
+        <w:trPr>
+          <w:cantSplit/>
+        </w:trPr>
+        <w:tc>
+          <w:tcPr>
+            <w:tcW w:w="599" w:type="dxa"/>
+          </w:tcPr>
+          <w:p>
+            <w:pPr>
+              <w:pStyle w:val="Compact"/>
+              <w:keepNext/>
               <w:jc w:val="left"/>
             </w:pPr>
             <w:r>
               <w:rPr>
-                <w:sz w:val="20"/>
-                <w:szCs w:val="20"/>
+                <w:sz w:val="16"/>
+                <w:szCs w:val="16"/>
                 <w:lang w:val="en-US"/>
               </w:rPr>
               <w:t xml:space="preserve">H3b</w:t>
@@ -8477,17 +8683,18 @@
         </w:tc>
         <w:tc>
           <w:tcPr>
-            <w:tcW w:w="1499" w:type="dxa"/>
-          </w:tcPr>
-          <w:p>
-            <w:pPr>
-              <w:pStyle w:val="Compact"/>
+            <w:tcW w:w="807" w:type="dxa"/>
+          </w:tcPr>
+          <w:p>
+            <w:pPr>
+              <w:pStyle w:val="Compact"/>
+              <w:keepNext/>
               <w:jc w:val="left"/>
             </w:pPr>
             <w:r>
               <w:rPr>
-                <w:sz w:val="20"/>
-                <w:szCs w:val="20"/>
+                <w:sz w:val="16"/>
+                <w:szCs w:val="16"/>
                 <w:lang w:val="en-US"/>
               </w:rPr>
               <w:t xml:space="preserve">E</w:t>
@@ -8502,8 +8709,8 @@
             </m:oMath>
             <w:r>
               <w:rPr>
-                <w:sz w:val="20"/>
-                <w:szCs w:val="20"/>
+                <w:sz w:val="16"/>
+                <w:szCs w:val="16"/>
                 <w:lang w:val="en-US"/>
               </w:rPr>
               <w:t xml:space="preserve">G</w:t>
@@ -8512,17 +8719,18 @@
         </w:tc>
         <w:tc>
           <w:tcPr>
-            <w:tcW w:w="1499" w:type="dxa"/>
-          </w:tcPr>
-          <w:p>
-            <w:pPr>
-              <w:pStyle w:val="Compact"/>
+            <w:tcW w:w="763" w:type="dxa"/>
+          </w:tcPr>
+          <w:p>
+            <w:pPr>
+              <w:pStyle w:val="Compact"/>
+              <w:keepNext/>
               <w:jc w:val="right"/>
             </w:pPr>
             <w:r>
               <w:rPr>
-                <w:sz w:val="20"/>
-                <w:szCs w:val="20"/>
+                <w:sz w:val="16"/>
+                <w:szCs w:val="16"/>
                 <w:lang w:val="en-US"/>
               </w:rPr>
               <w:t xml:space="preserve">30.9</w:t>
@@ -8531,17 +8739,18 @@
         </w:tc>
         <w:tc>
           <w:tcPr>
-            <w:tcW w:w="1499" w:type="dxa"/>
-          </w:tcPr>
-          <w:p>
-            <w:pPr>
-              <w:pStyle w:val="Compact"/>
+            <w:tcW w:w="763" w:type="dxa"/>
+          </w:tcPr>
+          <w:p>
+            <w:pPr>
+              <w:pStyle w:val="Compact"/>
+              <w:keepNext/>
               <w:jc w:val="right"/>
             </w:pPr>
             <w:r>
               <w:rPr>
-                <w:sz w:val="20"/>
-                <w:szCs w:val="20"/>
+                <w:sz w:val="16"/>
+                <w:szCs w:val="16"/>
                 <w:lang w:val="en-US"/>
               </w:rPr>
               <w:t xml:space="preserve">21.9</w:t>
@@ -8550,17 +8759,18 @@
         </w:tc>
         <w:tc>
           <w:tcPr>
-            <w:tcW w:w="999" w:type="dxa"/>
-          </w:tcPr>
-          <w:p>
-            <w:pPr>
-              <w:pStyle w:val="Compact"/>
+            <w:tcW w:w="599" w:type="dxa"/>
+          </w:tcPr>
+          <w:p>
+            <w:pPr>
+              <w:pStyle w:val="Compact"/>
+              <w:keepNext/>
               <w:jc w:val="right"/>
             </w:pPr>
             <w:r>
               <w:rPr>
-                <w:sz w:val="20"/>
-                <w:szCs w:val="20"/>
+                <w:sz w:val="16"/>
+                <w:szCs w:val="16"/>
                 <w:lang w:val="en-US"/>
               </w:rPr>
               <w:t xml:space="preserve">1.59</w:t>
@@ -8569,17 +8779,18 @@
         </w:tc>
         <w:tc>
           <w:tcPr>
-            <w:tcW w:w="1249" w:type="dxa"/>
-          </w:tcPr>
-          <w:p>
-            <w:pPr>
-              <w:pStyle w:val="Compact"/>
+            <w:tcW w:w="664" w:type="dxa"/>
+          </w:tcPr>
+          <w:p>
+            <w:pPr>
+              <w:pStyle w:val="Compact"/>
+              <w:keepNext/>
               <w:jc w:val="right"/>
             </w:pPr>
             <w:r>
               <w:rPr>
-                <w:sz w:val="20"/>
-                <w:szCs w:val="20"/>
+                <w:sz w:val="16"/>
+                <w:szCs w:val="16"/>
                 <w:lang w:val="en-US"/>
               </w:rPr>
               <w:t xml:space="preserve">0.08</w:t>
@@ -8588,17 +8799,18 @@
         </w:tc>
         <w:tc>
           <w:tcPr>
-            <w:tcW w:w="1624" w:type="dxa"/>
-          </w:tcPr>
-          <w:p>
-            <w:pPr>
-              <w:pStyle w:val="Compact"/>
+            <w:tcW w:w="877" w:type="dxa"/>
+          </w:tcPr>
+          <w:p>
+            <w:pPr>
+              <w:pStyle w:val="Compact"/>
+              <w:keepNext/>
               <w:jc w:val="left"/>
             </w:pPr>
             <w:r>
               <w:rPr>
-                <w:sz w:val="20"/>
-                <w:szCs w:val="20"/>
+                <w:sz w:val="16"/>
+                <w:szCs w:val="16"/>
                 <w:lang w:val="en-US"/>
               </w:rPr>
               <w:t xml:space="preserve">no</w:t>
@@ -8607,9 +8819,12 @@
         </w:tc>
       </w:tr>
       <w:tr>
-        <w:tc>
-          <w:tcPr>
-            <w:tcW w:w="988" w:type="dxa"/>
+        <w:trPr>
+          <w:cantSplit/>
+        </w:trPr>
+        <w:tc>
+          <w:tcPr>
+            <w:tcW w:w="599" w:type="dxa"/>
           </w:tcPr>
           <w:p>
             <w:pPr>
@@ -8618,8 +8833,8 @@
             </w:pPr>
             <w:r>
               <w:rPr>
-                <w:sz w:val="20"/>
-                <w:szCs w:val="20"/>
+                <w:sz w:val="16"/>
+                <w:szCs w:val="16"/>
                 <w:lang w:val="en-US"/>
               </w:rPr>
               <w:t xml:space="preserve">H3c</w:t>
@@ -8628,7 +8843,7 @@
         </w:tc>
         <w:tc>
           <w:tcPr>
-            <w:tcW w:w="1499" w:type="dxa"/>
+            <w:tcW w:w="807" w:type="dxa"/>
           </w:tcPr>
           <w:p>
             <w:pPr>
@@ -8637,8 +8852,8 @@
             </w:pPr>
             <w:r>
               <w:rPr>
-                <w:sz w:val="20"/>
-                <w:szCs w:val="20"/>
+                <w:sz w:val="16"/>
+                <w:szCs w:val="16"/>
                 <w:lang w:val="en-US"/>
               </w:rPr>
               <w:t xml:space="preserve">D</w:t>
@@ -8653,8 +8868,8 @@
             </m:oMath>
             <w:r>
               <w:rPr>
-                <w:sz w:val="20"/>
-                <w:szCs w:val="20"/>
+                <w:sz w:val="16"/>
+                <w:szCs w:val="16"/>
                 <w:lang w:val="en-US"/>
               </w:rPr>
               <w:t xml:space="preserve">B</w:t>
@@ -8663,7 +8878,7 @@
         </w:tc>
         <w:tc>
           <w:tcPr>
-            <w:tcW w:w="1499" w:type="dxa"/>
+            <w:tcW w:w="763" w:type="dxa"/>
           </w:tcPr>
           <w:p>
             <w:pPr>
@@ -8672,8 +8887,8 @@
             </w:pPr>
             <w:r>
               <w:rPr>
-                <w:sz w:val="20"/>
-                <w:szCs w:val="20"/>
+                <w:sz w:val="16"/>
+                <w:szCs w:val="16"/>
                 <w:lang w:val="en-US"/>
               </w:rPr>
               <w:t xml:space="preserve">44.7</w:t>
@@ -8682,7 +8897,7 @@
         </w:tc>
         <w:tc>
           <w:tcPr>
-            <w:tcW w:w="1499" w:type="dxa"/>
+            <w:tcW w:w="763" w:type="dxa"/>
           </w:tcPr>
           <w:p>
             <w:pPr>
@@ -8691,8 +8906,8 @@
             </w:pPr>
             <w:r>
               <w:rPr>
-                <w:sz w:val="20"/>
-                <w:szCs w:val="20"/>
+                <w:sz w:val="16"/>
+                <w:szCs w:val="16"/>
                 <w:lang w:val="en-US"/>
               </w:rPr>
               <w:t xml:space="preserve">54.5</w:t>
@@ -8701,7 +8916,7 @@
         </w:tc>
         <w:tc>
           <w:tcPr>
-            <w:tcW w:w="999" w:type="dxa"/>
+            <w:tcW w:w="599" w:type="dxa"/>
           </w:tcPr>
           <w:p>
             <w:pPr>
@@ -8710,8 +8925,8 @@
             </w:pPr>
             <w:r>
               <w:rPr>
-                <w:sz w:val="20"/>
-                <w:szCs w:val="20"/>
+                <w:sz w:val="16"/>
+                <w:szCs w:val="16"/>
                 <w:lang w:val="en-US"/>
               </w:rPr>
               <w:t xml:space="preserve">0.68</w:t>
@@ -8720,7 +8935,7 @@
         </w:tc>
         <w:tc>
           <w:tcPr>
-            <w:tcW w:w="1249" w:type="dxa"/>
+            <w:tcW w:w="664" w:type="dxa"/>
           </w:tcPr>
           <w:p>
             <w:pPr>
@@ -8729,8 +8944,8 @@
             </w:pPr>
             <w:r>
               <w:rPr>
-                <w:sz w:val="20"/>
-                <w:szCs w:val="20"/>
+                <w:sz w:val="16"/>
+                <w:szCs w:val="16"/>
                 <w:lang w:val="en-US"/>
               </w:rPr>
               <w:t xml:space="preserve">1.00</w:t>
@@ -8739,7 +8954,7 @@
         </w:tc>
         <w:tc>
           <w:tcPr>
-            <w:tcW w:w="1624" w:type="dxa"/>
+            <w:tcW w:w="877" w:type="dxa"/>
           </w:tcPr>
           <w:p>
             <w:pPr>
@@ -8748,8 +8963,8 @@
             </w:pPr>
             <w:r>
               <w:rPr>
-                <w:sz w:val="20"/>
-                <w:szCs w:val="20"/>
+                <w:sz w:val="16"/>
+                <w:szCs w:val="16"/>
                 <w:lang w:val="en-US"/>
               </w:rPr>
               <w:t xml:space="preserve">no</w:t>
@@ -9827,6 +10042,7 @@
     <w:p>
       <w:pPr>
         <w:pStyle w:val="TableCaption"/>
+        <w:keepNext/>
       </w:pPr>
       <w:r>
         <w:rPr>
@@ -9838,34 +10054,40 @@
     <w:tbl>
       <w:tblPr>
         <w:tblStyle w:val="Table"/>
-        <w:tblW w:w="9360" w:type="dxa"/>
+        <w:tblW w:w="5076" w:type="dxa"/>
+        <w:tblCellMar>
+          <w:left w:w="40" w:type="dxa"/>
+          <w:right w:w="40" w:type="dxa"/>
+        </w:tblCellMar>
         <w:tblLook w:firstRow="1" w:lastRow="0" w:firstColumn="0" w:lastColumn="0" w:noHBand="0" w:noVBand="0" w:val="0020"/>
         <w:tblCaption w:val="TABLE IV. Judge calibration on the two designed conditions, by judgement rule (rules with at least two designed violations or at least one false positive, ordered by false positives). Recall is measured on condition C, whose templates each break one named rule; the false-positive rate is measured on condition A, which is written to be valid. Full table in the repository."/>
       </w:tblPr>
       <w:tblGrid>
-        <w:gridCol w:w="1766"/>
-        <w:gridCol w:w="1766"/>
-        <w:gridCol w:w="2119"/>
-        <w:gridCol w:w="2119"/>
-        <w:gridCol w:w="1589"/>
+        <w:gridCol w:w="957"/>
+        <w:gridCol w:w="957"/>
+        <w:gridCol w:w="1149"/>
+        <w:gridCol w:w="1149"/>
+        <w:gridCol w:w="861"/>
       </w:tblGrid>
       <w:tr>
         <w:trPr>
+          <w:cantSplit/>
           <w:tblHeader w:val="on"/>
         </w:trPr>
         <w:tc>
           <w:tcPr>
-            <w:tcW w:w="1766" w:type="dxa"/>
-          </w:tcPr>
-          <w:p>
-            <w:pPr>
-              <w:pStyle w:val="Compact"/>
+            <w:tcW w:w="957" w:type="dxa"/>
+          </w:tcPr>
+          <w:p>
+            <w:pPr>
+              <w:pStyle w:val="Compact"/>
+              <w:keepNext/>
               <w:jc w:val="left"/>
             </w:pPr>
             <w:r>
               <w:rPr>
-                <w:sz w:val="20"/>
-                <w:szCs w:val="20"/>
+                <w:sz w:val="16"/>
+                <w:szCs w:val="16"/>
                 <w:lang w:val="en-US"/>
               </w:rPr>
               <w:t xml:space="preserve">Rule</w:t>
@@ -9874,17 +10096,18 @@
         </w:tc>
         <w:tc>
           <w:tcPr>
-            <w:tcW w:w="1766" w:type="dxa"/>
-          </w:tcPr>
-          <w:p>
-            <w:pPr>
-              <w:pStyle w:val="Compact"/>
+            <w:tcW w:w="957" w:type="dxa"/>
+          </w:tcPr>
+          <w:p>
+            <w:pPr>
+              <w:pStyle w:val="Compact"/>
+              <w:keepNext/>
               <w:jc w:val="right"/>
             </w:pPr>
             <w:r>
               <w:rPr>
-                <w:sz w:val="20"/>
-                <w:szCs w:val="20"/>
+                <w:sz w:val="16"/>
+                <w:szCs w:val="16"/>
                 <w:lang w:val="en-US"/>
               </w:rPr>
               <w:t xml:space="preserve">Caught</w:t>
@@ -9893,17 +10116,18 @@
         </w:tc>
         <w:tc>
           <w:tcPr>
-            <w:tcW w:w="2119" w:type="dxa"/>
-          </w:tcPr>
-          <w:p>
-            <w:pPr>
-              <w:pStyle w:val="Compact"/>
+            <w:tcW w:w="1149" w:type="dxa"/>
+          </w:tcPr>
+          <w:p>
+            <w:pPr>
+              <w:pStyle w:val="Compact"/>
+              <w:keepNext/>
               <w:jc w:val="right"/>
             </w:pPr>
             <w:r>
               <w:rPr>
-                <w:sz w:val="20"/>
-                <w:szCs w:val="20"/>
+                <w:sz w:val="16"/>
+                <w:szCs w:val="16"/>
                 <w:lang w:val="en-US"/>
               </w:rPr>
               <w:t xml:space="preserve">Recall (%)</w:t>
@@ -9912,17 +10136,18 @@
         </w:tc>
         <w:tc>
           <w:tcPr>
-            <w:tcW w:w="2119" w:type="dxa"/>
-          </w:tcPr>
-          <w:p>
-            <w:pPr>
-              <w:pStyle w:val="Compact"/>
+            <w:tcW w:w="1149" w:type="dxa"/>
+          </w:tcPr>
+          <w:p>
+            <w:pPr>
+              <w:pStyle w:val="Compact"/>
+              <w:keepNext/>
               <w:jc w:val="right"/>
             </w:pPr>
             <w:r>
               <w:rPr>
-                <w:sz w:val="20"/>
-                <w:szCs w:val="20"/>
+                <w:sz w:val="16"/>
+                <w:szCs w:val="16"/>
                 <w:lang w:val="en-US"/>
               </w:rPr>
               <w:t xml:space="preserve">False pos.</w:t>
@@ -9931,17 +10156,18 @@
         </w:tc>
         <w:tc>
           <w:tcPr>
-            <w:tcW w:w="1589" w:type="dxa"/>
-          </w:tcPr>
-          <w:p>
-            <w:pPr>
-              <w:pStyle w:val="Compact"/>
+            <w:tcW w:w="861" w:type="dxa"/>
+          </w:tcPr>
+          <w:p>
+            <w:pPr>
+              <w:pStyle w:val="Compact"/>
+              <w:keepNext/>
               <w:jc w:val="right"/>
             </w:pPr>
             <w:r>
               <w:rPr>
-                <w:sz w:val="20"/>
-                <w:szCs w:val="20"/>
+                <w:sz w:val="16"/>
+                <w:szCs w:val="16"/>
                 <w:lang w:val="en-US"/>
               </w:rPr>
               <w:t xml:space="preserve">FPR (%)</w:t>
@@ -9950,19 +10176,23 @@
         </w:tc>
       </w:tr>
       <w:tr>
-        <w:tc>
-          <w:tcPr>
-            <w:tcW w:w="1766" w:type="dxa"/>
-          </w:tcPr>
-          <w:p>
-            <w:pPr>
-              <w:pStyle w:val="Compact"/>
+        <w:trPr>
+          <w:cantSplit/>
+        </w:trPr>
+        <w:tc>
+          <w:tcPr>
+            <w:tcW w:w="957" w:type="dxa"/>
+          </w:tcPr>
+          <w:p>
+            <w:pPr>
+              <w:pStyle w:val="Compact"/>
+              <w:keepNext/>
               <w:jc w:val="left"/>
             </w:pPr>
             <w:r>
               <w:rPr>
-                <w:sz w:val="20"/>
-                <w:szCs w:val="20"/>
+                <w:sz w:val="16"/>
+                <w:szCs w:val="16"/>
                 <w:lang w:val="en-US"/>
               </w:rPr>
               <w:t xml:space="preserve">B-TK-4</w:t>
@@ -9971,17 +10201,18 @@
         </w:tc>
         <w:tc>
           <w:tcPr>
-            <w:tcW w:w="1766" w:type="dxa"/>
-          </w:tcPr>
-          <w:p>
-            <w:pPr>
-              <w:pStyle w:val="Compact"/>
+            <w:tcW w:w="957" w:type="dxa"/>
+          </w:tcPr>
+          <w:p>
+            <w:pPr>
+              <w:pStyle w:val="Compact"/>
+              <w:keepNext/>
               <w:jc w:val="right"/>
             </w:pPr>
             <w:r>
               <w:rPr>
-                <w:sz w:val="20"/>
-                <w:szCs w:val="20"/>
+                <w:sz w:val="16"/>
+                <w:szCs w:val="16"/>
                 <w:lang w:val="en-US"/>
               </w:rPr>
               <w:t xml:space="preserve">2/2</w:t>
@@ -9990,17 +10221,18 @@
         </w:tc>
         <w:tc>
           <w:tcPr>
-            <w:tcW w:w="2119" w:type="dxa"/>
-          </w:tcPr>
-          <w:p>
-            <w:pPr>
-              <w:pStyle w:val="Compact"/>
+            <w:tcW w:w="1149" w:type="dxa"/>
+          </w:tcPr>
+          <w:p>
+            <w:pPr>
+              <w:pStyle w:val="Compact"/>
+              <w:keepNext/>
               <w:jc w:val="right"/>
             </w:pPr>
             <w:r>
               <w:rPr>
-                <w:sz w:val="20"/>
-                <w:szCs w:val="20"/>
+                <w:sz w:val="16"/>
+                <w:szCs w:val="16"/>
                 <w:lang w:val="en-US"/>
               </w:rPr>
               <w:t xml:space="preserve">100.0</w:t>
@@ -10009,17 +10241,18 @@
         </w:tc>
         <w:tc>
           <w:tcPr>
-            <w:tcW w:w="2119" w:type="dxa"/>
-          </w:tcPr>
-          <w:p>
-            <w:pPr>
-              <w:pStyle w:val="Compact"/>
+            <w:tcW w:w="1149" w:type="dxa"/>
+          </w:tcPr>
+          <w:p>
+            <w:pPr>
+              <w:pStyle w:val="Compact"/>
+              <w:keepNext/>
               <w:jc w:val="right"/>
             </w:pPr>
             <w:r>
               <w:rPr>
-                <w:sz w:val="20"/>
-                <w:szCs w:val="20"/>
+                <w:sz w:val="16"/>
+                <w:szCs w:val="16"/>
                 <w:lang w:val="en-US"/>
               </w:rPr>
               <w:t xml:space="preserve">8/8</w:t>
@@ -10028,17 +10261,18 @@
         </w:tc>
         <w:tc>
           <w:tcPr>
-            <w:tcW w:w="1589" w:type="dxa"/>
-          </w:tcPr>
-          <w:p>
-            <w:pPr>
-              <w:pStyle w:val="Compact"/>
+            <w:tcW w:w="861" w:type="dxa"/>
+          </w:tcPr>
+          <w:p>
+            <w:pPr>
+              <w:pStyle w:val="Compact"/>
+              <w:keepNext/>
               <w:jc w:val="right"/>
             </w:pPr>
             <w:r>
               <w:rPr>
-                <w:sz w:val="20"/>
-                <w:szCs w:val="20"/>
+                <w:sz w:val="16"/>
+                <w:szCs w:val="16"/>
                 <w:lang w:val="en-US"/>
               </w:rPr>
               <w:t xml:space="preserve">100.0</w:t>
@@ -10047,19 +10281,23 @@
         </w:tc>
       </w:tr>
       <w:tr>
-        <w:tc>
-          <w:tcPr>
-            <w:tcW w:w="1766" w:type="dxa"/>
-          </w:tcPr>
-          <w:p>
-            <w:pPr>
-              <w:pStyle w:val="Compact"/>
+        <w:trPr>
+          <w:cantSplit/>
+        </w:trPr>
+        <w:tc>
+          <w:tcPr>
+            <w:tcW w:w="957" w:type="dxa"/>
+          </w:tcPr>
+          <w:p>
+            <w:pPr>
+              <w:pStyle w:val="Compact"/>
+              <w:keepNext/>
               <w:jc w:val="left"/>
             </w:pPr>
             <w:r>
               <w:rPr>
-                <w:sz w:val="20"/>
-                <w:szCs w:val="20"/>
+                <w:sz w:val="16"/>
+                <w:szCs w:val="16"/>
                 <w:lang w:val="en-US"/>
               </w:rPr>
               <w:t xml:space="preserve">B-CO-7</w:t>
@@ -10068,17 +10306,18 @@
         </w:tc>
         <w:tc>
           <w:tcPr>
-            <w:tcW w:w="1766" w:type="dxa"/>
-          </w:tcPr>
-          <w:p>
-            <w:pPr>
-              <w:pStyle w:val="Compact"/>
+            <w:tcW w:w="957" w:type="dxa"/>
+          </w:tcPr>
+          <w:p>
+            <w:pPr>
+              <w:pStyle w:val="Compact"/>
+              <w:keepNext/>
               <w:jc w:val="right"/>
             </w:pPr>
             <w:r>
               <w:rPr>
-                <w:sz w:val="20"/>
-                <w:szCs w:val="20"/>
+                <w:sz w:val="16"/>
+                <w:szCs w:val="16"/>
                 <w:lang w:val="en-US"/>
               </w:rPr>
               <w:t xml:space="preserve">5/5</w:t>
@@ -10087,17 +10326,18 @@
         </w:tc>
         <w:tc>
           <w:tcPr>
-            <w:tcW w:w="2119" w:type="dxa"/>
-          </w:tcPr>
-          <w:p>
-            <w:pPr>
-              <w:pStyle w:val="Compact"/>
+            <w:tcW w:w="1149" w:type="dxa"/>
+          </w:tcPr>
+          <w:p>
+            <w:pPr>
+              <w:pStyle w:val="Compact"/>
+              <w:keepNext/>
               <w:jc w:val="right"/>
             </w:pPr>
             <w:r>
               <w:rPr>
-                <w:sz w:val="20"/>
-                <w:szCs w:val="20"/>
+                <w:sz w:val="16"/>
+                <w:szCs w:val="16"/>
                 <w:lang w:val="en-US"/>
               </w:rPr>
               <w:t xml:space="preserve">100.0</w:t>
@@ -10106,17 +10346,18 @@
         </w:tc>
         <w:tc>
           <w:tcPr>
-            <w:tcW w:w="2119" w:type="dxa"/>
-          </w:tcPr>
-          <w:p>
-            <w:pPr>
-              <w:pStyle w:val="Compact"/>
+            <w:tcW w:w="1149" w:type="dxa"/>
+          </w:tcPr>
+          <w:p>
+            <w:pPr>
+              <w:pStyle w:val="Compact"/>
+              <w:keepNext/>
               <w:jc w:val="right"/>
             </w:pPr>
             <w:r>
               <w:rPr>
-                <w:sz w:val="20"/>
-                <w:szCs w:val="20"/>
+                <w:sz w:val="16"/>
+                <w:szCs w:val="16"/>
                 <w:lang w:val="en-US"/>
               </w:rPr>
               <w:t xml:space="preserve">7/8</w:t>
@@ -10125,17 +10366,18 @@
         </w:tc>
         <w:tc>
           <w:tcPr>
-            <w:tcW w:w="1589" w:type="dxa"/>
-          </w:tcPr>
-          <w:p>
-            <w:pPr>
-              <w:pStyle w:val="Compact"/>
+            <w:tcW w:w="861" w:type="dxa"/>
+          </w:tcPr>
+          <w:p>
+            <w:pPr>
+              <w:pStyle w:val="Compact"/>
+              <w:keepNext/>
               <w:jc w:val="right"/>
             </w:pPr>
             <w:r>
               <w:rPr>
-                <w:sz w:val="20"/>
-                <w:szCs w:val="20"/>
+                <w:sz w:val="16"/>
+                <w:szCs w:val="16"/>
                 <w:lang w:val="en-US"/>
               </w:rPr>
               <w:t xml:space="preserve">87.5</w:t>
@@ -10144,19 +10386,23 @@
         </w:tc>
       </w:tr>
       <w:tr>
-        <w:tc>
-          <w:tcPr>
-            <w:tcW w:w="1766" w:type="dxa"/>
-          </w:tcPr>
-          <w:p>
-            <w:pPr>
-              <w:pStyle w:val="Compact"/>
+        <w:trPr>
+          <w:cantSplit/>
+        </w:trPr>
+        <w:tc>
+          <w:tcPr>
+            <w:tcW w:w="957" w:type="dxa"/>
+          </w:tcPr>
+          <w:p>
+            <w:pPr>
+              <w:pStyle w:val="Compact"/>
+              <w:keepNext/>
               <w:jc w:val="left"/>
             </w:pPr>
             <w:r>
               <w:rPr>
-                <w:sz w:val="20"/>
-                <w:szCs w:val="20"/>
+                <w:sz w:val="16"/>
+                <w:szCs w:val="16"/>
                 <w:lang w:val="en-US"/>
               </w:rPr>
               <w:t xml:space="preserve">B-BK-7</w:t>
@@ -10165,17 +10411,18 @@
         </w:tc>
         <w:tc>
           <w:tcPr>
-            <w:tcW w:w="1766" w:type="dxa"/>
-          </w:tcPr>
-          <w:p>
-            <w:pPr>
-              <w:pStyle w:val="Compact"/>
+            <w:tcW w:w="957" w:type="dxa"/>
+          </w:tcPr>
+          <w:p>
+            <w:pPr>
+              <w:pStyle w:val="Compact"/>
+              <w:keepNext/>
               <w:jc w:val="right"/>
             </w:pPr>
             <w:r>
               <w:rPr>
-                <w:sz w:val="20"/>
-                <w:szCs w:val="20"/>
+                <w:sz w:val="16"/>
+                <w:szCs w:val="16"/>
                 <w:lang w:val="en-US"/>
               </w:rPr>
               <w:t xml:space="preserve">5/5</w:t>
@@ -10184,17 +10431,18 @@
         </w:tc>
         <w:tc>
           <w:tcPr>
-            <w:tcW w:w="2119" w:type="dxa"/>
-          </w:tcPr>
-          <w:p>
-            <w:pPr>
-              <w:pStyle w:val="Compact"/>
+            <w:tcW w:w="1149" w:type="dxa"/>
+          </w:tcPr>
+          <w:p>
+            <w:pPr>
+              <w:pStyle w:val="Compact"/>
+              <w:keepNext/>
               <w:jc w:val="right"/>
             </w:pPr>
             <w:r>
               <w:rPr>
-                <w:sz w:val="20"/>
-                <w:szCs w:val="20"/>
+                <w:sz w:val="16"/>
+                <w:szCs w:val="16"/>
                 <w:lang w:val="en-US"/>
               </w:rPr>
               <w:t xml:space="preserve">100.0</w:t>
@@ -10203,17 +10451,18 @@
         </w:tc>
         <w:tc>
           <w:tcPr>
-            <w:tcW w:w="2119" w:type="dxa"/>
-          </w:tcPr>
-          <w:p>
-            <w:pPr>
-              <w:pStyle w:val="Compact"/>
+            <w:tcW w:w="1149" w:type="dxa"/>
+          </w:tcPr>
+          <w:p>
+            <w:pPr>
+              <w:pStyle w:val="Compact"/>
+              <w:keepNext/>
               <w:jc w:val="right"/>
             </w:pPr>
             <w:r>
               <w:rPr>
-                <w:sz w:val="20"/>
-                <w:szCs w:val="20"/>
+                <w:sz w:val="16"/>
+                <w:szCs w:val="16"/>
                 <w:lang w:val="en-US"/>
               </w:rPr>
               <w:t xml:space="preserve">2/8</w:t>
@@ -10222,17 +10471,18 @@
         </w:tc>
         <w:tc>
           <w:tcPr>
-            <w:tcW w:w="1589" w:type="dxa"/>
-          </w:tcPr>
-          <w:p>
-            <w:pPr>
-              <w:pStyle w:val="Compact"/>
+            <w:tcW w:w="861" w:type="dxa"/>
+          </w:tcPr>
+          <w:p>
+            <w:pPr>
+              <w:pStyle w:val="Compact"/>
+              <w:keepNext/>
               <w:jc w:val="right"/>
             </w:pPr>
             <w:r>
               <w:rPr>
-                <w:sz w:val="20"/>
-                <w:szCs w:val="20"/>
+                <w:sz w:val="16"/>
+                <w:szCs w:val="16"/>
                 <w:lang w:val="en-US"/>
               </w:rPr>
               <w:t xml:space="preserve">25.0</w:t>
@@ -10241,19 +10491,23 @@
         </w:tc>
       </w:tr>
       <w:tr>
-        <w:tc>
-          <w:tcPr>
-            <w:tcW w:w="1766" w:type="dxa"/>
-          </w:tcPr>
-          <w:p>
-            <w:pPr>
-              <w:pStyle w:val="Compact"/>
+        <w:trPr>
+          <w:cantSplit/>
+        </w:trPr>
+        <w:tc>
+          <w:tcPr>
+            <w:tcW w:w="957" w:type="dxa"/>
+          </w:tcPr>
+          <w:p>
+            <w:pPr>
+              <w:pStyle w:val="Compact"/>
+              <w:keepNext/>
               <w:jc w:val="left"/>
             </w:pPr>
             <w:r>
               <w:rPr>
-                <w:sz w:val="20"/>
-                <w:szCs w:val="20"/>
+                <w:sz w:val="16"/>
+                <w:szCs w:val="16"/>
                 <w:lang w:val="en-US"/>
               </w:rPr>
               <w:t xml:space="preserve">B-PR-6</w:t>
@@ -10262,17 +10516,18 @@
         </w:tc>
         <w:tc>
           <w:tcPr>
-            <w:tcW w:w="1766" w:type="dxa"/>
-          </w:tcPr>
-          <w:p>
-            <w:pPr>
-              <w:pStyle w:val="Compact"/>
+            <w:tcW w:w="957" w:type="dxa"/>
+          </w:tcPr>
+          <w:p>
+            <w:pPr>
+              <w:pStyle w:val="Compact"/>
+              <w:keepNext/>
               <w:jc w:val="right"/>
             </w:pPr>
             <w:r>
               <w:rPr>
-                <w:sz w:val="20"/>
-                <w:szCs w:val="20"/>
+                <w:sz w:val="16"/>
+                <w:szCs w:val="16"/>
                 <w:lang w:val="en-US"/>
               </w:rPr>
               <w:t xml:space="preserve">5/5</w:t>
@@ -10281,17 +10536,18 @@
         </w:tc>
         <w:tc>
           <w:tcPr>
-            <w:tcW w:w="2119" w:type="dxa"/>
-          </w:tcPr>
-          <w:p>
-            <w:pPr>
-              <w:pStyle w:val="Compact"/>
+            <w:tcW w:w="1149" w:type="dxa"/>
+          </w:tcPr>
+          <w:p>
+            <w:pPr>
+              <w:pStyle w:val="Compact"/>
+              <w:keepNext/>
               <w:jc w:val="right"/>
             </w:pPr>
             <w:r>
               <w:rPr>
-                <w:sz w:val="20"/>
-                <w:szCs w:val="20"/>
+                <w:sz w:val="16"/>
+                <w:szCs w:val="16"/>
                 <w:lang w:val="en-US"/>
               </w:rPr>
               <w:t xml:space="preserve">100.0</w:t>
@@ -10300,17 +10556,18 @@
         </w:tc>
         <w:tc>
           <w:tcPr>
-            <w:tcW w:w="2119" w:type="dxa"/>
-          </w:tcPr>
-          <w:p>
-            <w:pPr>
-              <w:pStyle w:val="Compact"/>
+            <w:tcW w:w="1149" w:type="dxa"/>
+          </w:tcPr>
+          <w:p>
+            <w:pPr>
+              <w:pStyle w:val="Compact"/>
+              <w:keepNext/>
               <w:jc w:val="right"/>
             </w:pPr>
             <w:r>
               <w:rPr>
-                <w:sz w:val="20"/>
-                <w:szCs w:val="20"/>
+                <w:sz w:val="16"/>
+                <w:szCs w:val="16"/>
                 <w:lang w:val="en-US"/>
               </w:rPr>
               <w:t xml:space="preserve">1/8</w:t>
@@ -10319,17 +10576,18 @@
         </w:tc>
         <w:tc>
           <w:tcPr>
-            <w:tcW w:w="1589" w:type="dxa"/>
-          </w:tcPr>
-          <w:p>
-            <w:pPr>
-              <w:pStyle w:val="Compact"/>
+            <w:tcW w:w="861" w:type="dxa"/>
+          </w:tcPr>
+          <w:p>
+            <w:pPr>
+              <w:pStyle w:val="Compact"/>
+              <w:keepNext/>
               <w:jc w:val="right"/>
             </w:pPr>
             <w:r>
               <w:rPr>
-                <w:sz w:val="20"/>
-                <w:szCs w:val="20"/>
+                <w:sz w:val="16"/>
+                <w:szCs w:val="16"/>
                 <w:lang w:val="en-US"/>
               </w:rPr>
               <w:t xml:space="preserve">12.5</w:t>
@@ -10338,19 +10596,23 @@
         </w:tc>
       </w:tr>
       <w:tr>
-        <w:tc>
-          <w:tcPr>
-            <w:tcW w:w="1766" w:type="dxa"/>
-          </w:tcPr>
-          <w:p>
-            <w:pPr>
-              <w:pStyle w:val="Compact"/>
+        <w:trPr>
+          <w:cantSplit/>
+        </w:trPr>
+        <w:tc>
+          <w:tcPr>
+            <w:tcW w:w="957" w:type="dxa"/>
+          </w:tcPr>
+          <w:p>
+            <w:pPr>
+              <w:pStyle w:val="Compact"/>
+              <w:keepNext/>
               <w:jc w:val="left"/>
             </w:pPr>
             <w:r>
               <w:rPr>
-                <w:sz w:val="20"/>
-                <w:szCs w:val="20"/>
+                <w:sz w:val="16"/>
+                <w:szCs w:val="16"/>
                 <w:lang w:val="en-US"/>
               </w:rPr>
               <w:t xml:space="preserve">B-RV-3</w:t>
@@ -10359,17 +10621,18 @@
         </w:tc>
         <w:tc>
           <w:tcPr>
-            <w:tcW w:w="1766" w:type="dxa"/>
-          </w:tcPr>
-          <w:p>
-            <w:pPr>
-              <w:pStyle w:val="Compact"/>
+            <w:tcW w:w="957" w:type="dxa"/>
+          </w:tcPr>
+          <w:p>
+            <w:pPr>
+              <w:pStyle w:val="Compact"/>
+              <w:keepNext/>
               <w:jc w:val="right"/>
             </w:pPr>
             <w:r>
               <w:rPr>
-                <w:sz w:val="20"/>
-                <w:szCs w:val="20"/>
+                <w:sz w:val="16"/>
+                <w:szCs w:val="16"/>
                 <w:lang w:val="en-US"/>
               </w:rPr>
               <w:t xml:space="preserve">1/2</w:t>
@@ -10378,17 +10641,18 @@
         </w:tc>
         <w:tc>
           <w:tcPr>
-            <w:tcW w:w="2119" w:type="dxa"/>
-          </w:tcPr>
-          <w:p>
-            <w:pPr>
-              <w:pStyle w:val="Compact"/>
+            <w:tcW w:w="1149" w:type="dxa"/>
+          </w:tcPr>
+          <w:p>
+            <w:pPr>
+              <w:pStyle w:val="Compact"/>
+              <w:keepNext/>
               <w:jc w:val="right"/>
             </w:pPr>
             <w:r>
               <w:rPr>
-                <w:sz w:val="20"/>
-                <w:szCs w:val="20"/>
+                <w:sz w:val="16"/>
+                <w:szCs w:val="16"/>
                 <w:lang w:val="en-US"/>
               </w:rPr>
               <w:t xml:space="preserve">50.0</w:t>
@@ -10397,17 +10661,18 @@
         </w:tc>
         <w:tc>
           <w:tcPr>
-            <w:tcW w:w="2119" w:type="dxa"/>
-          </w:tcPr>
-          <w:p>
-            <w:pPr>
-              <w:pStyle w:val="Compact"/>
+            <w:tcW w:w="1149" w:type="dxa"/>
+          </w:tcPr>
+          <w:p>
+            <w:pPr>
+              <w:pStyle w:val="Compact"/>
+              <w:keepNext/>
               <w:jc w:val="right"/>
             </w:pPr>
             <w:r>
               <w:rPr>
-                <w:sz w:val="20"/>
-                <w:szCs w:val="20"/>
+                <w:sz w:val="16"/>
+                <w:szCs w:val="16"/>
                 <w:lang w:val="en-US"/>
               </w:rPr>
               <w:t xml:space="preserve">1/8</w:t>
@@ -10416,17 +10681,18 @@
         </w:tc>
         <w:tc>
           <w:tcPr>
-            <w:tcW w:w="1589" w:type="dxa"/>
-          </w:tcPr>
-          <w:p>
-            <w:pPr>
-              <w:pStyle w:val="Compact"/>
+            <w:tcW w:w="861" w:type="dxa"/>
+          </w:tcPr>
+          <w:p>
+            <w:pPr>
+              <w:pStyle w:val="Compact"/>
+              <w:keepNext/>
               <w:jc w:val="right"/>
             </w:pPr>
             <w:r>
               <w:rPr>
-                <w:sz w:val="20"/>
-                <w:szCs w:val="20"/>
+                <w:sz w:val="16"/>
+                <w:szCs w:val="16"/>
                 <w:lang w:val="en-US"/>
               </w:rPr>
               <w:t xml:space="preserve">12.5</w:t>
@@ -10435,19 +10701,23 @@
         </w:tc>
       </w:tr>
       <w:tr>
-        <w:tc>
-          <w:tcPr>
-            <w:tcW w:w="1766" w:type="dxa"/>
-          </w:tcPr>
-          <w:p>
-            <w:pPr>
-              <w:pStyle w:val="Compact"/>
+        <w:trPr>
+          <w:cantSplit/>
+        </w:trPr>
+        <w:tc>
+          <w:tcPr>
+            <w:tcW w:w="957" w:type="dxa"/>
+          </w:tcPr>
+          <w:p>
+            <w:pPr>
+              <w:pStyle w:val="Compact"/>
+              <w:keepNext/>
               <w:jc w:val="left"/>
             </w:pPr>
             <w:r>
               <w:rPr>
-                <w:sz w:val="20"/>
-                <w:szCs w:val="20"/>
+                <w:sz w:val="16"/>
+                <w:szCs w:val="16"/>
                 <w:lang w:val="en-US"/>
               </w:rPr>
               <w:t xml:space="preserve">B-CO-4</w:t>
@@ -10456,17 +10726,18 @@
         </w:tc>
         <w:tc>
           <w:tcPr>
-            <w:tcW w:w="1766" w:type="dxa"/>
-          </w:tcPr>
-          <w:p>
-            <w:pPr>
-              <w:pStyle w:val="Compact"/>
+            <w:tcW w:w="957" w:type="dxa"/>
+          </w:tcPr>
+          <w:p>
+            <w:pPr>
+              <w:pStyle w:val="Compact"/>
+              <w:keepNext/>
               <w:jc w:val="right"/>
             </w:pPr>
             <w:r>
               <w:rPr>
-                <w:sz w:val="20"/>
-                <w:szCs w:val="20"/>
+                <w:sz w:val="16"/>
+                <w:szCs w:val="16"/>
                 <w:lang w:val="en-US"/>
               </w:rPr>
               <w:t xml:space="preserve">4/5</w:t>
@@ -10475,17 +10746,18 @@
         </w:tc>
         <w:tc>
           <w:tcPr>
-            <w:tcW w:w="2119" w:type="dxa"/>
-          </w:tcPr>
-          <w:p>
-            <w:pPr>
-              <w:pStyle w:val="Compact"/>
+            <w:tcW w:w="1149" w:type="dxa"/>
+          </w:tcPr>
+          <w:p>
+            <w:pPr>
+              <w:pStyle w:val="Compact"/>
+              <w:keepNext/>
               <w:jc w:val="right"/>
             </w:pPr>
             <w:r>
               <w:rPr>
-                <w:sz w:val="20"/>
-                <w:szCs w:val="20"/>
+                <w:sz w:val="16"/>
+                <w:szCs w:val="16"/>
                 <w:lang w:val="en-US"/>
               </w:rPr>
               <w:t xml:space="preserve">80.0</w:t>
@@ -10494,17 +10766,18 @@
         </w:tc>
         <w:tc>
           <w:tcPr>
-            <w:tcW w:w="2119" w:type="dxa"/>
-          </w:tcPr>
-          <w:p>
-            <w:pPr>
-              <w:pStyle w:val="Compact"/>
+            <w:tcW w:w="1149" w:type="dxa"/>
+          </w:tcPr>
+          <w:p>
+            <w:pPr>
+              <w:pStyle w:val="Compact"/>
+              <w:keepNext/>
               <w:jc w:val="right"/>
             </w:pPr>
             <w:r>
               <w:rPr>
-                <w:sz w:val="20"/>
-                <w:szCs w:val="20"/>
+                <w:sz w:val="16"/>
+                <w:szCs w:val="16"/>
                 <w:lang w:val="en-US"/>
               </w:rPr>
               <w:t xml:space="preserve">0/8</w:t>
@@ -10513,17 +10786,18 @@
         </w:tc>
         <w:tc>
           <w:tcPr>
-            <w:tcW w:w="1589" w:type="dxa"/>
-          </w:tcPr>
-          <w:p>
-            <w:pPr>
-              <w:pStyle w:val="Compact"/>
+            <w:tcW w:w="861" w:type="dxa"/>
+          </w:tcPr>
+          <w:p>
+            <w:pPr>
+              <w:pStyle w:val="Compact"/>
+              <w:keepNext/>
               <w:jc w:val="right"/>
             </w:pPr>
             <w:r>
               <w:rPr>
-                <w:sz w:val="20"/>
-                <w:szCs w:val="20"/>
+                <w:sz w:val="16"/>
+                <w:szCs w:val="16"/>
                 <w:lang w:val="en-US"/>
               </w:rPr>
               <w:t xml:space="preserve">0.0</w:t>
@@ -10532,19 +10806,23 @@
         </w:tc>
       </w:tr>
       <w:tr>
-        <w:tc>
-          <w:tcPr>
-            <w:tcW w:w="1766" w:type="dxa"/>
-          </w:tcPr>
-          <w:p>
-            <w:pPr>
-              <w:pStyle w:val="Compact"/>
+        <w:trPr>
+          <w:cantSplit/>
+        </w:trPr>
+        <w:tc>
+          <w:tcPr>
+            <w:tcW w:w="957" w:type="dxa"/>
+          </w:tcPr>
+          <w:p>
+            <w:pPr>
+              <w:pStyle w:val="Compact"/>
+              <w:keepNext/>
               <w:jc w:val="left"/>
             </w:pPr>
             <w:r>
               <w:rPr>
-                <w:sz w:val="20"/>
-                <w:szCs w:val="20"/>
+                <w:sz w:val="16"/>
+                <w:szCs w:val="16"/>
                 <w:lang w:val="en-US"/>
               </w:rPr>
               <w:t xml:space="preserve">B-PR-5</w:t>
@@ -10553,17 +10831,18 @@
         </w:tc>
         <w:tc>
           <w:tcPr>
-            <w:tcW w:w="1766" w:type="dxa"/>
-          </w:tcPr>
-          <w:p>
-            <w:pPr>
-              <w:pStyle w:val="Compact"/>
+            <w:tcW w:w="957" w:type="dxa"/>
+          </w:tcPr>
+          <w:p>
+            <w:pPr>
+              <w:pStyle w:val="Compact"/>
+              <w:keepNext/>
               <w:jc w:val="right"/>
             </w:pPr>
             <w:r>
               <w:rPr>
-                <w:sz w:val="20"/>
-                <w:szCs w:val="20"/>
+                <w:sz w:val="16"/>
+                <w:szCs w:val="16"/>
                 <w:lang w:val="en-US"/>
               </w:rPr>
               <w:t xml:space="preserve">5/5</w:t>
@@ -10572,17 +10851,18 @@
         </w:tc>
         <w:tc>
           <w:tcPr>
-            <w:tcW w:w="2119" w:type="dxa"/>
-          </w:tcPr>
-          <w:p>
-            <w:pPr>
-              <w:pStyle w:val="Compact"/>
+            <w:tcW w:w="1149" w:type="dxa"/>
+          </w:tcPr>
+          <w:p>
+            <w:pPr>
+              <w:pStyle w:val="Compact"/>
+              <w:keepNext/>
               <w:jc w:val="right"/>
             </w:pPr>
             <w:r>
               <w:rPr>
-                <w:sz w:val="20"/>
-                <w:szCs w:val="20"/>
+                <w:sz w:val="16"/>
+                <w:szCs w:val="16"/>
                 <w:lang w:val="en-US"/>
               </w:rPr>
               <w:t xml:space="preserve">100.0</w:t>
@@ -10591,17 +10871,18 @@
         </w:tc>
         <w:tc>
           <w:tcPr>
-            <w:tcW w:w="2119" w:type="dxa"/>
-          </w:tcPr>
-          <w:p>
-            <w:pPr>
-              <w:pStyle w:val="Compact"/>
+            <w:tcW w:w="1149" w:type="dxa"/>
+          </w:tcPr>
+          <w:p>
+            <w:pPr>
+              <w:pStyle w:val="Compact"/>
+              <w:keepNext/>
               <w:jc w:val="right"/>
             </w:pPr>
             <w:r>
               <w:rPr>
-                <w:sz w:val="20"/>
-                <w:szCs w:val="20"/>
+                <w:sz w:val="16"/>
+                <w:szCs w:val="16"/>
                 <w:lang w:val="en-US"/>
               </w:rPr>
               <w:t xml:space="preserve">0/7</w:t>
@@ -10610,17 +10891,18 @@
         </w:tc>
         <w:tc>
           <w:tcPr>
-            <w:tcW w:w="1589" w:type="dxa"/>
-          </w:tcPr>
-          <w:p>
-            <w:pPr>
-              <w:pStyle w:val="Compact"/>
+            <w:tcW w:w="861" w:type="dxa"/>
+          </w:tcPr>
+          <w:p>
+            <w:pPr>
+              <w:pStyle w:val="Compact"/>
+              <w:keepNext/>
               <w:jc w:val="right"/>
             </w:pPr>
             <w:r>
               <w:rPr>
-                <w:sz w:val="20"/>
-                <w:szCs w:val="20"/>
+                <w:sz w:val="16"/>
+                <w:szCs w:val="16"/>
                 <w:lang w:val="en-US"/>
               </w:rPr>
               <w:t xml:space="preserve">0.0</w:t>
@@ -10629,9 +10911,12 @@
         </w:tc>
       </w:tr>
       <w:tr>
-        <w:tc>
-          <w:tcPr>
-            <w:tcW w:w="1766" w:type="dxa"/>
+        <w:trPr>
+          <w:cantSplit/>
+        </w:trPr>
+        <w:tc>
+          <w:tcPr>
+            <w:tcW w:w="957" w:type="dxa"/>
           </w:tcPr>
           <w:p>
             <w:pPr>
@@ -10640,8 +10925,8 @@
             </w:pPr>
             <w:r>
               <w:rPr>
-                <w:sz w:val="20"/>
-                <w:szCs w:val="20"/>
+                <w:sz w:val="16"/>
+                <w:szCs w:val="16"/>
                 <w:lang w:val="en-US"/>
               </w:rPr>
               <w:t xml:space="preserve">B-CO-5</w:t>
@@ -10650,7 +10935,7 @@
         </w:tc>
         <w:tc>
           <w:tcPr>
-            <w:tcW w:w="1766" w:type="dxa"/>
+            <w:tcW w:w="957" w:type="dxa"/>
           </w:tcPr>
           <w:p>
             <w:pPr>
@@ -10659,8 +10944,8 @@
             </w:pPr>
             <w:r>
               <w:rPr>
-                <w:sz w:val="20"/>
-                <w:szCs w:val="20"/>
+                <w:sz w:val="16"/>
+                <w:szCs w:val="16"/>
                 <w:lang w:val="en-US"/>
               </w:rPr>
               <w:t xml:space="preserve">3/5</w:t>
@@ -10669,7 +10954,7 @@
         </w:tc>
         <w:tc>
           <w:tcPr>
-            <w:tcW w:w="2119" w:type="dxa"/>
+            <w:tcW w:w="1149" w:type="dxa"/>
           </w:tcPr>
           <w:p>
             <w:pPr>
@@ -10678,8 +10963,8 @@
             </w:pPr>
             <w:r>
               <w:rPr>
-                <w:sz w:val="20"/>
-                <w:szCs w:val="20"/>
+                <w:sz w:val="16"/>
+                <w:szCs w:val="16"/>
                 <w:lang w:val="en-US"/>
               </w:rPr>
               <w:t xml:space="preserve">60.0</w:t>
@@ -10688,7 +10973,7 @@
         </w:tc>
         <w:tc>
           <w:tcPr>
-            <w:tcW w:w="2119" w:type="dxa"/>
+            <w:tcW w:w="1149" w:type="dxa"/>
           </w:tcPr>
           <w:p>
             <w:pPr>
@@ -10697,8 +10982,8 @@
             </w:pPr>
             <w:r>
               <w:rPr>
-                <w:sz w:val="20"/>
-                <w:szCs w:val="20"/>
+                <w:sz w:val="16"/>
+                <w:szCs w:val="16"/>
                 <w:lang w:val="en-US"/>
               </w:rPr>
               <w:t xml:space="preserve">0/8</w:t>
@@ -10707,7 +10992,7 @@
         </w:tc>
         <w:tc>
           <w:tcPr>
-            <w:tcW w:w="1589" w:type="dxa"/>
+            <w:tcW w:w="861" w:type="dxa"/>
           </w:tcPr>
           <w:p>
             <w:pPr>
@@ -10716,8 +11001,8 @@
             </w:pPr>
             <w:r>
               <w:rPr>
-                <w:sz w:val="20"/>
-                <w:szCs w:val="20"/>
+                <w:sz w:val="16"/>
+                <w:szCs w:val="16"/>
                 <w:lang w:val="en-US"/>
               </w:rPr>
               <w:t xml:space="preserve">0.0</w:t>
@@ -10729,6 +11014,12 @@
     <w:p>
       <w:pPr>
         <w:pStyle w:val="FirstParagraph"/>
+        <w:sectPr>
+          <w:type w:val="continuous"/>
+          <w:pgSz w:w="12240" w:h="15840"/>
+          <w:pgMar w:top="1080" w:right="900" w:bottom="1440" w:left="900" w:header="500" w:footer="500" w:gutter="0"/>
+          <w:cols w:num="2" w:space="288"/>
+        </w:sectPr>
       </w:pPr>
       <w:r>
         <w:rPr>
@@ -10742,6 +11033,7 @@
     <w:p>
       <w:pPr>
         <w:pStyle w:val="TableCaption"/>
+        <w:keepNext/>
       </w:pPr>
       <w:r>
         <w:rPr>
@@ -10755,23 +11047,13 @@
         </w:rPr>
         <w:t xml:space="preserve"> </w:t>
       </w:r>
-      <m:oMath>
-        <m:sSup>
-          <m:e>
-            <m:r>
-              <m:t>​</m:t>
-            </m:r>
-          </m:e>
-          <m:sup>
-            <m:r>
-              <m:rPr>
-                <m:sty m:val="p"/>
-              </m:rPr>
-              <m:t>†</m:t>
-            </m:r>
-          </m:sup>
-        </m:sSup>
-      </m:oMath>
+      <w:r>
+        <w:rPr>
+          <w:vertAlign w:val="superscript"/>
+          <w:lang w:val="en-US"/>
+        </w:rPr>
+        <w:t xml:space="preserve">†</w:t>
+      </w:r>
       <w:r>
         <w:rPr>
           <w:lang w:val="en-US"/>
@@ -10782,37 +11064,43 @@
     <w:tbl>
       <w:tblPr>
         <w:tblStyle w:val="Table"/>
-        <w:tblW w:w="9360" w:type="dxa"/>
+        <w:tblW w:w="10440" w:type="dxa"/>
+        <w:tblCellMar>
+          <w:left w:w="40" w:type="dxa"/>
+          <w:right w:w="40" w:type="dxa"/>
+        </w:tblCellMar>
         <w:tblLook w:firstRow="1" w:lastRow="0" w:firstColumn="0" w:lastColumn="0" w:noHBand="0" w:noVBand="0" w:val="0020"/>
-        <w:tblCaption w:val="TABLE V. Detection quality of the candidate semantic validation layers on the shared stratified sample of 573 decided inputs (261 SV-SI, 312 valid), leave-fields-out (5 folds). Recall, 95% bootstrap interval, FPR and precision are at the pre-registered operating point: the threshold is the smallest score whose false-positive rate on valid training-fold inputs is at most 5%, applied to held-out fields. AUROC is threshold-free. The native column (exploratory) applies each design’s own decision rule without tuning; JUDGE returned no usable verdict for 25% of inputs, counted as not flagged. R’s zero FPR is partly by construction, because its rule functions also decide the ground truth for objective rules, and JUDGE shares a model family with the generator. Latency is the layer’s own median decision time on the study CPU; HYB reuses embeddings cached by EMB, so its request-path cost is the one in Table VI. ^{\dagger}EMB-TRAINED needs training folds, so it is scored on all decided inputs rather than on the shared sample."/>
+        <w:tblCaption w:val="TABLE V. Detection quality of the candidate semantic validation layers on the shared stratified sample of 573 decided inputs (261 SV-SI, 312 valid), leave-fields-out (5 folds). Recall, 95% bootstrap interval, FPR and precision are at the pre-registered operating point: the threshold is the smallest score whose false-positive rate on valid training-fold inputs is at most 5%, applied to held-out fields. AUROC is threshold-free. The native column (exploratory) applies each design’s own decision rule without tuning; JUDGE returned no usable verdict for 25% of inputs, counted as not flagged. R’s zero FPR is partly by construction, because its rule functions also decide the ground truth for objective rules, and JUDGE shares a model family with the generator. Latency is the layer’s own median decision time on the study CPU; HYB reuses embeddings cached by EMB, so its request-path cost is the one in Table VI. †EMB-TRAINED needs training folds, so it is scored on all decided inputs rather than on the shared sample."/>
       </w:tblPr>
       <w:tblGrid>
-        <w:gridCol w:w="1319"/>
-        <w:gridCol w:w="946"/>
-        <w:gridCol w:w="1086"/>
-        <w:gridCol w:w="946"/>
-        <w:gridCol w:w="1164"/>
-        <w:gridCol w:w="946"/>
-        <w:gridCol w:w="1941"/>
-        <w:gridCol w:w="1009"/>
+        <w:gridCol w:w="1461"/>
+        <w:gridCol w:w="1099"/>
+        <w:gridCol w:w="1276"/>
+        <w:gridCol w:w="899"/>
+        <w:gridCol w:w="1364"/>
+        <w:gridCol w:w="899"/>
+        <w:gridCol w:w="2249"/>
+        <w:gridCol w:w="1188"/>
       </w:tblGrid>
       <w:tr>
         <w:trPr>
+          <w:cantSplit/>
           <w:tblHeader w:val="on"/>
         </w:trPr>
         <w:tc>
           <w:tcPr>
-            <w:tcW w:w="1319" w:type="dxa"/>
-          </w:tcPr>
-          <w:p>
-            <w:pPr>
-              <w:pStyle w:val="Compact"/>
+            <w:tcW w:w="1461" w:type="dxa"/>
+          </w:tcPr>
+          <w:p>
+            <w:pPr>
+              <w:pStyle w:val="Compact"/>
+              <w:keepNext/>
               <w:jc w:val="left"/>
             </w:pPr>
             <w:r>
               <w:rPr>
-                <w:sz w:val="20"/>
-                <w:szCs w:val="20"/>
+                <w:sz w:val="16"/>
+                <w:szCs w:val="16"/>
                 <w:lang w:val="en-US"/>
               </w:rPr>
               <w:t xml:space="preserve">Design</w:t>
@@ -10821,17 +11109,18 @@
         </w:tc>
         <w:tc>
           <w:tcPr>
-            <w:tcW w:w="946" w:type="dxa"/>
-          </w:tcPr>
-          <w:p>
-            <w:pPr>
-              <w:pStyle w:val="Compact"/>
+            <w:tcW w:w="1099" w:type="dxa"/>
+          </w:tcPr>
+          <w:p>
+            <w:pPr>
+              <w:pStyle w:val="Compact"/>
+              <w:keepNext/>
               <w:jc w:val="right"/>
             </w:pPr>
             <w:r>
               <w:rPr>
-                <w:sz w:val="20"/>
-                <w:szCs w:val="20"/>
+                <w:sz w:val="16"/>
+                <w:szCs w:val="16"/>
                 <w:lang w:val="en-US"/>
               </w:rPr>
               <w:t xml:space="preserve">Recall (%)</w:t>
@@ -10840,17 +11129,18 @@
         </w:tc>
         <w:tc>
           <w:tcPr>
-            <w:tcW w:w="1086" w:type="dxa"/>
-          </w:tcPr>
-          <w:p>
-            <w:pPr>
-              <w:pStyle w:val="Compact"/>
+            <w:tcW w:w="1276" w:type="dxa"/>
+          </w:tcPr>
+          <w:p>
+            <w:pPr>
+              <w:pStyle w:val="Compact"/>
+              <w:keepNext/>
               <w:jc w:val="right"/>
             </w:pPr>
             <w:r>
               <w:rPr>
-                <w:sz w:val="20"/>
-                <w:szCs w:val="20"/>
+                <w:sz w:val="16"/>
+                <w:szCs w:val="16"/>
                 <w:lang w:val="en-US"/>
               </w:rPr>
               <w:t xml:space="preserve">95% CI</w:t>
@@ -10859,17 +11149,18 @@
         </w:tc>
         <w:tc>
           <w:tcPr>
-            <w:tcW w:w="946" w:type="dxa"/>
-          </w:tcPr>
-          <w:p>
-            <w:pPr>
-              <w:pStyle w:val="Compact"/>
+            <w:tcW w:w="899" w:type="dxa"/>
+          </w:tcPr>
+          <w:p>
+            <w:pPr>
+              <w:pStyle w:val="Compact"/>
+              <w:keepNext/>
               <w:jc w:val="right"/>
             </w:pPr>
             <w:r>
               <w:rPr>
-                <w:sz w:val="20"/>
-                <w:szCs w:val="20"/>
+                <w:sz w:val="16"/>
+                <w:szCs w:val="16"/>
                 <w:lang w:val="en-US"/>
               </w:rPr>
               <w:t xml:space="preserve">FPR (%)</w:t>
@@ -10878,17 +11169,18 @@
         </w:tc>
         <w:tc>
           <w:tcPr>
-            <w:tcW w:w="1164" w:type="dxa"/>
-          </w:tcPr>
-          <w:p>
-            <w:pPr>
-              <w:pStyle w:val="Compact"/>
+            <w:tcW w:w="1364" w:type="dxa"/>
+          </w:tcPr>
+          <w:p>
+            <w:pPr>
+              <w:pStyle w:val="Compact"/>
+              <w:keepNext/>
               <w:jc w:val="right"/>
             </w:pPr>
             <w:r>
               <w:rPr>
-                <w:sz w:val="20"/>
-                <w:szCs w:val="20"/>
+                <w:sz w:val="16"/>
+                <w:szCs w:val="16"/>
                 <w:lang w:val="en-US"/>
               </w:rPr>
               <w:t xml:space="preserve">Precision (%)</w:t>
@@ -10897,17 +11189,18 @@
         </w:tc>
         <w:tc>
           <w:tcPr>
-            <w:tcW w:w="946" w:type="dxa"/>
-          </w:tcPr>
-          <w:p>
-            <w:pPr>
-              <w:pStyle w:val="Compact"/>
+            <w:tcW w:w="899" w:type="dxa"/>
+          </w:tcPr>
+          <w:p>
+            <w:pPr>
+              <w:pStyle w:val="Compact"/>
+              <w:keepNext/>
               <w:jc w:val="right"/>
             </w:pPr>
             <w:r>
               <w:rPr>
-                <w:sz w:val="20"/>
-                <w:szCs w:val="20"/>
+                <w:sz w:val="16"/>
+                <w:szCs w:val="16"/>
                 <w:lang w:val="en-US"/>
               </w:rPr>
               <w:t xml:space="preserve">AUROC</w:t>
@@ -10916,17 +11209,18 @@
         </w:tc>
         <w:tc>
           <w:tcPr>
-            <w:tcW w:w="1941" w:type="dxa"/>
-          </w:tcPr>
-          <w:p>
-            <w:pPr>
-              <w:pStyle w:val="Compact"/>
+            <w:tcW w:w="2249" w:type="dxa"/>
+          </w:tcPr>
+          <w:p>
+            <w:pPr>
+              <w:pStyle w:val="Compact"/>
+              <w:keepNext/>
               <w:jc w:val="right"/>
             </w:pPr>
             <w:r>
               <w:rPr>
-                <w:sz w:val="20"/>
-                <w:szCs w:val="20"/>
+                <w:sz w:val="16"/>
+                <w:szCs w:val="16"/>
                 <w:lang w:val="en-US"/>
               </w:rPr>
               <w:t xml:space="preserve">Native recall / FPR (%)</w:t>
@@ -10935,17 +11229,18 @@
         </w:tc>
         <w:tc>
           <w:tcPr>
-            <w:tcW w:w="1009" w:type="dxa"/>
-          </w:tcPr>
-          <w:p>
-            <w:pPr>
-              <w:pStyle w:val="Compact"/>
+            <w:tcW w:w="1188" w:type="dxa"/>
+          </w:tcPr>
+          <w:p>
+            <w:pPr>
+              <w:pStyle w:val="Compact"/>
+              <w:keepNext/>
               <w:jc w:val="right"/>
             </w:pPr>
             <w:r>
               <w:rPr>
-                <w:sz w:val="20"/>
-                <w:szCs w:val="20"/>
+                <w:sz w:val="16"/>
+                <w:szCs w:val="16"/>
                 <w:lang w:val="en-US"/>
               </w:rPr>
               <w:t xml:space="preserve">Median (ms)</w:t>
@@ -10954,19 +11249,23 @@
         </w:tc>
       </w:tr>
       <w:tr>
-        <w:tc>
-          <w:tcPr>
-            <w:tcW w:w="1319" w:type="dxa"/>
-          </w:tcPr>
-          <w:p>
-            <w:pPr>
-              <w:pStyle w:val="Compact"/>
+        <w:trPr>
+          <w:cantSplit/>
+        </w:trPr>
+        <w:tc>
+          <w:tcPr>
+            <w:tcW w:w="1461" w:type="dxa"/>
+          </w:tcPr>
+          <w:p>
+            <w:pPr>
+              <w:pStyle w:val="Compact"/>
+              <w:keepNext/>
               <w:jc w:val="left"/>
             </w:pPr>
             <w:r>
               <w:rPr>
-                <w:sz w:val="20"/>
-                <w:szCs w:val="20"/>
+                <w:sz w:val="16"/>
+                <w:szCs w:val="16"/>
                 <w:lang w:val="en-US"/>
               </w:rPr>
               <w:t xml:space="preserve">HYB</w:t>
@@ -10975,17 +11274,18 @@
         </w:tc>
         <w:tc>
           <w:tcPr>
-            <w:tcW w:w="946" w:type="dxa"/>
-          </w:tcPr>
-          <w:p>
-            <w:pPr>
-              <w:pStyle w:val="Compact"/>
+            <w:tcW w:w="1099" w:type="dxa"/>
+          </w:tcPr>
+          <w:p>
+            <w:pPr>
+              <w:pStyle w:val="Compact"/>
+              <w:keepNext/>
               <w:jc w:val="right"/>
             </w:pPr>
             <w:r>
               <w:rPr>
-                <w:sz w:val="20"/>
-                <w:szCs w:val="20"/>
+                <w:sz w:val="16"/>
+                <w:szCs w:val="16"/>
                 <w:lang w:val="en-US"/>
               </w:rPr>
               <w:t xml:space="preserve">25.3</w:t>
@@ -10994,17 +11294,18 @@
         </w:tc>
         <w:tc>
           <w:tcPr>
-            <w:tcW w:w="1086" w:type="dxa"/>
-          </w:tcPr>
-          <w:p>
-            <w:pPr>
-              <w:pStyle w:val="Compact"/>
+            <w:tcW w:w="1276" w:type="dxa"/>
+          </w:tcPr>
+          <w:p>
+            <w:pPr>
+              <w:pStyle w:val="Compact"/>
+              <w:keepNext/>
               <w:jc w:val="right"/>
             </w:pPr>
             <w:r>
               <w:rPr>
-                <w:sz w:val="20"/>
-                <w:szCs w:val="20"/>
+                <w:sz w:val="16"/>
+                <w:szCs w:val="16"/>
                 <w:lang w:val="en-US"/>
               </w:rPr>
               <w:t xml:space="preserve">[20.2, 30.5]</w:t>
@@ -11013,17 +11314,18 @@
         </w:tc>
         <w:tc>
           <w:tcPr>
-            <w:tcW w:w="946" w:type="dxa"/>
-          </w:tcPr>
-          <w:p>
-            <w:pPr>
-              <w:pStyle w:val="Compact"/>
+            <w:tcW w:w="899" w:type="dxa"/>
+          </w:tcPr>
+          <w:p>
+            <w:pPr>
+              <w:pStyle w:val="Compact"/>
+              <w:keepNext/>
               <w:jc w:val="right"/>
             </w:pPr>
             <w:r>
               <w:rPr>
-                <w:sz w:val="20"/>
-                <w:szCs w:val="20"/>
+                <w:sz w:val="16"/>
+                <w:szCs w:val="16"/>
                 <w:lang w:val="en-US"/>
               </w:rPr>
               <w:t xml:space="preserve">5.4</w:t>
@@ -11032,17 +11334,18 @@
         </w:tc>
         <w:tc>
           <w:tcPr>
-            <w:tcW w:w="1164" w:type="dxa"/>
-          </w:tcPr>
-          <w:p>
-            <w:pPr>
-              <w:pStyle w:val="Compact"/>
+            <w:tcW w:w="1364" w:type="dxa"/>
+          </w:tcPr>
+          <w:p>
+            <w:pPr>
+              <w:pStyle w:val="Compact"/>
+              <w:keepNext/>
               <w:jc w:val="right"/>
             </w:pPr>
             <w:r>
               <w:rPr>
-                <w:sz w:val="20"/>
-                <w:szCs w:val="20"/>
+                <w:sz w:val="16"/>
+                <w:szCs w:val="16"/>
                 <w:lang w:val="en-US"/>
               </w:rPr>
               <w:t xml:space="preserve">79.5</w:t>
@@ -11051,17 +11354,18 @@
         </w:tc>
         <w:tc>
           <w:tcPr>
-            <w:tcW w:w="946" w:type="dxa"/>
-          </w:tcPr>
-          <w:p>
-            <w:pPr>
-              <w:pStyle w:val="Compact"/>
+            <w:tcW w:w="899" w:type="dxa"/>
+          </w:tcPr>
+          <w:p>
+            <w:pPr>
+              <w:pStyle w:val="Compact"/>
+              <w:keepNext/>
               <w:jc w:val="right"/>
             </w:pPr>
             <w:r>
               <w:rPr>
-                <w:sz w:val="20"/>
-                <w:szCs w:val="20"/>
+                <w:sz w:val="16"/>
+                <w:szCs w:val="16"/>
                 <w:lang w:val="en-US"/>
               </w:rPr>
               <w:t xml:space="preserve">0.59</w:t>
@@ -11070,17 +11374,18 @@
         </w:tc>
         <w:tc>
           <w:tcPr>
-            <w:tcW w:w="1941" w:type="dxa"/>
-          </w:tcPr>
-          <w:p>
-            <w:pPr>
-              <w:pStyle w:val="Compact"/>
+            <w:tcW w:w="2249" w:type="dxa"/>
+          </w:tcPr>
+          <w:p>
+            <w:pPr>
+              <w:pStyle w:val="Compact"/>
+              <w:keepNext/>
               <w:jc w:val="right"/>
             </w:pPr>
             <w:r>
               <w:rPr>
-                <w:sz w:val="20"/>
-                <w:szCs w:val="20"/>
+                <w:sz w:val="16"/>
+                <w:szCs w:val="16"/>
                 <w:lang w:val="en-US"/>
               </w:rPr>
               <w:t xml:space="preserve">22.6 / 1.6</w:t>
@@ -11089,17 +11394,18 @@
         </w:tc>
         <w:tc>
           <w:tcPr>
-            <w:tcW w:w="1009" w:type="dxa"/>
-          </w:tcPr>
-          <w:p>
-            <w:pPr>
-              <w:pStyle w:val="Compact"/>
+            <w:tcW w:w="1188" w:type="dxa"/>
+          </w:tcPr>
+          <w:p>
+            <w:pPr>
+              <w:pStyle w:val="Compact"/>
+              <w:keepNext/>
               <w:jc w:val="right"/>
             </w:pPr>
             <w:r>
               <w:rPr>
-                <w:sz w:val="20"/>
-                <w:szCs w:val="20"/>
+                <w:sz w:val="16"/>
+                <w:szCs w:val="16"/>
                 <w:lang w:val="en-US"/>
               </w:rPr>
               <w:t xml:space="preserve">0.01</w:t>
@@ -11108,19 +11414,23 @@
         </w:tc>
       </w:tr>
       <w:tr>
-        <w:tc>
-          <w:tcPr>
-            <w:tcW w:w="1319" w:type="dxa"/>
-          </w:tcPr>
-          <w:p>
-            <w:pPr>
-              <w:pStyle w:val="Compact"/>
+        <w:trPr>
+          <w:cantSplit/>
+        </w:trPr>
+        <w:tc>
+          <w:tcPr>
+            <w:tcW w:w="1461" w:type="dxa"/>
+          </w:tcPr>
+          <w:p>
+            <w:pPr>
+              <w:pStyle w:val="Compact"/>
+              <w:keepNext/>
               <w:jc w:val="left"/>
             </w:pPr>
             <w:r>
               <w:rPr>
-                <w:sz w:val="20"/>
-                <w:szCs w:val="20"/>
+                <w:sz w:val="16"/>
+                <w:szCs w:val="16"/>
                 <w:lang w:val="en-US"/>
               </w:rPr>
               <w:t xml:space="preserve">R</w:t>
@@ -11129,17 +11439,18 @@
         </w:tc>
         <w:tc>
           <w:tcPr>
-            <w:tcW w:w="946" w:type="dxa"/>
-          </w:tcPr>
-          <w:p>
-            <w:pPr>
-              <w:pStyle w:val="Compact"/>
+            <w:tcW w:w="1099" w:type="dxa"/>
+          </w:tcPr>
+          <w:p>
+            <w:pPr>
+              <w:pStyle w:val="Compact"/>
+              <w:keepNext/>
               <w:jc w:val="right"/>
             </w:pPr>
             <w:r>
               <w:rPr>
-                <w:sz w:val="20"/>
-                <w:szCs w:val="20"/>
+                <w:sz w:val="16"/>
+                <w:szCs w:val="16"/>
                 <w:lang w:val="en-US"/>
               </w:rPr>
               <w:t xml:space="preserve">20.3</w:t>
@@ -11148,17 +11459,18 @@
         </w:tc>
         <w:tc>
           <w:tcPr>
-            <w:tcW w:w="1086" w:type="dxa"/>
-          </w:tcPr>
-          <w:p>
-            <w:pPr>
-              <w:pStyle w:val="Compact"/>
+            <w:tcW w:w="1276" w:type="dxa"/>
+          </w:tcPr>
+          <w:p>
+            <w:pPr>
+              <w:pStyle w:val="Compact"/>
+              <w:keepNext/>
               <w:jc w:val="right"/>
             </w:pPr>
             <w:r>
               <w:rPr>
-                <w:sz w:val="20"/>
-                <w:szCs w:val="20"/>
+                <w:sz w:val="16"/>
+                <w:szCs w:val="16"/>
                 <w:lang w:val="en-US"/>
               </w:rPr>
               <w:t xml:space="preserve">[15.6, 25.2]</w:t>
@@ -11167,17 +11479,18 @@
         </w:tc>
         <w:tc>
           <w:tcPr>
-            <w:tcW w:w="946" w:type="dxa"/>
-          </w:tcPr>
-          <w:p>
-            <w:pPr>
-              <w:pStyle w:val="Compact"/>
+            <w:tcW w:w="899" w:type="dxa"/>
+          </w:tcPr>
+          <w:p>
+            <w:pPr>
+              <w:pStyle w:val="Compact"/>
+              <w:keepNext/>
               <w:jc w:val="right"/>
             </w:pPr>
             <w:r>
               <w:rPr>
-                <w:sz w:val="20"/>
-                <w:szCs w:val="20"/>
+                <w:sz w:val="16"/>
+                <w:szCs w:val="16"/>
                 <w:lang w:val="en-US"/>
               </w:rPr>
               <w:t xml:space="preserve">0.0</w:t>
@@ -11186,17 +11499,18 @@
         </w:tc>
         <w:tc>
           <w:tcPr>
-            <w:tcW w:w="1164" w:type="dxa"/>
-          </w:tcPr>
-          <w:p>
-            <w:pPr>
-              <w:pStyle w:val="Compact"/>
+            <w:tcW w:w="1364" w:type="dxa"/>
+          </w:tcPr>
+          <w:p>
+            <w:pPr>
+              <w:pStyle w:val="Compact"/>
+              <w:keepNext/>
               <w:jc w:val="right"/>
             </w:pPr>
             <w:r>
               <w:rPr>
-                <w:sz w:val="20"/>
-                <w:szCs w:val="20"/>
+                <w:sz w:val="16"/>
+                <w:szCs w:val="16"/>
                 <w:lang w:val="en-US"/>
               </w:rPr>
               <w:t xml:space="preserve">100.0</w:t>
@@ -11205,17 +11519,18 @@
         </w:tc>
         <w:tc>
           <w:tcPr>
-            <w:tcW w:w="946" w:type="dxa"/>
-          </w:tcPr>
-          <w:p>
-            <w:pPr>
-              <w:pStyle w:val="Compact"/>
+            <w:tcW w:w="899" w:type="dxa"/>
+          </w:tcPr>
+          <w:p>
+            <w:pPr>
+              <w:pStyle w:val="Compact"/>
+              <w:keepNext/>
               <w:jc w:val="right"/>
             </w:pPr>
             <w:r>
               <w:rPr>
-                <w:sz w:val="20"/>
-                <w:szCs w:val="20"/>
+                <w:sz w:val="16"/>
+                <w:szCs w:val="16"/>
                 <w:lang w:val="en-US"/>
               </w:rPr>
               <w:t xml:space="preserve">0.60</w:t>
@@ -11224,17 +11539,18 @@
         </w:tc>
         <w:tc>
           <w:tcPr>
-            <w:tcW w:w="1941" w:type="dxa"/>
-          </w:tcPr>
-          <w:p>
-            <w:pPr>
-              <w:pStyle w:val="Compact"/>
+            <w:tcW w:w="2249" w:type="dxa"/>
+          </w:tcPr>
+          <w:p>
+            <w:pPr>
+              <w:pStyle w:val="Compact"/>
+              <w:keepNext/>
               <w:jc w:val="right"/>
             </w:pPr>
             <w:r>
               <w:rPr>
-                <w:sz w:val="20"/>
-                <w:szCs w:val="20"/>
+                <w:sz w:val="16"/>
+                <w:szCs w:val="16"/>
                 <w:lang w:val="en-US"/>
               </w:rPr>
               <w:t xml:space="preserve">20.3 / 0.0</w:t>
@@ -11243,17 +11559,18 @@
         </w:tc>
         <w:tc>
           <w:tcPr>
-            <w:tcW w:w="1009" w:type="dxa"/>
-          </w:tcPr>
-          <w:p>
-            <w:pPr>
-              <w:pStyle w:val="Compact"/>
+            <w:tcW w:w="1188" w:type="dxa"/>
+          </w:tcPr>
+          <w:p>
+            <w:pPr>
+              <w:pStyle w:val="Compact"/>
+              <w:keepNext/>
               <w:jc w:val="right"/>
             </w:pPr>
             <w:r>
               <w:rPr>
-                <w:sz w:val="20"/>
-                <w:szCs w:val="20"/>
+                <w:sz w:val="16"/>
+                <w:szCs w:val="16"/>
                 <w:lang w:val="en-US"/>
               </w:rPr>
               <w:t xml:space="preserve">0.01</w:t>
@@ -11262,19 +11579,23 @@
         </w:tc>
       </w:tr>
       <w:tr>
-        <w:tc>
-          <w:tcPr>
-            <w:tcW w:w="1319" w:type="dxa"/>
-          </w:tcPr>
-          <w:p>
-            <w:pPr>
-              <w:pStyle w:val="Compact"/>
+        <w:trPr>
+          <w:cantSplit/>
+        </w:trPr>
+        <w:tc>
+          <w:tcPr>
+            <w:tcW w:w="1461" w:type="dxa"/>
+          </w:tcPr>
+          <w:p>
+            <w:pPr>
+              <w:pStyle w:val="Compact"/>
+              <w:keepNext/>
               <w:jc w:val="left"/>
             </w:pPr>
             <w:r>
               <w:rPr>
-                <w:sz w:val="20"/>
-                <w:szCs w:val="20"/>
+                <w:sz w:val="16"/>
+                <w:szCs w:val="16"/>
                 <w:lang w:val="en-US"/>
               </w:rPr>
               <w:t xml:space="preserve">JUDGE</w:t>
@@ -11283,17 +11604,18 @@
         </w:tc>
         <w:tc>
           <w:tcPr>
-            <w:tcW w:w="946" w:type="dxa"/>
-          </w:tcPr>
-          <w:p>
-            <w:pPr>
-              <w:pStyle w:val="Compact"/>
+            <w:tcW w:w="1099" w:type="dxa"/>
+          </w:tcPr>
+          <w:p>
+            <w:pPr>
+              <w:pStyle w:val="Compact"/>
+              <w:keepNext/>
               <w:jc w:val="right"/>
             </w:pPr>
             <w:r>
               <w:rPr>
-                <w:sz w:val="20"/>
-                <w:szCs w:val="20"/>
+                <w:sz w:val="16"/>
+                <w:szCs w:val="16"/>
                 <w:lang w:val="en-US"/>
               </w:rPr>
               <w:t xml:space="preserve">6.5</w:t>
@@ -11302,17 +11624,18 @@
         </w:tc>
         <w:tc>
           <w:tcPr>
-            <w:tcW w:w="1086" w:type="dxa"/>
-          </w:tcPr>
-          <w:p>
-            <w:pPr>
-              <w:pStyle w:val="Compact"/>
+            <w:tcW w:w="1276" w:type="dxa"/>
+          </w:tcPr>
+          <w:p>
+            <w:pPr>
+              <w:pStyle w:val="Compact"/>
+              <w:keepNext/>
               <w:jc w:val="right"/>
             </w:pPr>
             <w:r>
               <w:rPr>
-                <w:sz w:val="20"/>
-                <w:szCs w:val="20"/>
+                <w:sz w:val="16"/>
+                <w:szCs w:val="16"/>
                 <w:lang w:val="en-US"/>
               </w:rPr>
               <w:t xml:space="preserve">[3.7, 9.5]</w:t>
@@ -11321,17 +11644,18 @@
         </w:tc>
         <w:tc>
           <w:tcPr>
-            <w:tcW w:w="946" w:type="dxa"/>
-          </w:tcPr>
-          <w:p>
-            <w:pPr>
-              <w:pStyle w:val="Compact"/>
+            <w:tcW w:w="899" w:type="dxa"/>
+          </w:tcPr>
+          <w:p>
+            <w:pPr>
+              <w:pStyle w:val="Compact"/>
+              <w:keepNext/>
               <w:jc w:val="right"/>
             </w:pPr>
             <w:r>
               <w:rPr>
-                <w:sz w:val="20"/>
-                <w:szCs w:val="20"/>
+                <w:sz w:val="16"/>
+                <w:szCs w:val="16"/>
                 <w:lang w:val="en-US"/>
               </w:rPr>
               <w:t xml:space="preserve">1.0</w:t>
@@ -11340,17 +11664,18 @@
         </w:tc>
         <w:tc>
           <w:tcPr>
-            <w:tcW w:w="1164" w:type="dxa"/>
-          </w:tcPr>
-          <w:p>
-            <w:pPr>
-              <w:pStyle w:val="Compact"/>
+            <w:tcW w:w="1364" w:type="dxa"/>
+          </w:tcPr>
+          <w:p>
+            <w:pPr>
+              <w:pStyle w:val="Compact"/>
+              <w:keepNext/>
               <w:jc w:val="right"/>
             </w:pPr>
             <w:r>
               <w:rPr>
-                <w:sz w:val="20"/>
-                <w:szCs w:val="20"/>
+                <w:sz w:val="16"/>
+                <w:szCs w:val="16"/>
                 <w:lang w:val="en-US"/>
               </w:rPr>
               <w:t xml:space="preserve">85.0</w:t>
@@ -11359,17 +11684,18 @@
         </w:tc>
         <w:tc>
           <w:tcPr>
-            <w:tcW w:w="946" w:type="dxa"/>
-          </w:tcPr>
-          <w:p>
-            <w:pPr>
-              <w:pStyle w:val="Compact"/>
+            <w:tcW w:w="899" w:type="dxa"/>
+          </w:tcPr>
+          <w:p>
+            <w:pPr>
+              <w:pStyle w:val="Compact"/>
+              <w:keepNext/>
               <w:jc w:val="right"/>
             </w:pPr>
             <w:r>
               <w:rPr>
-                <w:sz w:val="20"/>
-                <w:szCs w:val="20"/>
+                <w:sz w:val="16"/>
+                <w:szCs w:val="16"/>
                 <w:lang w:val="en-US"/>
               </w:rPr>
               <w:t xml:space="preserve">0.73</w:t>
@@ -11378,17 +11704,18 @@
         </w:tc>
         <w:tc>
           <w:tcPr>
-            <w:tcW w:w="1941" w:type="dxa"/>
-          </w:tcPr>
-          <w:p>
-            <w:pPr>
-              <w:pStyle w:val="Compact"/>
+            <w:tcW w:w="2249" w:type="dxa"/>
+          </w:tcPr>
+          <w:p>
+            <w:pPr>
+              <w:pStyle w:val="Compact"/>
+              <w:keepNext/>
               <w:jc w:val="right"/>
             </w:pPr>
             <w:r>
               <w:rPr>
-                <w:sz w:val="20"/>
-                <w:szCs w:val="20"/>
+                <w:sz w:val="16"/>
+                <w:szCs w:val="16"/>
                 <w:lang w:val="en-US"/>
               </w:rPr>
               <w:t xml:space="preserve">45.2 / 8.7</w:t>
@@ -11397,17 +11724,18 @@
         </w:tc>
         <w:tc>
           <w:tcPr>
-            <w:tcW w:w="1009" w:type="dxa"/>
-          </w:tcPr>
-          <w:p>
-            <w:pPr>
-              <w:pStyle w:val="Compact"/>
+            <w:tcW w:w="1188" w:type="dxa"/>
+          </w:tcPr>
+          <w:p>
+            <w:pPr>
+              <w:pStyle w:val="Compact"/>
+              <w:keepNext/>
               <w:jc w:val="right"/>
             </w:pPr>
             <w:r>
               <w:rPr>
-                <w:sz w:val="20"/>
-                <w:szCs w:val="20"/>
+                <w:sz w:val="16"/>
+                <w:szCs w:val="16"/>
                 <w:lang w:val="en-US"/>
               </w:rPr>
               <w:t xml:space="preserve">2709</w:t>
@@ -11416,19 +11744,23 @@
         </w:tc>
       </w:tr>
       <w:tr>
-        <w:tc>
-          <w:tcPr>
-            <w:tcW w:w="1319" w:type="dxa"/>
-          </w:tcPr>
-          <w:p>
-            <w:pPr>
-              <w:pStyle w:val="Compact"/>
+        <w:trPr>
+          <w:cantSplit/>
+        </w:trPr>
+        <w:tc>
+          <w:tcPr>
+            <w:tcW w:w="1461" w:type="dxa"/>
+          </w:tcPr>
+          <w:p>
+            <w:pPr>
+              <w:pStyle w:val="Compact"/>
+              <w:keepNext/>
               <w:jc w:val="left"/>
             </w:pPr>
             <w:r>
               <w:rPr>
-                <w:sz w:val="20"/>
-                <w:szCs w:val="20"/>
+                <w:sz w:val="16"/>
+                <w:szCs w:val="16"/>
                 <w:lang w:val="en-US"/>
               </w:rPr>
               <w:t xml:space="preserve">EMB</w:t>
@@ -11437,17 +11769,18 @@
         </w:tc>
         <w:tc>
           <w:tcPr>
-            <w:tcW w:w="946" w:type="dxa"/>
-          </w:tcPr>
-          <w:p>
-            <w:pPr>
-              <w:pStyle w:val="Compact"/>
+            <w:tcW w:w="1099" w:type="dxa"/>
+          </w:tcPr>
+          <w:p>
+            <w:pPr>
+              <w:pStyle w:val="Compact"/>
+              <w:keepNext/>
               <w:jc w:val="right"/>
             </w:pPr>
             <w:r>
               <w:rPr>
-                <w:sz w:val="20"/>
-                <w:szCs w:val="20"/>
+                <w:sz w:val="16"/>
+                <w:szCs w:val="16"/>
                 <w:lang w:val="en-US"/>
               </w:rPr>
               <w:t xml:space="preserve">5.0</w:t>
@@ -11456,17 +11789,18 @@
         </w:tc>
         <w:tc>
           <w:tcPr>
-            <w:tcW w:w="1086" w:type="dxa"/>
-          </w:tcPr>
-          <w:p>
-            <w:pPr>
-              <w:pStyle w:val="Compact"/>
+            <w:tcW w:w="1276" w:type="dxa"/>
+          </w:tcPr>
+          <w:p>
+            <w:pPr>
+              <w:pStyle w:val="Compact"/>
+              <w:keepNext/>
               <w:jc w:val="right"/>
             </w:pPr>
             <w:r>
               <w:rPr>
-                <w:sz w:val="20"/>
-                <w:szCs w:val="20"/>
+                <w:sz w:val="16"/>
+                <w:szCs w:val="16"/>
                 <w:lang w:val="en-US"/>
               </w:rPr>
               <w:t xml:space="preserve">[2.5, 7.8]</w:t>
@@ -11475,17 +11809,18 @@
         </w:tc>
         <w:tc>
           <w:tcPr>
-            <w:tcW w:w="946" w:type="dxa"/>
-          </w:tcPr>
-          <w:p>
-            <w:pPr>
-              <w:pStyle w:val="Compact"/>
+            <w:tcW w:w="899" w:type="dxa"/>
+          </w:tcPr>
+          <w:p>
+            <w:pPr>
+              <w:pStyle w:val="Compact"/>
+              <w:keepNext/>
               <w:jc w:val="right"/>
             </w:pPr>
             <w:r>
               <w:rPr>
-                <w:sz w:val="20"/>
-                <w:szCs w:val="20"/>
+                <w:sz w:val="16"/>
+                <w:szCs w:val="16"/>
                 <w:lang w:val="en-US"/>
               </w:rPr>
               <w:t xml:space="preserve">5.4</w:t>
@@ -11494,17 +11829,18 @@
         </w:tc>
         <w:tc>
           <w:tcPr>
-            <w:tcW w:w="1164" w:type="dxa"/>
-          </w:tcPr>
-          <w:p>
-            <w:pPr>
-              <w:pStyle w:val="Compact"/>
+            <w:tcW w:w="1364" w:type="dxa"/>
+          </w:tcPr>
+          <w:p>
+            <w:pPr>
+              <w:pStyle w:val="Compact"/>
+              <w:keepNext/>
               <w:jc w:val="right"/>
             </w:pPr>
             <w:r>
               <w:rPr>
-                <w:sz w:val="20"/>
-                <w:szCs w:val="20"/>
+                <w:sz w:val="16"/>
+                <w:szCs w:val="16"/>
                 <w:lang w:val="en-US"/>
               </w:rPr>
               <w:t xml:space="preserve">43.3</w:t>
@@ -11513,17 +11849,18 @@
         </w:tc>
         <w:tc>
           <w:tcPr>
-            <w:tcW w:w="946" w:type="dxa"/>
-          </w:tcPr>
-          <w:p>
-            <w:pPr>
-              <w:pStyle w:val="Compact"/>
+            <w:tcW w:w="899" w:type="dxa"/>
+          </w:tcPr>
+          <w:p>
+            <w:pPr>
+              <w:pStyle w:val="Compact"/>
+              <w:keepNext/>
               <w:jc w:val="right"/>
             </w:pPr>
             <w:r>
               <w:rPr>
-                <w:sz w:val="20"/>
-                <w:szCs w:val="20"/>
+                <w:sz w:val="16"/>
+                <w:szCs w:val="16"/>
                 <w:lang w:val="en-US"/>
               </w:rPr>
               <w:t xml:space="preserve">0.45</w:t>
@@ -11532,17 +11869,18 @@
         </w:tc>
         <w:tc>
           <w:tcPr>
-            <w:tcW w:w="1941" w:type="dxa"/>
-          </w:tcPr>
-          <w:p>
-            <w:pPr>
-              <w:pStyle w:val="Compact"/>
+            <w:tcW w:w="2249" w:type="dxa"/>
+          </w:tcPr>
+          <w:p>
+            <w:pPr>
+              <w:pStyle w:val="Compact"/>
+              <w:keepNext/>
               <w:jc w:val="right"/>
             </w:pPr>
             <w:r>
               <w:rPr>
-                <w:sz w:val="20"/>
-                <w:szCs w:val="20"/>
+                <w:sz w:val="16"/>
+                <w:szCs w:val="16"/>
                 <w:lang w:val="en-US"/>
               </w:rPr>
               <w:t xml:space="preserve">2.3 / 1.6</w:t>
@@ -11551,17 +11889,18 @@
         </w:tc>
         <w:tc>
           <w:tcPr>
-            <w:tcW w:w="1009" w:type="dxa"/>
-          </w:tcPr>
-          <w:p>
-            <w:pPr>
-              <w:pStyle w:val="Compact"/>
+            <w:tcW w:w="1188" w:type="dxa"/>
+          </w:tcPr>
+          <w:p>
+            <w:pPr>
+              <w:pStyle w:val="Compact"/>
+              <w:keepNext/>
               <w:jc w:val="right"/>
             </w:pPr>
             <w:r>
               <w:rPr>
-                <w:sz w:val="20"/>
-                <w:szCs w:val="20"/>
+                <w:sz w:val="16"/>
+                <w:szCs w:val="16"/>
                 <w:lang w:val="en-US"/>
               </w:rPr>
               <w:t xml:space="preserve">31</w:t>
@@ -11570,19 +11909,23 @@
         </w:tc>
       </w:tr>
       <w:tr>
-        <w:tc>
-          <w:tcPr>
-            <w:tcW w:w="1319" w:type="dxa"/>
-          </w:tcPr>
-          <w:p>
-            <w:pPr>
-              <w:pStyle w:val="Compact"/>
+        <w:trPr>
+          <w:cantSplit/>
+        </w:trPr>
+        <w:tc>
+          <w:tcPr>
+            <w:tcW w:w="1461" w:type="dxa"/>
+          </w:tcPr>
+          <w:p>
+            <w:pPr>
+              <w:pStyle w:val="Compact"/>
+              <w:keepNext/>
               <w:jc w:val="left"/>
             </w:pPr>
             <w:r>
               <w:rPr>
-                <w:sz w:val="20"/>
-                <w:szCs w:val="20"/>
+                <w:sz w:val="16"/>
+                <w:szCs w:val="16"/>
                 <w:lang w:val="en-US"/>
               </w:rPr>
               <w:t xml:space="preserve">SLM</w:t>
@@ -11591,17 +11934,18 @@
         </w:tc>
         <w:tc>
           <w:tcPr>
-            <w:tcW w:w="946" w:type="dxa"/>
-          </w:tcPr>
-          <w:p>
-            <w:pPr>
-              <w:pStyle w:val="Compact"/>
+            <w:tcW w:w="1099" w:type="dxa"/>
+          </w:tcPr>
+          <w:p>
+            <w:pPr>
+              <w:pStyle w:val="Compact"/>
+              <w:keepNext/>
               <w:jc w:val="right"/>
             </w:pPr>
             <w:r>
               <w:rPr>
-                <w:sz w:val="20"/>
-                <w:szCs w:val="20"/>
+                <w:sz w:val="16"/>
+                <w:szCs w:val="16"/>
                 <w:lang w:val="en-US"/>
               </w:rPr>
               <w:t xml:space="preserve">1.9</w:t>
@@ -11610,17 +11954,18 @@
         </w:tc>
         <w:tc>
           <w:tcPr>
-            <w:tcW w:w="1086" w:type="dxa"/>
-          </w:tcPr>
-          <w:p>
-            <w:pPr>
-              <w:pStyle w:val="Compact"/>
+            <w:tcW w:w="1276" w:type="dxa"/>
+          </w:tcPr>
+          <w:p>
+            <w:pPr>
+              <w:pStyle w:val="Compact"/>
+              <w:keepNext/>
               <w:jc w:val="right"/>
             </w:pPr>
             <w:r>
               <w:rPr>
-                <w:sz w:val="20"/>
-                <w:szCs w:val="20"/>
+                <w:sz w:val="16"/>
+                <w:szCs w:val="16"/>
                 <w:lang w:val="en-US"/>
               </w:rPr>
               <w:t xml:space="preserve">[0.4, 3.7]</w:t>
@@ -11629,17 +11974,18 @@
         </w:tc>
         <w:tc>
           <w:tcPr>
-            <w:tcW w:w="946" w:type="dxa"/>
-          </w:tcPr>
-          <w:p>
-            <w:pPr>
-              <w:pStyle w:val="Compact"/>
+            <w:tcW w:w="899" w:type="dxa"/>
+          </w:tcPr>
+          <w:p>
+            <w:pPr>
+              <w:pStyle w:val="Compact"/>
+              <w:keepNext/>
               <w:jc w:val="right"/>
             </w:pPr>
             <w:r>
               <w:rPr>
-                <w:sz w:val="20"/>
-                <w:szCs w:val="20"/>
+                <w:sz w:val="16"/>
+                <w:szCs w:val="16"/>
                 <w:lang w:val="en-US"/>
               </w:rPr>
               <w:t xml:space="preserve">0.6</w:t>
@@ -11648,17 +11994,18 @@
         </w:tc>
         <w:tc>
           <w:tcPr>
-            <w:tcW w:w="1164" w:type="dxa"/>
-          </w:tcPr>
-          <w:p>
-            <w:pPr>
-              <w:pStyle w:val="Compact"/>
+            <w:tcW w:w="1364" w:type="dxa"/>
+          </w:tcPr>
+          <w:p>
+            <w:pPr>
+              <w:pStyle w:val="Compact"/>
+              <w:keepNext/>
               <w:jc w:val="right"/>
             </w:pPr>
             <w:r>
               <w:rPr>
-                <w:sz w:val="20"/>
-                <w:szCs w:val="20"/>
+                <w:sz w:val="16"/>
+                <w:szCs w:val="16"/>
                 <w:lang w:val="en-US"/>
               </w:rPr>
               <w:t xml:space="preserve">71.4</w:t>
@@ -11667,17 +12014,18 @@
         </w:tc>
         <w:tc>
           <w:tcPr>
-            <w:tcW w:w="946" w:type="dxa"/>
-          </w:tcPr>
-          <w:p>
-            <w:pPr>
-              <w:pStyle w:val="Compact"/>
+            <w:tcW w:w="899" w:type="dxa"/>
+          </w:tcPr>
+          <w:p>
+            <w:pPr>
+              <w:pStyle w:val="Compact"/>
+              <w:keepNext/>
               <w:jc w:val="right"/>
             </w:pPr>
             <w:r>
               <w:rPr>
-                <w:sz w:val="20"/>
-                <w:szCs w:val="20"/>
+                <w:sz w:val="16"/>
+                <w:szCs w:val="16"/>
                 <w:lang w:val="en-US"/>
               </w:rPr>
               <w:t xml:space="preserve">0.72</w:t>
@@ -11686,17 +12034,18 @@
         </w:tc>
         <w:tc>
           <w:tcPr>
-            <w:tcW w:w="1941" w:type="dxa"/>
-          </w:tcPr>
-          <w:p>
-            <w:pPr>
-              <w:pStyle w:val="Compact"/>
+            <w:tcW w:w="2249" w:type="dxa"/>
+          </w:tcPr>
+          <w:p>
+            <w:pPr>
+              <w:pStyle w:val="Compact"/>
+              <w:keepNext/>
               <w:jc w:val="right"/>
             </w:pPr>
             <w:r>
               <w:rPr>
-                <w:sz w:val="20"/>
-                <w:szCs w:val="20"/>
+                <w:sz w:val="16"/>
+                <w:szCs w:val="16"/>
                 <w:lang w:val="en-US"/>
               </w:rPr>
               <w:t xml:space="preserve">62.8 / 21.5</w:t>
@@ -11705,17 +12054,18 @@
         </w:tc>
         <w:tc>
           <w:tcPr>
-            <w:tcW w:w="1009" w:type="dxa"/>
-          </w:tcPr>
-          <w:p>
-            <w:pPr>
-              <w:pStyle w:val="Compact"/>
+            <w:tcW w:w="1188" w:type="dxa"/>
+          </w:tcPr>
+          <w:p>
+            <w:pPr>
+              <w:pStyle w:val="Compact"/>
+              <w:keepNext/>
               <w:jc w:val="right"/>
             </w:pPr>
             <w:r>
               <w:rPr>
-                <w:sz w:val="20"/>
-                <w:szCs w:val="20"/>
+                <w:sz w:val="16"/>
+                <w:szCs w:val="16"/>
                 <w:lang w:val="en-US"/>
               </w:rPr>
               <w:t xml:space="preserve">1075</w:t>
@@ -11724,9 +12074,12 @@
         </w:tc>
       </w:tr>
       <w:tr>
-        <w:tc>
-          <w:tcPr>
-            <w:tcW w:w="1319" w:type="dxa"/>
+        <w:trPr>
+          <w:cantSplit/>
+        </w:trPr>
+        <w:tc>
+          <w:tcPr>
+            <w:tcW w:w="1461" w:type="dxa"/>
           </w:tcPr>
           <w:p>
             <w:pPr>
@@ -11735,34 +12088,26 @@
             </w:pPr>
             <w:r>
               <w:rPr>
-                <w:sz w:val="20"/>
-                <w:szCs w:val="20"/>
+                <w:sz w:val="16"/>
+                <w:szCs w:val="16"/>
                 <w:lang w:val="en-US"/>
               </w:rPr>
               <w:t xml:space="preserve">EMB-TRAINED</w:t>
             </w:r>
-            <m:oMath>
-              <m:sSup>
-                <m:e>
-                  <m:r>
-                    <m:t>​</m:t>
-                  </m:r>
-                </m:e>
-                <m:sup>
-                  <m:r>
-                    <m:rPr>
-                      <m:sty m:val="p"/>
-                    </m:rPr>
-                    <m:t>†</m:t>
-                  </m:r>
-                </m:sup>
-              </m:sSup>
-            </m:oMath>
-          </w:p>
-        </w:tc>
-        <w:tc>
-          <w:tcPr>
-            <w:tcW w:w="946" w:type="dxa"/>
+            <w:r>
+              <w:rPr>
+                <w:sz w:val="16"/>
+                <w:szCs w:val="16"/>
+                <w:vertAlign w:val="superscript"/>
+                <w:lang w:val="en-US"/>
+              </w:rPr>
+              <w:t xml:space="preserve">†</w:t>
+            </w:r>
+          </w:p>
+        </w:tc>
+        <w:tc>
+          <w:tcPr>
+            <w:tcW w:w="1099" w:type="dxa"/>
           </w:tcPr>
           <w:p>
             <w:pPr>
@@ -11771,8 +12116,8 @@
             </w:pPr>
             <w:r>
               <w:rPr>
-                <w:sz w:val="20"/>
-                <w:szCs w:val="20"/>
+                <w:sz w:val="16"/>
+                <w:szCs w:val="16"/>
                 <w:lang w:val="en-US"/>
               </w:rPr>
               <w:t xml:space="preserve">1.9</w:t>
@@ -11781,7 +12126,7 @@
         </w:tc>
         <w:tc>
           <w:tcPr>
-            <w:tcW w:w="1086" w:type="dxa"/>
+            <w:tcW w:w="1276" w:type="dxa"/>
           </w:tcPr>
           <w:p>
             <w:pPr>
@@ -11790,8 +12135,8 @@
             </w:pPr>
             <w:r>
               <w:rPr>
-                <w:sz w:val="20"/>
-                <w:szCs w:val="20"/>
+                <w:sz w:val="16"/>
+                <w:szCs w:val="16"/>
                 <w:lang w:val="en-US"/>
               </w:rPr>
               <w:t xml:space="preserve">[1.1, 2.9]</w:t>
@@ -11800,7 +12145,7 @@
         </w:tc>
         <w:tc>
           <w:tcPr>
-            <w:tcW w:w="946" w:type="dxa"/>
+            <w:tcW w:w="899" w:type="dxa"/>
           </w:tcPr>
           <w:p>
             <w:pPr>
@@ -11809,8 +12154,8 @@
             </w:pPr>
             <w:r>
               <w:rPr>
-                <w:sz w:val="20"/>
-                <w:szCs w:val="20"/>
+                <w:sz w:val="16"/>
+                <w:szCs w:val="16"/>
                 <w:lang w:val="en-US"/>
               </w:rPr>
               <w:t xml:space="preserve">3.5</w:t>
@@ -11819,7 +12164,7 @@
         </w:tc>
         <w:tc>
           <w:tcPr>
-            <w:tcW w:w="1164" w:type="dxa"/>
+            <w:tcW w:w="1364" w:type="dxa"/>
           </w:tcPr>
           <w:p>
             <w:pPr>
@@ -11828,8 +12173,8 @@
             </w:pPr>
             <w:r>
               <w:rPr>
-                <w:sz w:val="20"/>
-                <w:szCs w:val="20"/>
+                <w:sz w:val="16"/>
+                <w:szCs w:val="16"/>
                 <w:lang w:val="en-US"/>
               </w:rPr>
               <w:t xml:space="preserve">27.3</w:t>
@@ -11838,7 +12183,7 @@
         </w:tc>
         <w:tc>
           <w:tcPr>
-            <w:tcW w:w="946" w:type="dxa"/>
+            <w:tcW w:w="899" w:type="dxa"/>
           </w:tcPr>
           <w:p>
             <w:pPr>
@@ -11847,8 +12192,8 @@
             </w:pPr>
             <w:r>
               <w:rPr>
-                <w:sz w:val="20"/>
-                <w:szCs w:val="20"/>
+                <w:sz w:val="16"/>
+                <w:szCs w:val="16"/>
                 <w:lang w:val="en-US"/>
               </w:rPr>
               <w:t xml:space="preserve">0.43</w:t>
@@ -11857,7 +12202,7 @@
         </w:tc>
         <w:tc>
           <w:tcPr>
-            <w:tcW w:w="1941" w:type="dxa"/>
+            <w:tcW w:w="2249" w:type="dxa"/>
           </w:tcPr>
           <w:p>
             <w:pPr>
@@ -11866,8 +12211,8 @@
             </w:pPr>
             <w:r>
               <w:rPr>
-                <w:sz w:val="20"/>
-                <w:szCs w:val="20"/>
+                <w:sz w:val="16"/>
+                <w:szCs w:val="16"/>
                 <w:lang w:val="en-US"/>
               </w:rPr>
               <w:t xml:space="preserve">n/a</w:t>
@@ -11876,7 +12221,7 @@
         </w:tc>
         <w:tc>
           <w:tcPr>
-            <w:tcW w:w="1009" w:type="dxa"/>
+            <w:tcW w:w="1188" w:type="dxa"/>
           </w:tcPr>
           <w:p>
             <w:pPr>
@@ -11885,8 +12230,8 @@
             </w:pPr>
             <w:r>
               <w:rPr>
-                <w:sz w:val="20"/>
-                <w:szCs w:val="20"/>
+                <w:sz w:val="16"/>
+                <w:szCs w:val="16"/>
                 <w:lang w:val="en-US"/>
               </w:rPr>
               <w:t xml:space="preserve">n/a</w:t>
@@ -11897,122 +12242,17 @@
     </w:tbl>
     <w:p>
       <w:pPr>
-        <w:pStyle w:val="FirstParagraph"/>
+        <w:spacing w:before="0" w:after="0" w:line="20" w:lineRule="exact"/>
+        <w:rPr>
+          <w:sz w:val="2"/>
+        </w:rPr>
+        <w:sectPr>
+          <w:type w:val="continuous"/>
+          <w:pgSz w:w="12240" w:h="15840"/>
+          <w:pgMar w:top="1080" w:right="900" w:bottom="1440" w:left="900" w:header="500" w:footer="500" w:gutter="0"/>
+          <w:cols w:num="1"/>
+        </w:sectPr>
       </w:pPr>
-      <w:r>
-        <w:rPr>
-          <w:lang w:val="en-US"/>
-        </w:rPr>
-        <w:t xml:space="preserve">No design reached the target, so H5 is not supported (Table V).</w:t>
-      </w:r>
-      <w:r>
-        <w:rPr>
-          <w:lang w:val="en-US"/>
-        </w:rPr>
-        <w:t xml:space="preserve"> </w:t>
-      </w:r>
-      <w:r>
-        <w:rPr>
-          <w:lang w:val="en-US"/>
-        </w:rPr>
-        <w:t xml:space="preserve">Detection is measured against the same labels, so the judgement-rule part of these results is</w:t>
-      </w:r>
-      <w:r>
-        <w:rPr>
-          <w:lang w:val="en-US"/>
-        </w:rPr>
-        <w:t xml:space="preserve"> </w:t>
-      </w:r>
-      <w:r>
-        <w:rPr>
-          <w:lang w:val="en-US"/>
-        </w:rPr>
-        <w:t xml:space="preserve">exploratory as well. The objective-rule part is not. At the operating point fixed on the training</w:t>
-      </w:r>
-      <w:r>
-        <w:rPr>
-          <w:lang w:val="en-US"/>
-        </w:rPr>
-        <w:t xml:space="preserve"> </w:t>
-      </w:r>
-      <w:r>
-        <w:rPr>
-          <w:lang w:val="en-US"/>
-        </w:rPr>
-        <w:t xml:space="preserve">folds, the best non-judge design, HYB, detected 25.3 % of SV-SI inputs (CI</w:t>
-      </w:r>
-      <w:r>
-        <w:rPr>
-          <w:lang w:val="en-US"/>
-        </w:rPr>
-        <w:t xml:space="preserve"> </w:t>
-      </w:r>
-      <w:r>
-        <w:rPr>
-          <w:lang w:val="en-US"/>
-        </w:rPr>
-        <w:t xml:space="preserve">20.2 to 30.5) at a held-out FPR of 5.4 %, which is above the 5 % it was tuned for. Most</w:t>
-      </w:r>
-      <w:r>
-        <w:rPr>
-          <w:lang w:val="en-US"/>
-        </w:rPr>
-        <w:t xml:space="preserve"> </w:t>
-      </w:r>
-      <w:r>
-        <w:rPr>
-          <w:lang w:val="en-US"/>
-        </w:rPr>
-        <w:t xml:space="preserve">of what it catches comes from R. HYB and R both caught 100.0 % of the inputs that violate</w:t>
-      </w:r>
-      <w:r>
-        <w:rPr>
-          <w:lang w:val="en-US"/>
-        </w:rPr>
-        <w:t xml:space="preserve"> </w:t>
-      </w:r>
-      <w:r>
-        <w:rPr>
-          <w:lang w:val="en-US"/>
-        </w:rPr>
-        <w:t xml:space="preserve">only objective rules, and 6.2 % and 0.0 % of those that violate a judgement</w:t>
-      </w:r>
-      <w:r>
-        <w:rPr>
-          <w:lang w:val="en-US"/>
-        </w:rPr>
-        <w:t xml:space="preserve"> </w:t>
-      </w:r>
-      <w:r>
-        <w:rPr>
-          <w:lang w:val="en-US"/>
-        </w:rPr>
-        <w:t xml:space="preserve">rule. On all decided inputs the fast designs reach 29.3 % for R and</w:t>
-      </w:r>
-      <w:r>
-        <w:rPr>
-          <w:lang w:val="en-US"/>
-        </w:rPr>
-        <w:t xml:space="preserve"> </w:t>
-      </w:r>
-      <w:r>
-        <w:rPr>
-          <w:lang w:val="en-US"/>
-        </w:rPr>
-        <w:t xml:space="preserve">32.5 % for HYB. EMB on its own was no better than chance (AUROC</w:t>
-      </w:r>
-      <w:r>
-        <w:rPr>
-          <w:lang w:val="en-US"/>
-        </w:rPr>
-        <w:t xml:space="preserve"> </w:t>
-      </w:r>
-      <w:r>
-        <w:rPr>
-          <w:lang w:val="en-US"/>
-        </w:rPr>
-        <w:t xml:space="preserve">0.45).</w:t>
-      </w:r>
     </w:p>
     <w:p>
       <w:pPr>
@@ -12022,237 +12262,115 @@
         <w:rPr>
           <w:lang w:val="en-US"/>
         </w:rPr>
-        <w:t xml:space="preserve">The prompted designs rank inputs better (AUROC 0.72 for SLM and 0.73 for</w:t>
-      </w:r>
-      <w:r>
-        <w:rPr>
-          <w:lang w:val="en-US"/>
-        </w:rPr>
-        <w:t xml:space="preserve"> </w:t>
-      </w:r>
-      <w:r>
-        <w:rPr>
-          <w:lang w:val="en-US"/>
-        </w:rPr>
-        <w:t xml:space="preserve">JUDGE against 0.59 for HYB), but their scores take only a handful of values, so holding FPR</w:t>
-      </w:r>
-      <w:r>
-        <w:rPr>
-          <w:lang w:val="en-US"/>
-        </w:rPr>
-        <w:t xml:space="preserve"> </w:t>
-      </w:r>
-      <w:r>
-        <w:rPr>
-          <w:lang w:val="en-US"/>
-        </w:rPr>
-        <w:t xml:space="preserve">to 5 % on the training fields forces the threshold to the top confidence level, where SLM detects</w:t>
-      </w:r>
-      <w:r>
-        <w:rPr>
-          <w:lang w:val="en-US"/>
-        </w:rPr>
-        <w:t xml:space="preserve"> </w:t>
-      </w:r>
-      <w:r>
-        <w:rPr>
-          <w:lang w:val="en-US"/>
-        </w:rPr>
-        <w:t xml:space="preserve">1.9 % and JUDGE 6.5 %. Taking each model’s own verdict without</w:t>
-      </w:r>
-      <w:r>
-        <w:rPr>
-          <w:lang w:val="en-US"/>
-        </w:rPr>
-        <w:t xml:space="preserve"> </w:t>
-      </w:r>
-      <w:r>
-        <w:rPr>
-          <w:lang w:val="en-US"/>
-        </w:rPr>
-        <w:t xml:space="preserve">tuning, which is exploratory, SLM detects 62.8 % while flagging 21.5 % of</w:t>
-      </w:r>
-      <w:r>
-        <w:rPr>
-          <w:lang w:val="en-US"/>
-        </w:rPr>
-        <w:t xml:space="preserve"> </w:t>
-      </w:r>
-      <w:r>
-        <w:rPr>
-          <w:lang w:val="en-US"/>
-        </w:rPr>
-        <w:t xml:space="preserve">valid inputs, and JUDGE detects 45.2 % while flagging 8.7 % and</w:t>
-      </w:r>
-      <w:r>
-        <w:rPr>
-          <w:lang w:val="en-US"/>
-        </w:rPr>
-        <w:t xml:space="preserve"> </w:t>
-      </w:r>
-      <w:r>
-        <w:rPr>
-          <w:lang w:val="en-US"/>
-        </w:rPr>
-        <w:t xml:space="preserve">gives no usable verdict for 25 % of inputs. Both receive a rubric similar to the</w:t>
-      </w:r>
-      <w:r>
-        <w:rPr>
-          <w:lang w:val="en-US"/>
-        </w:rPr>
-        <w:t xml:space="preserve"> </w:t>
-      </w:r>
-      <w:r>
-        <w:rPr>
-          <w:lang w:val="en-US"/>
-        </w:rPr>
-        <w:t xml:space="preserve">ground-truth judge’s, so on judgement rules their measured</w:t>
-      </w:r>
-      <w:r>
-        <w:rPr>
-          <w:lang w:val="en-US"/>
-        </w:rPr>
-        <w:t xml:space="preserve"> </w:t>
-      </w:r>
-      <w:r>
-        <w:rPr>
-          <w:lang w:val="en-US"/>
-        </w:rPr>
-        <w:t xml:space="preserve">“recall”</w:t>
-      </w:r>
-      <w:r>
-        <w:rPr>
-          <w:lang w:val="en-US"/>
-        </w:rPr>
-        <w:t xml:space="preserve"> </w:t>
-      </w:r>
-      <w:r>
-        <w:rPr>
-          <w:lang w:val="en-US"/>
-        </w:rPr>
-        <w:t xml:space="preserve">is largely agreement between</w:t>
-      </w:r>
-      <w:r>
-        <w:rPr>
-          <w:lang w:val="en-US"/>
-        </w:rPr>
-        <w:t xml:space="preserve"> </w:t>
-      </w:r>
-      <w:r>
-        <w:rPr>
-          <w:lang w:val="en-US"/>
-        </w:rPr>
-        <w:t xml:space="preserve">small language models and the small model that produced the labels, not detection of violations, and</w:t>
-      </w:r>
-      <w:r>
-        <w:rPr>
-          <w:lang w:val="en-US"/>
-        </w:rPr>
-        <w:t xml:space="preserve"> </w:t>
-      </w:r>
-      <w:r>
-        <w:rPr>
-          <w:lang w:val="en-US"/>
-        </w:rPr>
-        <w:t xml:space="preserve">R’s recall on objective rules is tautological because the same rule functions decide the labels.</w:t>
-      </w:r>
-      <w:r>
-        <w:rPr>
-          <w:lang w:val="en-US"/>
-        </w:rPr>
-        <w:t xml:space="preserve"> </w:t>
-      </w:r>
-      <w:r>
-        <w:rPr>
-          <w:lang w:val="en-US"/>
-        </w:rPr>
-        <w:t xml:space="preserve">The frozen plan anticipated a</w:t>
-      </w:r>
-      <w:r>
-        <w:rPr>
-          <w:lang w:val="en-US"/>
-        </w:rPr>
-        <w:t xml:space="preserve"> </w:t>
-      </w:r>
-      <w:r>
-        <w:rPr>
-          <w:i/>
-          <w:iCs/>
-          <w:lang w:val="en-US"/>
-        </w:rPr>
-        <w:t xml:space="preserve">trained</w:t>
-      </w:r>
-      <w:r>
-        <w:rPr>
-          <w:lang w:val="en-US"/>
-        </w:rPr>
-        <w:t xml:space="preserve"> </w:t>
-      </w:r>
-      <w:r>
-        <w:rPr>
-          <w:lang w:val="en-US"/>
-        </w:rPr>
-        <w:t xml:space="preserve">classifier, and the leave-fields-out labels support one:</w:t>
-      </w:r>
-      <w:r>
-        <w:rPr>
-          <w:lang w:val="en-US"/>
-        </w:rPr>
-        <w:t xml:space="preserve"> </w:t>
-      </w:r>
-      <w:r>
-        <w:rPr>
-          <w:lang w:val="en-US"/>
-        </w:rPr>
-        <w:t xml:space="preserve">logistic regression on the same embeddings, fitted on the training folds, reaches</w:t>
-      </w:r>
-      <w:r>
-        <w:rPr>
-          <w:lang w:val="en-US"/>
-        </w:rPr>
-        <w:t xml:space="preserve"> </w:t>
-      </w:r>
-      <w:r>
-        <w:rPr>
-          <w:lang w:val="en-US"/>
-        </w:rPr>
-        <w:t xml:space="preserve">1.9 % recall (CI 1.1 to 2.9) at 3.5 % FPR over</w:t>
-      </w:r>
-      <w:r>
-        <w:rPr>
-          <w:lang w:val="en-US"/>
-        </w:rPr>
-        <w:t xml:space="preserve"> </w:t>
-      </w:r>
-      <w:r>
-        <w:rPr>
-          <w:lang w:val="en-US"/>
-        </w:rPr>
-        <w:t xml:space="preserve">1933 inputs, with AUROC 0.43. Training does not rescue the embedding</w:t>
-      </w:r>
-      <w:r>
-        <w:rPr>
-          <w:lang w:val="en-US"/>
-        </w:rPr>
-        <w:t xml:space="preserve"> </w:t>
-      </w:r>
-      <w:r>
-        <w:rPr>
-          <w:lang w:val="en-US"/>
-        </w:rPr>
-        <w:t xml:space="preserve">design. Thresholds also did not transfer across fields: the held-out FPR per fold reached</w:t>
-      </w:r>
-      <w:r>
-        <w:rPr>
-          <w:lang w:val="en-US"/>
-        </w:rPr>
-        <w:t xml:space="preserve"> </w:t>
-      </w:r>
-      <w:r>
-        <w:rPr>
-          <w:lang w:val="en-US"/>
-        </w:rPr>
-        <w:t xml:space="preserve">26 % for the embedding-based designs.</w:t>
+        <w:t xml:space="preserve">No design reached the target, so H5 is not supported (Table V).</w:t>
+      </w:r>
+      <w:r>
+        <w:rPr>
+          <w:lang w:val="en-US"/>
+        </w:rPr>
+        <w:t xml:space="preserve"> </w:t>
+      </w:r>
+      <w:r>
+        <w:rPr>
+          <w:lang w:val="en-US"/>
+        </w:rPr>
+        <w:t xml:space="preserve">Detection is measured against the same labels, so the judgement-rule part of these results is</w:t>
+      </w:r>
+      <w:r>
+        <w:rPr>
+          <w:lang w:val="en-US"/>
+        </w:rPr>
+        <w:t xml:space="preserve"> </w:t>
+      </w:r>
+      <w:r>
+        <w:rPr>
+          <w:lang w:val="en-US"/>
+        </w:rPr>
+        <w:t xml:space="preserve">exploratory as well. The objective-rule part is not. At the operating point fixed on the training</w:t>
+      </w:r>
+      <w:r>
+        <w:rPr>
+          <w:lang w:val="en-US"/>
+        </w:rPr>
+        <w:t xml:space="preserve"> </w:t>
+      </w:r>
+      <w:r>
+        <w:rPr>
+          <w:lang w:val="en-US"/>
+        </w:rPr>
+        <w:t xml:space="preserve">folds, the best non-judge design, HYB, detected 25.3 % of SV-SI inputs (CI</w:t>
+      </w:r>
+      <w:r>
+        <w:rPr>
+          <w:lang w:val="en-US"/>
+        </w:rPr>
+        <w:t xml:space="preserve"> </w:t>
+      </w:r>
+      <w:r>
+        <w:rPr>
+          <w:lang w:val="en-US"/>
+        </w:rPr>
+        <w:t xml:space="preserve">20.2 to 30.5) at a held-out FPR of 5.4 %, which is above the 5 % it was tuned for. Most</w:t>
+      </w:r>
+      <w:r>
+        <w:rPr>
+          <w:lang w:val="en-US"/>
+        </w:rPr>
+        <w:t xml:space="preserve"> </w:t>
+      </w:r>
+      <w:r>
+        <w:rPr>
+          <w:lang w:val="en-US"/>
+        </w:rPr>
+        <w:t xml:space="preserve">of what it catches comes from R. HYB and R both caught 100.0 % of the inputs that violate</w:t>
+      </w:r>
+      <w:r>
+        <w:rPr>
+          <w:lang w:val="en-US"/>
+        </w:rPr>
+        <w:t xml:space="preserve"> </w:t>
+      </w:r>
+      <w:r>
+        <w:rPr>
+          <w:lang w:val="en-US"/>
+        </w:rPr>
+        <w:t xml:space="preserve">only objective rules, and 6.2 % and 0.0 % of those that violate a judgement</w:t>
+      </w:r>
+      <w:r>
+        <w:rPr>
+          <w:lang w:val="en-US"/>
+        </w:rPr>
+        <w:t xml:space="preserve"> </w:t>
+      </w:r>
+      <w:r>
+        <w:rPr>
+          <w:lang w:val="en-US"/>
+        </w:rPr>
+        <w:t xml:space="preserve">rule. On all decided inputs the fast designs reach 29.3 % for R and</w:t>
+      </w:r>
+      <w:r>
+        <w:rPr>
+          <w:lang w:val="en-US"/>
+        </w:rPr>
+        <w:t xml:space="preserve"> </w:t>
+      </w:r>
+      <w:r>
+        <w:rPr>
+          <w:lang w:val="en-US"/>
+        </w:rPr>
+        <w:t xml:space="preserve">32.5 % for HYB. EMB on its own was no better than chance (AUROC</w:t>
+      </w:r>
+      <w:r>
+        <w:rPr>
+          <w:lang w:val="en-US"/>
+        </w:rPr>
+        <w:t xml:space="preserve"> </w:t>
+      </w:r>
+      <w:r>
+        <w:rPr>
+          <w:lang w:val="en-US"/>
+        </w:rPr>
+        <w:t xml:space="preserve">0.45).</w:t>
       </w:r>
     </w:p>
     <w:p>
@@ -12261,6 +12379,247 @@
       </w:pPr>
       <w:r>
         <w:rPr>
+          <w:lang w:val="en-US"/>
+        </w:rPr>
+        <w:t xml:space="preserve">The prompted designs rank inputs better (AUROC 0.72 for SLM and 0.73 for</w:t>
+      </w:r>
+      <w:r>
+        <w:rPr>
+          <w:lang w:val="en-US"/>
+        </w:rPr>
+        <w:t xml:space="preserve"> </w:t>
+      </w:r>
+      <w:r>
+        <w:rPr>
+          <w:lang w:val="en-US"/>
+        </w:rPr>
+        <w:t xml:space="preserve">JUDGE against 0.59 for HYB), but their scores take only a handful of values, so holding FPR</w:t>
+      </w:r>
+      <w:r>
+        <w:rPr>
+          <w:lang w:val="en-US"/>
+        </w:rPr>
+        <w:t xml:space="preserve"> </w:t>
+      </w:r>
+      <w:r>
+        <w:rPr>
+          <w:lang w:val="en-US"/>
+        </w:rPr>
+        <w:t xml:space="preserve">to 5 % on the training fields forces the threshold to the top confidence level, where SLM detects</w:t>
+      </w:r>
+      <w:r>
+        <w:rPr>
+          <w:lang w:val="en-US"/>
+        </w:rPr>
+        <w:t xml:space="preserve"> </w:t>
+      </w:r>
+      <w:r>
+        <w:rPr>
+          <w:lang w:val="en-US"/>
+        </w:rPr>
+        <w:t xml:space="preserve">1.9 % and JUDGE 6.5 %. Taking each model’s own verdict without</w:t>
+      </w:r>
+      <w:r>
+        <w:rPr>
+          <w:lang w:val="en-US"/>
+        </w:rPr>
+        <w:t xml:space="preserve"> </w:t>
+      </w:r>
+      <w:r>
+        <w:rPr>
+          <w:lang w:val="en-US"/>
+        </w:rPr>
+        <w:t xml:space="preserve">tuning, which is exploratory, SLM detects 62.8 % while flagging 21.5 % of</w:t>
+      </w:r>
+      <w:r>
+        <w:rPr>
+          <w:lang w:val="en-US"/>
+        </w:rPr>
+        <w:t xml:space="preserve"> </w:t>
+      </w:r>
+      <w:r>
+        <w:rPr>
+          <w:lang w:val="en-US"/>
+        </w:rPr>
+        <w:t xml:space="preserve">valid inputs, and JUDGE detects 45.2 % while flagging 8.7 % and</w:t>
+      </w:r>
+      <w:r>
+        <w:rPr>
+          <w:lang w:val="en-US"/>
+        </w:rPr>
+        <w:t xml:space="preserve"> </w:t>
+      </w:r>
+      <w:r>
+        <w:rPr>
+          <w:lang w:val="en-US"/>
+        </w:rPr>
+        <w:t xml:space="preserve">gives no usable verdict for 25 % of inputs. Both receive a rubric similar to the</w:t>
+      </w:r>
+      <w:r>
+        <w:rPr>
+          <w:lang w:val="en-US"/>
+        </w:rPr>
+        <w:t xml:space="preserve"> </w:t>
+      </w:r>
+      <w:r>
+        <w:rPr>
+          <w:lang w:val="en-US"/>
+        </w:rPr>
+        <w:t xml:space="preserve">ground-truth judge’s, so on judgement rules their measured</w:t>
+      </w:r>
+      <w:r>
+        <w:rPr>
+          <w:lang w:val="en-US"/>
+        </w:rPr>
+        <w:t xml:space="preserve"> </w:t>
+      </w:r>
+      <w:r>
+        <w:rPr>
+          <w:lang w:val="en-US"/>
+        </w:rPr>
+        <w:t xml:space="preserve">“recall”</w:t>
+      </w:r>
+      <w:r>
+        <w:rPr>
+          <w:lang w:val="en-US"/>
+        </w:rPr>
+        <w:t xml:space="preserve"> </w:t>
+      </w:r>
+      <w:r>
+        <w:rPr>
+          <w:lang w:val="en-US"/>
+        </w:rPr>
+        <w:t xml:space="preserve">is largely agreement between</w:t>
+      </w:r>
+      <w:r>
+        <w:rPr>
+          <w:lang w:val="en-US"/>
+        </w:rPr>
+        <w:t xml:space="preserve"> </w:t>
+      </w:r>
+      <w:r>
+        <w:rPr>
+          <w:lang w:val="en-US"/>
+        </w:rPr>
+        <w:t xml:space="preserve">small language models and the small model that produced the labels, not detection of violations, and</w:t>
+      </w:r>
+      <w:r>
+        <w:rPr>
+          <w:lang w:val="en-US"/>
+        </w:rPr>
+        <w:t xml:space="preserve"> </w:t>
+      </w:r>
+      <w:r>
+        <w:rPr>
+          <w:lang w:val="en-US"/>
+        </w:rPr>
+        <w:t xml:space="preserve">R’s recall on objective rules is tautological because the same rule functions decide the labels.</w:t>
+      </w:r>
+      <w:r>
+        <w:rPr>
+          <w:lang w:val="en-US"/>
+        </w:rPr>
+        <w:t xml:space="preserve"> </w:t>
+      </w:r>
+      <w:r>
+        <w:rPr>
+          <w:lang w:val="en-US"/>
+        </w:rPr>
+        <w:t xml:space="preserve">The frozen plan anticipated a</w:t>
+      </w:r>
+      <w:r>
+        <w:rPr>
+          <w:lang w:val="en-US"/>
+        </w:rPr>
+        <w:t xml:space="preserve"> </w:t>
+      </w:r>
+      <w:r>
+        <w:rPr>
+          <w:i/>
+          <w:iCs/>
+          <w:lang w:val="en-US"/>
+        </w:rPr>
+        <w:t xml:space="preserve">trained</w:t>
+      </w:r>
+      <w:r>
+        <w:rPr>
+          <w:lang w:val="en-US"/>
+        </w:rPr>
+        <w:t xml:space="preserve"> </w:t>
+      </w:r>
+      <w:r>
+        <w:rPr>
+          <w:lang w:val="en-US"/>
+        </w:rPr>
+        <w:t xml:space="preserve">classifier, and the leave-fields-out labels support one:</w:t>
+      </w:r>
+      <w:r>
+        <w:rPr>
+          <w:lang w:val="en-US"/>
+        </w:rPr>
+        <w:t xml:space="preserve"> </w:t>
+      </w:r>
+      <w:r>
+        <w:rPr>
+          <w:lang w:val="en-US"/>
+        </w:rPr>
+        <w:t xml:space="preserve">logistic regression on the same embeddings, fitted on the training folds, reaches</w:t>
+      </w:r>
+      <w:r>
+        <w:rPr>
+          <w:lang w:val="en-US"/>
+        </w:rPr>
+        <w:t xml:space="preserve"> </w:t>
+      </w:r>
+      <w:r>
+        <w:rPr>
+          <w:lang w:val="en-US"/>
+        </w:rPr>
+        <w:t xml:space="preserve">1.9 % recall (CI 1.1 to 2.9) at 3.5 % FPR over</w:t>
+      </w:r>
+      <w:r>
+        <w:rPr>
+          <w:lang w:val="en-US"/>
+        </w:rPr>
+        <w:t xml:space="preserve"> </w:t>
+      </w:r>
+      <w:r>
+        <w:rPr>
+          <w:lang w:val="en-US"/>
+        </w:rPr>
+        <w:t xml:space="preserve">1933 inputs, with AUROC 0.43. Training does not rescue the embedding</w:t>
+      </w:r>
+      <w:r>
+        <w:rPr>
+          <w:lang w:val="en-US"/>
+        </w:rPr>
+        <w:t xml:space="preserve"> </w:t>
+      </w:r>
+      <w:r>
+        <w:rPr>
+          <w:lang w:val="en-US"/>
+        </w:rPr>
+        <w:t xml:space="preserve">design. Thresholds also did not transfer across fields: the held-out FPR per fold reached</w:t>
+      </w:r>
+      <w:r>
+        <w:rPr>
+          <w:lang w:val="en-US"/>
+        </w:rPr>
+        <w:t xml:space="preserve"> </w:t>
+      </w:r>
+      <w:r>
+        <w:rPr>
+          <w:lang w:val="en-US"/>
+        </w:rPr>
+        <w:t xml:space="preserve">26 % for the embedding-based designs.</w:t>
+      </w:r>
+    </w:p>
+    <w:p>
+      <w:pPr>
+        <w:pStyle w:val="BodyText"/>
+      </w:pPr>
+      <w:r>
+        <w:rPr>
           <w:b/>
           <w:bCs/>
           <w:lang w:val="en-US"/>
@@ -12271,6 +12630,7 @@
     <w:p>
       <w:pPr>
         <w:pStyle w:val="TableCaption"/>
+        <w:keepNext/>
       </w:pPr>
       <w:r>
         <w:rPr>
@@ -12338,35 +12698,41 @@
     <w:tbl>
       <w:tblPr>
         <w:tblStyle w:val="Table"/>
-        <w:tblW w:w="9360" w:type="dxa"/>
+        <w:tblW w:w="5076" w:type="dxa"/>
+        <w:tblCellMar>
+          <w:left w:w="40" w:type="dxa"/>
+          <w:right w:w="40" w:type="dxa"/>
+        </w:tblCellMar>
         <w:tblLook w:firstRow="1" w:lastRow="0" w:firstColumn="0" w:lastColumn="0" w:noHBand="0" w:noVBand="0" w:val="0020"/>
         <w:tblCaption w:val="TABLE VI. Request-path overhead of each configuration (production build, four-core CPU, no GPU). Each value is the median over three 60 s runs, as the range across the three endpoints, relative to structural-only validation on the same endpoint and concurrency. H6 is evaluated on the added p97.5, the nearest tail percentile the load generator reports. “Ok” is the share of layer calls returning a verdict rather than failing open. “&gt;60 000”: saturated, no request completed in at least two of the three runs. Per-endpoint values are in the repository."/>
       </w:tblPr>
       <w:tblGrid>
-        <w:gridCol w:w="1604"/>
-        <w:gridCol w:w="2063"/>
-        <w:gridCol w:w="2063"/>
-        <w:gridCol w:w="1604"/>
-        <w:gridCol w:w="992"/>
-        <w:gridCol w:w="1031"/>
+        <w:gridCol w:w="919"/>
+        <w:gridCol w:w="1057"/>
+        <w:gridCol w:w="1058"/>
+        <w:gridCol w:w="839"/>
+        <w:gridCol w:w="599"/>
+        <w:gridCol w:w="599"/>
       </w:tblGrid>
       <w:tr>
         <w:trPr>
+          <w:cantSplit/>
           <w:tblHeader w:val="on"/>
         </w:trPr>
         <w:tc>
           <w:tcPr>
-            <w:tcW w:w="1604" w:type="dxa"/>
-          </w:tcPr>
-          <w:p>
-            <w:pPr>
-              <w:pStyle w:val="Compact"/>
+            <w:tcW w:w="919" w:type="dxa"/>
+          </w:tcPr>
+          <w:p>
+            <w:pPr>
+              <w:pStyle w:val="Compact"/>
+              <w:keepNext/>
               <w:jc w:val="left"/>
             </w:pPr>
             <w:r>
               <w:rPr>
-                <w:sz w:val="20"/>
-                <w:szCs w:val="20"/>
+                <w:sz w:val="16"/>
+                <w:szCs w:val="16"/>
                 <w:lang w:val="en-US"/>
               </w:rPr>
               <w:t xml:space="preserve">Config.</w:t>
@@ -12375,11 +12741,12 @@
         </w:tc>
         <w:tc>
           <w:tcPr>
-            <w:tcW w:w="2063" w:type="dxa"/>
-          </w:tcPr>
-          <w:p>
-            <w:pPr>
-              <w:pStyle w:val="Compact"/>
+            <w:tcW w:w="1057" w:type="dxa"/>
+          </w:tcPr>
+          <w:p>
+            <w:pPr>
+              <w:pStyle w:val="Compact"/>
+              <w:keepNext/>
               <w:jc w:val="right"/>
             </w:pPr>
             <m:oMath>
@@ -12392,8 +12759,8 @@
             </m:oMath>
             <w:r>
               <w:rPr>
-                <w:sz w:val="20"/>
-                <w:szCs w:val="20"/>
+                <w:sz w:val="16"/>
+                <w:szCs w:val="16"/>
                 <w:lang w:val="en-US"/>
               </w:rPr>
               <w:t xml:space="preserve">p50 (ms)</w:t>
@@ -12402,11 +12769,12 @@
         </w:tc>
         <w:tc>
           <w:tcPr>
-            <w:tcW w:w="2063" w:type="dxa"/>
-          </w:tcPr>
-          <w:p>
-            <w:pPr>
-              <w:pStyle w:val="Compact"/>
+            <w:tcW w:w="1058" w:type="dxa"/>
+          </w:tcPr>
+          <w:p>
+            <w:pPr>
+              <w:pStyle w:val="Compact"/>
+              <w:keepNext/>
               <w:jc w:val="right"/>
             </w:pPr>
             <m:oMath>
@@ -12419,8 +12787,8 @@
             </m:oMath>
             <w:r>
               <w:rPr>
-                <w:sz w:val="20"/>
-                <w:szCs w:val="20"/>
+                <w:sz w:val="16"/>
+                <w:szCs w:val="16"/>
                 <w:lang w:val="en-US"/>
               </w:rPr>
               <w:t xml:space="preserve">p97.5 (ms)</w:t>
@@ -12429,17 +12797,18 @@
         </w:tc>
         <w:tc>
           <w:tcPr>
-            <w:tcW w:w="1604" w:type="dxa"/>
-          </w:tcPr>
-          <w:p>
-            <w:pPr>
-              <w:pStyle w:val="Compact"/>
+            <w:tcW w:w="839" w:type="dxa"/>
+          </w:tcPr>
+          <w:p>
+            <w:pPr>
+              <w:pStyle w:val="Compact"/>
+              <w:keepNext/>
               <w:jc w:val="right"/>
             </w:pPr>
             <w:r>
               <w:rPr>
-                <w:sz w:val="20"/>
-                <w:szCs w:val="20"/>
+                <w:sz w:val="16"/>
+                <w:szCs w:val="16"/>
                 <w:lang w:val="en-US"/>
               </w:rPr>
               <w:t xml:space="preserve">req/s</w:t>
@@ -12448,17 +12817,18 @@
         </w:tc>
         <w:tc>
           <w:tcPr>
-            <w:tcW w:w="992" w:type="dxa"/>
-          </w:tcPr>
-          <w:p>
-            <w:pPr>
-              <w:pStyle w:val="Compact"/>
+            <w:tcW w:w="599" w:type="dxa"/>
+          </w:tcPr>
+          <w:p>
+            <w:pPr>
+              <w:pStyle w:val="Compact"/>
+              <w:keepNext/>
               <w:jc w:val="right"/>
             </w:pPr>
             <w:r>
               <w:rPr>
-                <w:sz w:val="20"/>
-                <w:szCs w:val="20"/>
+                <w:sz w:val="16"/>
+                <w:szCs w:val="16"/>
                 <w:lang w:val="en-US"/>
               </w:rPr>
               <w:t xml:space="preserve">Ok (%)</w:t>
@@ -12467,17 +12837,18 @@
         </w:tc>
         <w:tc>
           <w:tcPr>
-            <w:tcW w:w="1031" w:type="dxa"/>
-          </w:tcPr>
-          <w:p>
-            <w:pPr>
-              <w:pStyle w:val="Compact"/>
+            <w:tcW w:w="599" w:type="dxa"/>
+          </w:tcPr>
+          <w:p>
+            <w:pPr>
+              <w:pStyle w:val="Compact"/>
+              <w:keepNext/>
               <w:jc w:val="left"/>
             </w:pPr>
             <w:r>
               <w:rPr>
-                <w:sz w:val="20"/>
-                <w:szCs w:val="20"/>
+                <w:sz w:val="16"/>
+                <w:szCs w:val="16"/>
                 <w:lang w:val="en-US"/>
               </w:rPr>
               <w:t xml:space="preserve">H6</w:t>
@@ -12486,20 +12857,24 @@
         </w:tc>
       </w:tr>
       <w:tr>
-        <w:tc>
-          <w:tcPr>
-            <w:tcW w:w="9357" w:type="dxa"/>
+        <w:trPr>
+          <w:cantSplit/>
+        </w:trPr>
+        <w:tc>
+          <w:tcPr>
+            <w:tcW w:w="5071" w:type="dxa"/>
             <w:gridSpan w:val="6"/>
           </w:tcPr>
           <w:p>
             <w:pPr>
               <w:pStyle w:val="Compact"/>
+              <w:keepNext/>
               <w:jc w:val="left"/>
             </w:pPr>
             <w:r>
               <w:rPr>
-                <w:sz w:val="20"/>
-                <w:szCs w:val="20"/>
+                <w:sz w:val="16"/>
+                <w:szCs w:val="16"/>
                 <w:i/>
                 <w:iCs/>
                 <w:lang w:val="en-US"/>
@@ -12510,19 +12885,23 @@
         </w:tc>
       </w:tr>
       <w:tr>
-        <w:tc>
-          <w:tcPr>
-            <w:tcW w:w="1604" w:type="dxa"/>
-          </w:tcPr>
-          <w:p>
-            <w:pPr>
-              <w:pStyle w:val="Compact"/>
+        <w:trPr>
+          <w:cantSplit/>
+        </w:trPr>
+        <w:tc>
+          <w:tcPr>
+            <w:tcW w:w="919" w:type="dxa"/>
+          </w:tcPr>
+          <w:p>
+            <w:pPr>
+              <w:pStyle w:val="Compact"/>
+              <w:keepNext/>
               <w:jc w:val="left"/>
             </w:pPr>
             <w:r>
               <w:rPr>
-                <w:sz w:val="20"/>
-                <w:szCs w:val="20"/>
+                <w:sz w:val="16"/>
+                <w:szCs w:val="16"/>
                 <w:lang w:val="en-US"/>
               </w:rPr>
               <w:t xml:space="preserve">structural</w:t>
@@ -12531,17 +12910,18 @@
         </w:tc>
         <w:tc>
           <w:tcPr>
-            <w:tcW w:w="2063" w:type="dxa"/>
-          </w:tcPr>
-          <w:p>
-            <w:pPr>
-              <w:pStyle w:val="Compact"/>
+            <w:tcW w:w="1057" w:type="dxa"/>
+          </w:tcPr>
+          <w:p>
+            <w:pPr>
+              <w:pStyle w:val="Compact"/>
+              <w:keepNext/>
               <w:jc w:val="right"/>
             </w:pPr>
             <w:r>
               <w:rPr>
-                <w:sz w:val="20"/>
-                <w:szCs w:val="20"/>
+                <w:sz w:val="16"/>
+                <w:szCs w:val="16"/>
                 <w:lang w:val="en-US"/>
               </w:rPr>
               <w:t xml:space="preserve">0</w:t>
@@ -12550,17 +12930,18 @@
         </w:tc>
         <w:tc>
           <w:tcPr>
-            <w:tcW w:w="2063" w:type="dxa"/>
-          </w:tcPr>
-          <w:p>
-            <w:pPr>
-              <w:pStyle w:val="Compact"/>
+            <w:tcW w:w="1058" w:type="dxa"/>
+          </w:tcPr>
+          <w:p>
+            <w:pPr>
+              <w:pStyle w:val="Compact"/>
+              <w:keepNext/>
               <w:jc w:val="right"/>
             </w:pPr>
             <w:r>
               <w:rPr>
-                <w:sz w:val="20"/>
-                <w:szCs w:val="20"/>
+                <w:sz w:val="16"/>
+                <w:szCs w:val="16"/>
                 <w:lang w:val="en-US"/>
               </w:rPr>
               <w:t xml:space="preserve">0</w:t>
@@ -12569,17 +12950,18 @@
         </w:tc>
         <w:tc>
           <w:tcPr>
-            <w:tcW w:w="1604" w:type="dxa"/>
-          </w:tcPr>
-          <w:p>
-            <w:pPr>
-              <w:pStyle w:val="Compact"/>
+            <w:tcW w:w="839" w:type="dxa"/>
+          </w:tcPr>
+          <w:p>
+            <w:pPr>
+              <w:pStyle w:val="Compact"/>
+              <w:keepNext/>
               <w:jc w:val="right"/>
             </w:pPr>
             <w:r>
               <w:rPr>
-                <w:sz w:val="20"/>
-                <w:szCs w:val="20"/>
+                <w:sz w:val="16"/>
+                <w:szCs w:val="16"/>
                 <w:lang w:val="en-US"/>
               </w:rPr>
               <w:t xml:space="preserve">42.9 to 47.4</w:t>
@@ -12588,17 +12970,18 @@
         </w:tc>
         <w:tc>
           <w:tcPr>
-            <w:tcW w:w="992" w:type="dxa"/>
-          </w:tcPr>
-          <w:p>
-            <w:pPr>
-              <w:pStyle w:val="Compact"/>
+            <w:tcW w:w="599" w:type="dxa"/>
+          </w:tcPr>
+          <w:p>
+            <w:pPr>
+              <w:pStyle w:val="Compact"/>
+              <w:keepNext/>
               <w:jc w:val="right"/>
             </w:pPr>
             <w:r>
               <w:rPr>
-                <w:sz w:val="20"/>
-                <w:szCs w:val="20"/>
+                <w:sz w:val="16"/>
+                <w:szCs w:val="16"/>
                 <w:lang w:val="en-US"/>
               </w:rPr>
               <w:t xml:space="preserve">n/a</w:t>
@@ -12607,29 +12990,34 @@
         </w:tc>
         <w:tc>
           <w:tcPr>
-            <w:tcW w:w="1031" w:type="dxa"/>
-          </w:tcPr>
-          <w:p>
-            <w:pPr>
-              <w:pStyle w:val="Compact"/>
+            <w:tcW w:w="599" w:type="dxa"/>
+          </w:tcPr>
+          <w:p>
+            <w:pPr>
+              <w:pStyle w:val="Compact"/>
+              <w:keepNext/>
             </w:pPr>
           </w:p>
         </w:tc>
       </w:tr>
       <w:tr>
-        <w:tc>
-          <w:tcPr>
-            <w:tcW w:w="1604" w:type="dxa"/>
-          </w:tcPr>
-          <w:p>
-            <w:pPr>
-              <w:pStyle w:val="Compact"/>
+        <w:trPr>
+          <w:cantSplit/>
+        </w:trPr>
+        <w:tc>
+          <w:tcPr>
+            <w:tcW w:w="919" w:type="dxa"/>
+          </w:tcPr>
+          <w:p>
+            <w:pPr>
+              <w:pStyle w:val="Compact"/>
+              <w:keepNext/>
               <w:jc w:val="left"/>
             </w:pPr>
             <w:r>
               <w:rPr>
-                <w:sz w:val="20"/>
-                <w:szCs w:val="20"/>
+                <w:sz w:val="16"/>
+                <w:szCs w:val="16"/>
                 <w:lang w:val="en-US"/>
               </w:rPr>
               <w:t xml:space="preserve">R</w:t>
@@ -12638,17 +13026,18 @@
         </w:tc>
         <w:tc>
           <w:tcPr>
-            <w:tcW w:w="2063" w:type="dxa"/>
-          </w:tcPr>
-          <w:p>
-            <w:pPr>
-              <w:pStyle w:val="Compact"/>
+            <w:tcW w:w="1057" w:type="dxa"/>
+          </w:tcPr>
+          <w:p>
+            <w:pPr>
+              <w:pStyle w:val="Compact"/>
+              <w:keepNext/>
               <w:jc w:val="right"/>
             </w:pPr>
             <w:r>
               <w:rPr>
-                <w:sz w:val="20"/>
-                <w:szCs w:val="20"/>
+                <w:sz w:val="16"/>
+                <w:szCs w:val="16"/>
                 <w:lang w:val="en-US"/>
               </w:rPr>
               <w:t xml:space="preserve">0 to 2</w:t>
@@ -12657,17 +13046,18 @@
         </w:tc>
         <w:tc>
           <w:tcPr>
-            <w:tcW w:w="2063" w:type="dxa"/>
-          </w:tcPr>
-          <w:p>
-            <w:pPr>
-              <w:pStyle w:val="Compact"/>
+            <w:tcW w:w="1058" w:type="dxa"/>
+          </w:tcPr>
+          <w:p>
+            <w:pPr>
+              <w:pStyle w:val="Compact"/>
+              <w:keepNext/>
               <w:jc w:val="right"/>
             </w:pPr>
             <w:r>
               <w:rPr>
-                <w:sz w:val="20"/>
-                <w:szCs w:val="20"/>
+                <w:sz w:val="16"/>
+                <w:szCs w:val="16"/>
                 <w:lang w:val="en-US"/>
               </w:rPr>
               <w:t xml:space="preserve">0 to 1</w:t>
@@ -12676,17 +13066,18 @@
         </w:tc>
         <w:tc>
           <w:tcPr>
-            <w:tcW w:w="1604" w:type="dxa"/>
-          </w:tcPr>
-          <w:p>
-            <w:pPr>
-              <w:pStyle w:val="Compact"/>
+            <w:tcW w:w="839" w:type="dxa"/>
+          </w:tcPr>
+          <w:p>
+            <w:pPr>
+              <w:pStyle w:val="Compact"/>
+              <w:keepNext/>
               <w:jc w:val="right"/>
             </w:pPr>
             <w:r>
               <w:rPr>
-                <w:sz w:val="20"/>
-                <w:szCs w:val="20"/>
+                <w:sz w:val="16"/>
+                <w:szCs w:val="16"/>
                 <w:lang w:val="en-US"/>
               </w:rPr>
               <w:t xml:space="preserve">41.9 to 46.0</w:t>
@@ -12695,17 +13086,18 @@
         </w:tc>
         <w:tc>
           <w:tcPr>
-            <w:tcW w:w="992" w:type="dxa"/>
-          </w:tcPr>
-          <w:p>
-            <w:pPr>
-              <w:pStyle w:val="Compact"/>
+            <w:tcW w:w="599" w:type="dxa"/>
+          </w:tcPr>
+          <w:p>
+            <w:pPr>
+              <w:pStyle w:val="Compact"/>
+              <w:keepNext/>
               <w:jc w:val="right"/>
             </w:pPr>
             <w:r>
               <w:rPr>
-                <w:sz w:val="20"/>
-                <w:szCs w:val="20"/>
+                <w:sz w:val="16"/>
+                <w:szCs w:val="16"/>
                 <w:lang w:val="en-US"/>
               </w:rPr>
               <w:t xml:space="preserve">100</w:t>
@@ -12714,17 +13106,18 @@
         </w:tc>
         <w:tc>
           <w:tcPr>
-            <w:tcW w:w="1031" w:type="dxa"/>
-          </w:tcPr>
-          <w:p>
-            <w:pPr>
-              <w:pStyle w:val="Compact"/>
+            <w:tcW w:w="599" w:type="dxa"/>
+          </w:tcPr>
+          <w:p>
+            <w:pPr>
+              <w:pStyle w:val="Compact"/>
+              <w:keepNext/>
               <w:jc w:val="left"/>
             </w:pPr>
             <w:r>
               <w:rPr>
-                <w:sz w:val="20"/>
-                <w:szCs w:val="20"/>
+                <w:sz w:val="16"/>
+                <w:szCs w:val="16"/>
                 <w:lang w:val="en-US"/>
               </w:rPr>
               <w:t xml:space="preserve">holds</w:t>
@@ -12733,19 +13126,23 @@
         </w:tc>
       </w:tr>
       <w:tr>
-        <w:tc>
-          <w:tcPr>
-            <w:tcW w:w="1604" w:type="dxa"/>
-          </w:tcPr>
-          <w:p>
-            <w:pPr>
-              <w:pStyle w:val="Compact"/>
+        <w:trPr>
+          <w:cantSplit/>
+        </w:trPr>
+        <w:tc>
+          <w:tcPr>
+            <w:tcW w:w="919" w:type="dxa"/>
+          </w:tcPr>
+          <w:p>
+            <w:pPr>
+              <w:pStyle w:val="Compact"/>
+              <w:keepNext/>
               <w:jc w:val="left"/>
             </w:pPr>
             <w:r>
               <w:rPr>
-                <w:sz w:val="20"/>
-                <w:szCs w:val="20"/>
+                <w:sz w:val="16"/>
+                <w:szCs w:val="16"/>
                 <w:lang w:val="en-US"/>
               </w:rPr>
               <w:t xml:space="preserve">EMB</w:t>
@@ -12754,17 +13151,18 @@
         </w:tc>
         <w:tc>
           <w:tcPr>
-            <w:tcW w:w="2063" w:type="dxa"/>
-          </w:tcPr>
-          <w:p>
-            <w:pPr>
-              <w:pStyle w:val="Compact"/>
+            <w:tcW w:w="1057" w:type="dxa"/>
+          </w:tcPr>
+          <w:p>
+            <w:pPr>
+              <w:pStyle w:val="Compact"/>
+              <w:keepNext/>
               <w:jc w:val="right"/>
             </w:pPr>
             <w:r>
               <w:rPr>
-                <w:sz w:val="20"/>
-                <w:szCs w:val="20"/>
+                <w:sz w:val="16"/>
+                <w:szCs w:val="16"/>
                 <w:lang w:val="en-US"/>
               </w:rPr>
               <w:t xml:space="preserve">27 to 48</w:t>
@@ -12773,17 +13171,18 @@
         </w:tc>
         <w:tc>
           <w:tcPr>
-            <w:tcW w:w="2063" w:type="dxa"/>
-          </w:tcPr>
-          <w:p>
-            <w:pPr>
-              <w:pStyle w:val="Compact"/>
+            <w:tcW w:w="1058" w:type="dxa"/>
+          </w:tcPr>
+          <w:p>
+            <w:pPr>
+              <w:pStyle w:val="Compact"/>
+              <w:keepNext/>
               <w:jc w:val="right"/>
             </w:pPr>
             <w:r>
               <w:rPr>
-                <w:sz w:val="20"/>
-                <w:szCs w:val="20"/>
+                <w:sz w:val="16"/>
+                <w:szCs w:val="16"/>
                 <w:lang w:val="en-US"/>
               </w:rPr>
               <w:t xml:space="preserve">65 to 96</w:t>
@@ -12792,17 +13191,18 @@
         </w:tc>
         <w:tc>
           <w:tcPr>
-            <w:tcW w:w="1604" w:type="dxa"/>
-          </w:tcPr>
-          <w:p>
-            <w:pPr>
-              <w:pStyle w:val="Compact"/>
+            <w:tcW w:w="839" w:type="dxa"/>
+          </w:tcPr>
+          <w:p>
+            <w:pPr>
+              <w:pStyle w:val="Compact"/>
+              <w:keepNext/>
               <w:jc w:val="right"/>
             </w:pPr>
             <w:r>
               <w:rPr>
-                <w:sz w:val="20"/>
-                <w:szCs w:val="20"/>
+                <w:sz w:val="16"/>
+                <w:szCs w:val="16"/>
                 <w:lang w:val="en-US"/>
               </w:rPr>
               <w:t xml:space="preserve">13.2 to 19.2</w:t>
@@ -12811,17 +13211,18 @@
         </w:tc>
         <w:tc>
           <w:tcPr>
-            <w:tcW w:w="992" w:type="dxa"/>
-          </w:tcPr>
-          <w:p>
-            <w:pPr>
-              <w:pStyle w:val="Compact"/>
+            <w:tcW w:w="599" w:type="dxa"/>
+          </w:tcPr>
+          <w:p>
+            <w:pPr>
+              <w:pStyle w:val="Compact"/>
+              <w:keepNext/>
               <w:jc w:val="right"/>
             </w:pPr>
             <w:r>
               <w:rPr>
-                <w:sz w:val="20"/>
-                <w:szCs w:val="20"/>
+                <w:sz w:val="16"/>
+                <w:szCs w:val="16"/>
                 <w:lang w:val="en-US"/>
               </w:rPr>
               <w:t xml:space="preserve">100</w:t>
@@ -12830,17 +13231,18 @@
         </w:tc>
         <w:tc>
           <w:tcPr>
-            <w:tcW w:w="1031" w:type="dxa"/>
-          </w:tcPr>
-          <w:p>
-            <w:pPr>
-              <w:pStyle w:val="Compact"/>
+            <w:tcW w:w="599" w:type="dxa"/>
+          </w:tcPr>
+          <w:p>
+            <w:pPr>
+              <w:pStyle w:val="Compact"/>
+              <w:keepNext/>
               <w:jc w:val="left"/>
             </w:pPr>
             <w:r>
               <w:rPr>
-                <w:sz w:val="20"/>
-                <w:szCs w:val="20"/>
+                <w:sz w:val="16"/>
+                <w:szCs w:val="16"/>
                 <w:lang w:val="en-US"/>
               </w:rPr>
               <w:t xml:space="preserve">fails</w:t>
@@ -12849,19 +13251,23 @@
         </w:tc>
       </w:tr>
       <w:tr>
-        <w:tc>
-          <w:tcPr>
-            <w:tcW w:w="1604" w:type="dxa"/>
-          </w:tcPr>
-          <w:p>
-            <w:pPr>
-              <w:pStyle w:val="Compact"/>
+        <w:trPr>
+          <w:cantSplit/>
+        </w:trPr>
+        <w:tc>
+          <w:tcPr>
+            <w:tcW w:w="919" w:type="dxa"/>
+          </w:tcPr>
+          <w:p>
+            <w:pPr>
+              <w:pStyle w:val="Compact"/>
+              <w:keepNext/>
               <w:jc w:val="left"/>
             </w:pPr>
             <w:r>
               <w:rPr>
-                <w:sz w:val="20"/>
-                <w:szCs w:val="20"/>
+                <w:sz w:val="16"/>
+                <w:szCs w:val="16"/>
                 <w:lang w:val="en-US"/>
               </w:rPr>
               <w:t xml:space="preserve">HYB</w:t>
@@ -12870,17 +13276,18 @@
         </w:tc>
         <w:tc>
           <w:tcPr>
-            <w:tcW w:w="2063" w:type="dxa"/>
-          </w:tcPr>
-          <w:p>
-            <w:pPr>
-              <w:pStyle w:val="Compact"/>
+            <w:tcW w:w="1057" w:type="dxa"/>
+          </w:tcPr>
+          <w:p>
+            <w:pPr>
+              <w:pStyle w:val="Compact"/>
+              <w:keepNext/>
               <w:jc w:val="right"/>
             </w:pPr>
             <w:r>
               <w:rPr>
-                <w:sz w:val="20"/>
-                <w:szCs w:val="20"/>
+                <w:sz w:val="16"/>
+                <w:szCs w:val="16"/>
                 <w:lang w:val="en-US"/>
               </w:rPr>
               <w:t xml:space="preserve">26 to 45</w:t>
@@ -12889,17 +13296,18 @@
         </w:tc>
         <w:tc>
           <w:tcPr>
-            <w:tcW w:w="2063" w:type="dxa"/>
-          </w:tcPr>
-          <w:p>
-            <w:pPr>
-              <w:pStyle w:val="Compact"/>
+            <w:tcW w:w="1058" w:type="dxa"/>
+          </w:tcPr>
+          <w:p>
+            <w:pPr>
+              <w:pStyle w:val="Compact"/>
+              <w:keepNext/>
               <w:jc w:val="right"/>
             </w:pPr>
             <w:r>
               <w:rPr>
-                <w:sz w:val="20"/>
-                <w:szCs w:val="20"/>
+                <w:sz w:val="16"/>
+                <w:szCs w:val="16"/>
                 <w:lang w:val="en-US"/>
               </w:rPr>
               <w:t xml:space="preserve">65 to 82</w:t>
@@ -12908,17 +13316,18 @@
         </w:tc>
         <w:tc>
           <w:tcPr>
-            <w:tcW w:w="1604" w:type="dxa"/>
-          </w:tcPr>
-          <w:p>
-            <w:pPr>
-              <w:pStyle w:val="Compact"/>
+            <w:tcW w:w="839" w:type="dxa"/>
+          </w:tcPr>
+          <w:p>
+            <w:pPr>
+              <w:pStyle w:val="Compact"/>
+              <w:keepNext/>
               <w:jc w:val="right"/>
             </w:pPr>
             <w:r>
               <w:rPr>
-                <w:sz w:val="20"/>
-                <w:szCs w:val="20"/>
+                <w:sz w:val="16"/>
+                <w:szCs w:val="16"/>
                 <w:lang w:val="en-US"/>
               </w:rPr>
               <w:t xml:space="preserve">13.6 to 19.2</w:t>
@@ -12927,17 +13336,18 @@
         </w:tc>
         <w:tc>
           <w:tcPr>
-            <w:tcW w:w="992" w:type="dxa"/>
-          </w:tcPr>
-          <w:p>
-            <w:pPr>
-              <w:pStyle w:val="Compact"/>
+            <w:tcW w:w="599" w:type="dxa"/>
+          </w:tcPr>
+          <w:p>
+            <w:pPr>
+              <w:pStyle w:val="Compact"/>
+              <w:keepNext/>
               <w:jc w:val="right"/>
             </w:pPr>
             <w:r>
               <w:rPr>
-                <w:sz w:val="20"/>
-                <w:szCs w:val="20"/>
+                <w:sz w:val="16"/>
+                <w:szCs w:val="16"/>
                 <w:lang w:val="en-US"/>
               </w:rPr>
               <w:t xml:space="preserve">100</w:t>
@@ -12946,29 +13356,34 @@
         </w:tc>
         <w:tc>
           <w:tcPr>
-            <w:tcW w:w="1031" w:type="dxa"/>
-          </w:tcPr>
-          <w:p>
-            <w:pPr>
-              <w:pStyle w:val="Compact"/>
+            <w:tcW w:w="599" w:type="dxa"/>
+          </w:tcPr>
+          <w:p>
+            <w:pPr>
+              <w:pStyle w:val="Compact"/>
+              <w:keepNext/>
             </w:pPr>
           </w:p>
         </w:tc>
       </w:tr>
       <w:tr>
-        <w:tc>
-          <w:tcPr>
-            <w:tcW w:w="1604" w:type="dxa"/>
-          </w:tcPr>
-          <w:p>
-            <w:pPr>
-              <w:pStyle w:val="Compact"/>
+        <w:trPr>
+          <w:cantSplit/>
+        </w:trPr>
+        <w:tc>
+          <w:tcPr>
+            <w:tcW w:w="919" w:type="dxa"/>
+          </w:tcPr>
+          <w:p>
+            <w:pPr>
+              <w:pStyle w:val="Compact"/>
+              <w:keepNext/>
               <w:jc w:val="left"/>
             </w:pPr>
             <w:r>
               <w:rPr>
-                <w:sz w:val="20"/>
-                <w:szCs w:val="20"/>
+                <w:sz w:val="16"/>
+                <w:szCs w:val="16"/>
                 <w:lang w:val="en-US"/>
               </w:rPr>
               <w:t xml:space="preserve">SLM</w:t>
@@ -12977,17 +13392,18 @@
         </w:tc>
         <w:tc>
           <w:tcPr>
-            <w:tcW w:w="2063" w:type="dxa"/>
-          </w:tcPr>
-          <w:p>
-            <w:pPr>
-              <w:pStyle w:val="Compact"/>
+            <w:tcW w:w="1057" w:type="dxa"/>
+          </w:tcPr>
+          <w:p>
+            <w:pPr>
+              <w:pStyle w:val="Compact"/>
+              <w:keepNext/>
               <w:jc w:val="right"/>
             </w:pPr>
             <w:r>
               <w:rPr>
-                <w:sz w:val="20"/>
-                <w:szCs w:val="20"/>
+                <w:sz w:val="16"/>
+                <w:szCs w:val="16"/>
                 <w:lang w:val="en-US"/>
               </w:rPr>
               <w:t xml:space="preserve">527 to 534</w:t>
@@ -12996,17 +13412,18 @@
         </w:tc>
         <w:tc>
           <w:tcPr>
-            <w:tcW w:w="2063" w:type="dxa"/>
-          </w:tcPr>
-          <w:p>
-            <w:pPr>
-              <w:pStyle w:val="Compact"/>
+            <w:tcW w:w="1058" w:type="dxa"/>
+          </w:tcPr>
+          <w:p>
+            <w:pPr>
+              <w:pStyle w:val="Compact"/>
+              <w:keepNext/>
               <w:jc w:val="right"/>
             </w:pPr>
             <w:r>
               <w:rPr>
-                <w:sz w:val="20"/>
-                <w:szCs w:val="20"/>
+                <w:sz w:val="16"/>
+                <w:szCs w:val="16"/>
                 <w:lang w:val="en-US"/>
               </w:rPr>
               <w:t xml:space="preserve">655 to 761</w:t>
@@ -13015,17 +13432,18 @@
         </w:tc>
         <w:tc>
           <w:tcPr>
-            <w:tcW w:w="1604" w:type="dxa"/>
-          </w:tcPr>
-          <w:p>
-            <w:pPr>
-              <w:pStyle w:val="Compact"/>
+            <w:tcW w:w="839" w:type="dxa"/>
+          </w:tcPr>
+          <w:p>
+            <w:pPr>
+              <w:pStyle w:val="Compact"/>
+              <w:keepNext/>
               <w:jc w:val="right"/>
             </w:pPr>
             <w:r>
               <w:rPr>
-                <w:sz w:val="20"/>
-                <w:szCs w:val="20"/>
+                <w:sz w:val="16"/>
+                <w:szCs w:val="16"/>
                 <w:lang w:val="en-US"/>
               </w:rPr>
               <w:t xml:space="preserve">1.7 to 1.8</w:t>
@@ -13034,17 +13452,18 @@
         </w:tc>
         <w:tc>
           <w:tcPr>
-            <w:tcW w:w="992" w:type="dxa"/>
-          </w:tcPr>
-          <w:p>
-            <w:pPr>
-              <w:pStyle w:val="Compact"/>
+            <w:tcW w:w="599" w:type="dxa"/>
+          </w:tcPr>
+          <w:p>
+            <w:pPr>
+              <w:pStyle w:val="Compact"/>
+              <w:keepNext/>
               <w:jc w:val="right"/>
             </w:pPr>
             <w:r>
               <w:rPr>
-                <w:sz w:val="20"/>
-                <w:szCs w:val="20"/>
+                <w:sz w:val="16"/>
+                <w:szCs w:val="16"/>
                 <w:lang w:val="en-US"/>
               </w:rPr>
               <w:t xml:space="preserve">100</w:t>
@@ -13053,29 +13472,34 @@
         </w:tc>
         <w:tc>
           <w:tcPr>
-            <w:tcW w:w="1031" w:type="dxa"/>
-          </w:tcPr>
-          <w:p>
-            <w:pPr>
-              <w:pStyle w:val="Compact"/>
+            <w:tcW w:w="599" w:type="dxa"/>
+          </w:tcPr>
+          <w:p>
+            <w:pPr>
+              <w:pStyle w:val="Compact"/>
+              <w:keepNext/>
             </w:pPr>
           </w:p>
         </w:tc>
       </w:tr>
       <w:tr>
-        <w:tc>
-          <w:tcPr>
-            <w:tcW w:w="1604" w:type="dxa"/>
-          </w:tcPr>
-          <w:p>
-            <w:pPr>
-              <w:pStyle w:val="Compact"/>
+        <w:trPr>
+          <w:cantSplit/>
+        </w:trPr>
+        <w:tc>
+          <w:tcPr>
+            <w:tcW w:w="919" w:type="dxa"/>
+          </w:tcPr>
+          <w:p>
+            <w:pPr>
+              <w:pStyle w:val="Compact"/>
+              <w:keepNext/>
               <w:jc w:val="left"/>
             </w:pPr>
             <w:r>
               <w:rPr>
-                <w:sz w:val="20"/>
-                <w:szCs w:val="20"/>
+                <w:sz w:val="16"/>
+                <w:szCs w:val="16"/>
                 <w:lang w:val="en-US"/>
               </w:rPr>
               <w:t xml:space="preserve">JUDGE</w:t>
@@ -13084,17 +13508,18 @@
         </w:tc>
         <w:tc>
           <w:tcPr>
-            <w:tcW w:w="2063" w:type="dxa"/>
-          </w:tcPr>
-          <w:p>
-            <w:pPr>
-              <w:pStyle w:val="Compact"/>
+            <w:tcW w:w="1057" w:type="dxa"/>
+          </w:tcPr>
+          <w:p>
+            <w:pPr>
+              <w:pStyle w:val="Compact"/>
+              <w:keepNext/>
               <w:jc w:val="right"/>
             </w:pPr>
             <w:r>
               <w:rPr>
-                <w:sz w:val="20"/>
-                <w:szCs w:val="20"/>
+                <w:sz w:val="16"/>
+                <w:szCs w:val="16"/>
                 <w:lang w:val="en-US"/>
               </w:rPr>
               <w:t xml:space="preserve">1611 to 7704</w:t>
@@ -13103,17 +13528,18 @@
         </w:tc>
         <w:tc>
           <w:tcPr>
-            <w:tcW w:w="2063" w:type="dxa"/>
-          </w:tcPr>
-          <w:p>
-            <w:pPr>
-              <w:pStyle w:val="Compact"/>
+            <w:tcW w:w="1058" w:type="dxa"/>
+          </w:tcPr>
+          <w:p>
+            <w:pPr>
+              <w:pStyle w:val="Compact"/>
+              <w:keepNext/>
               <w:jc w:val="right"/>
             </w:pPr>
             <w:r>
               <w:rPr>
-                <w:sz w:val="20"/>
-                <w:szCs w:val="20"/>
+                <w:sz w:val="16"/>
+                <w:szCs w:val="16"/>
                 <w:lang w:val="en-US"/>
               </w:rPr>
               <w:t xml:space="preserve">7683 to 10824</w:t>
@@ -13122,17 +13548,18 @@
         </w:tc>
         <w:tc>
           <w:tcPr>
-            <w:tcW w:w="1604" w:type="dxa"/>
-          </w:tcPr>
-          <w:p>
-            <w:pPr>
-              <w:pStyle w:val="Compact"/>
+            <w:tcW w:w="839" w:type="dxa"/>
+          </w:tcPr>
+          <w:p>
+            <w:pPr>
+              <w:pStyle w:val="Compact"/>
+              <w:keepNext/>
               <w:jc w:val="right"/>
             </w:pPr>
             <w:r>
               <w:rPr>
-                <w:sz w:val="20"/>
-                <w:szCs w:val="20"/>
+                <w:sz w:val="16"/>
+                <w:szCs w:val="16"/>
                 <w:lang w:val="en-US"/>
               </w:rPr>
               <w:t xml:space="preserve">0.1 to 0.5</w:t>
@@ -13141,17 +13568,18 @@
         </w:tc>
         <w:tc>
           <w:tcPr>
-            <w:tcW w:w="992" w:type="dxa"/>
-          </w:tcPr>
-          <w:p>
-            <w:pPr>
-              <w:pStyle w:val="Compact"/>
+            <w:tcW w:w="599" w:type="dxa"/>
+          </w:tcPr>
+          <w:p>
+            <w:pPr>
+              <w:pStyle w:val="Compact"/>
+              <w:keepNext/>
               <w:jc w:val="right"/>
             </w:pPr>
             <w:r>
               <w:rPr>
-                <w:sz w:val="20"/>
-                <w:szCs w:val="20"/>
+                <w:sz w:val="16"/>
+                <w:szCs w:val="16"/>
                 <w:lang w:val="en-US"/>
               </w:rPr>
               <w:t xml:space="preserve">100</w:t>
@@ -13160,17 +13588,18 @@
         </w:tc>
         <w:tc>
           <w:tcPr>
-            <w:tcW w:w="1031" w:type="dxa"/>
-          </w:tcPr>
-          <w:p>
-            <w:pPr>
-              <w:pStyle w:val="Compact"/>
+            <w:tcW w:w="599" w:type="dxa"/>
+          </w:tcPr>
+          <w:p>
+            <w:pPr>
+              <w:pStyle w:val="Compact"/>
+              <w:keepNext/>
               <w:jc w:val="left"/>
             </w:pPr>
             <w:r>
               <w:rPr>
-                <w:sz w:val="20"/>
-                <w:szCs w:val="20"/>
+                <w:sz w:val="16"/>
+                <w:szCs w:val="16"/>
                 <w:lang w:val="en-US"/>
               </w:rPr>
               <w:t xml:space="preserve">holds</w:t>
@@ -13179,20 +13608,24 @@
         </w:tc>
       </w:tr>
       <w:tr>
-        <w:tc>
-          <w:tcPr>
-            <w:tcW w:w="9357" w:type="dxa"/>
+        <w:trPr>
+          <w:cantSplit/>
+        </w:trPr>
+        <w:tc>
+          <w:tcPr>
+            <w:tcW w:w="5071" w:type="dxa"/>
             <w:gridSpan w:val="6"/>
           </w:tcPr>
           <w:p>
             <w:pPr>
               <w:pStyle w:val="Compact"/>
+              <w:keepNext/>
               <w:jc w:val="left"/>
             </w:pPr>
             <w:r>
               <w:rPr>
-                <w:sz w:val="20"/>
-                <w:szCs w:val="20"/>
+                <w:sz w:val="16"/>
+                <w:szCs w:val="16"/>
                 <w:i/>
                 <w:iCs/>
                 <w:lang w:val="en-US"/>
@@ -13203,19 +13636,23 @@
         </w:tc>
       </w:tr>
       <w:tr>
-        <w:tc>
-          <w:tcPr>
-            <w:tcW w:w="1604" w:type="dxa"/>
-          </w:tcPr>
-          <w:p>
-            <w:pPr>
-              <w:pStyle w:val="Compact"/>
+        <w:trPr>
+          <w:cantSplit/>
+        </w:trPr>
+        <w:tc>
+          <w:tcPr>
+            <w:tcW w:w="919" w:type="dxa"/>
+          </w:tcPr>
+          <w:p>
+            <w:pPr>
+              <w:pStyle w:val="Compact"/>
+              <w:keepNext/>
               <w:jc w:val="left"/>
             </w:pPr>
             <w:r>
               <w:rPr>
-                <w:sz w:val="20"/>
-                <w:szCs w:val="20"/>
+                <w:sz w:val="16"/>
+                <w:szCs w:val="16"/>
                 <w:lang w:val="en-US"/>
               </w:rPr>
               <w:t xml:space="preserve">structural</w:t>
@@ -13224,17 +13661,18 @@
         </w:tc>
         <w:tc>
           <w:tcPr>
-            <w:tcW w:w="2063" w:type="dxa"/>
-          </w:tcPr>
-          <w:p>
-            <w:pPr>
-              <w:pStyle w:val="Compact"/>
+            <w:tcW w:w="1057" w:type="dxa"/>
+          </w:tcPr>
+          <w:p>
+            <w:pPr>
+              <w:pStyle w:val="Compact"/>
+              <w:keepNext/>
               <w:jc w:val="right"/>
             </w:pPr>
             <w:r>
               <w:rPr>
-                <w:sz w:val="20"/>
-                <w:szCs w:val="20"/>
+                <w:sz w:val="16"/>
+                <w:szCs w:val="16"/>
                 <w:lang w:val="en-US"/>
               </w:rPr>
               <w:t xml:space="preserve">0</w:t>
@@ -13243,17 +13681,18 @@
         </w:tc>
         <w:tc>
           <w:tcPr>
-            <w:tcW w:w="2063" w:type="dxa"/>
-          </w:tcPr>
-          <w:p>
-            <w:pPr>
-              <w:pStyle w:val="Compact"/>
+            <w:tcW w:w="1058" w:type="dxa"/>
+          </w:tcPr>
+          <w:p>
+            <w:pPr>
+              <w:pStyle w:val="Compact"/>
+              <w:keepNext/>
               <w:jc w:val="right"/>
             </w:pPr>
             <w:r>
               <w:rPr>
-                <w:sz w:val="20"/>
-                <w:szCs w:val="20"/>
+                <w:sz w:val="16"/>
+                <w:szCs w:val="16"/>
                 <w:lang w:val="en-US"/>
               </w:rPr>
               <w:t xml:space="preserve">0</w:t>
@@ -13262,17 +13701,18 @@
         </w:tc>
         <w:tc>
           <w:tcPr>
-            <w:tcW w:w="1604" w:type="dxa"/>
-          </w:tcPr>
-          <w:p>
-            <w:pPr>
-              <w:pStyle w:val="Compact"/>
+            <w:tcW w:w="839" w:type="dxa"/>
+          </w:tcPr>
+          <w:p>
+            <w:pPr>
+              <w:pStyle w:val="Compact"/>
+              <w:keepNext/>
               <w:jc w:val="right"/>
             </w:pPr>
             <w:r>
               <w:rPr>
-                <w:sz w:val="20"/>
-                <w:szCs w:val="20"/>
+                <w:sz w:val="16"/>
+                <w:szCs w:val="16"/>
                 <w:lang w:val="en-US"/>
               </w:rPr>
               <w:t xml:space="preserve">41.7 to 48.3</w:t>
@@ -13281,17 +13721,18 @@
         </w:tc>
         <w:tc>
           <w:tcPr>
-            <w:tcW w:w="992" w:type="dxa"/>
-          </w:tcPr>
-          <w:p>
-            <w:pPr>
-              <w:pStyle w:val="Compact"/>
+            <w:tcW w:w="599" w:type="dxa"/>
+          </w:tcPr>
+          <w:p>
+            <w:pPr>
+              <w:pStyle w:val="Compact"/>
+              <w:keepNext/>
               <w:jc w:val="right"/>
             </w:pPr>
             <w:r>
               <w:rPr>
-                <w:sz w:val="20"/>
-                <w:szCs w:val="20"/>
+                <w:sz w:val="16"/>
+                <w:szCs w:val="16"/>
                 <w:lang w:val="en-US"/>
               </w:rPr>
               <w:t xml:space="preserve">n/a</w:t>
@@ -13300,29 +13741,34 @@
         </w:tc>
         <w:tc>
           <w:tcPr>
-            <w:tcW w:w="1031" w:type="dxa"/>
-          </w:tcPr>
-          <w:p>
-            <w:pPr>
-              <w:pStyle w:val="Compact"/>
+            <w:tcW w:w="599" w:type="dxa"/>
+          </w:tcPr>
+          <w:p>
+            <w:pPr>
+              <w:pStyle w:val="Compact"/>
+              <w:keepNext/>
             </w:pPr>
           </w:p>
         </w:tc>
       </w:tr>
       <w:tr>
-        <w:tc>
-          <w:tcPr>
-            <w:tcW w:w="1604" w:type="dxa"/>
-          </w:tcPr>
-          <w:p>
-            <w:pPr>
-              <w:pStyle w:val="Compact"/>
+        <w:trPr>
+          <w:cantSplit/>
+        </w:trPr>
+        <w:tc>
+          <w:tcPr>
+            <w:tcW w:w="919" w:type="dxa"/>
+          </w:tcPr>
+          <w:p>
+            <w:pPr>
+              <w:pStyle w:val="Compact"/>
+              <w:keepNext/>
               <w:jc w:val="left"/>
             </w:pPr>
             <w:r>
               <w:rPr>
-                <w:sz w:val="20"/>
-                <w:szCs w:val="20"/>
+                <w:sz w:val="16"/>
+                <w:szCs w:val="16"/>
                 <w:lang w:val="en-US"/>
               </w:rPr>
               <w:t xml:space="preserve">R</w:t>
@@ -13331,17 +13777,18 @@
         </w:tc>
         <w:tc>
           <w:tcPr>
-            <w:tcW w:w="2063" w:type="dxa"/>
-          </w:tcPr>
-          <w:p>
-            <w:pPr>
-              <w:pStyle w:val="Compact"/>
+            <w:tcW w:w="1057" w:type="dxa"/>
+          </w:tcPr>
+          <w:p>
+            <w:pPr>
+              <w:pStyle w:val="Compact"/>
+              <w:keepNext/>
               <w:jc w:val="right"/>
             </w:pPr>
             <w:r>
               <w:rPr>
-                <w:sz w:val="20"/>
-                <w:szCs w:val="20"/>
+                <w:sz w:val="16"/>
+                <w:szCs w:val="16"/>
                 <w:lang w:val="en-US"/>
               </w:rPr>
               <w:t xml:space="preserve">2 to 6</w:t>
@@ -13350,17 +13797,18 @@
         </w:tc>
         <w:tc>
           <w:tcPr>
-            <w:tcW w:w="2063" w:type="dxa"/>
-          </w:tcPr>
-          <w:p>
-            <w:pPr>
-              <w:pStyle w:val="Compact"/>
+            <w:tcW w:w="1058" w:type="dxa"/>
+          </w:tcPr>
+          <w:p>
+            <w:pPr>
+              <w:pStyle w:val="Compact"/>
+              <w:keepNext/>
               <w:jc w:val="right"/>
             </w:pPr>
             <w:r>
               <w:rPr>
-                <w:sz w:val="20"/>
-                <w:szCs w:val="20"/>
+                <w:sz w:val="16"/>
+                <w:szCs w:val="16"/>
                 <w:lang w:val="en-US"/>
               </w:rPr>
               <w:t xml:space="preserve">-136 to 14</w:t>
@@ -13369,17 +13817,18 @@
         </w:tc>
         <w:tc>
           <w:tcPr>
-            <w:tcW w:w="1604" w:type="dxa"/>
-          </w:tcPr>
-          <w:p>
-            <w:pPr>
-              <w:pStyle w:val="Compact"/>
+            <w:tcW w:w="839" w:type="dxa"/>
+          </w:tcPr>
+          <w:p>
+            <w:pPr>
+              <w:pStyle w:val="Compact"/>
+              <w:keepNext/>
               <w:jc w:val="right"/>
             </w:pPr>
             <w:r>
               <w:rPr>
-                <w:sz w:val="20"/>
-                <w:szCs w:val="20"/>
+                <w:sz w:val="16"/>
+                <w:szCs w:val="16"/>
                 <w:lang w:val="en-US"/>
               </w:rPr>
               <w:t xml:space="preserve">43.9 to 47.6</w:t>
@@ -13388,17 +13837,18 @@
         </w:tc>
         <w:tc>
           <w:tcPr>
-            <w:tcW w:w="992" w:type="dxa"/>
-          </w:tcPr>
-          <w:p>
-            <w:pPr>
-              <w:pStyle w:val="Compact"/>
+            <w:tcW w:w="599" w:type="dxa"/>
+          </w:tcPr>
+          <w:p>
+            <w:pPr>
+              <w:pStyle w:val="Compact"/>
+              <w:keepNext/>
               <w:jc w:val="right"/>
             </w:pPr>
             <w:r>
               <w:rPr>
-                <w:sz w:val="20"/>
-                <w:szCs w:val="20"/>
+                <w:sz w:val="16"/>
+                <w:szCs w:val="16"/>
                 <w:lang w:val="en-US"/>
               </w:rPr>
               <w:t xml:space="preserve">100</w:t>
@@ -13407,17 +13857,18 @@
         </w:tc>
         <w:tc>
           <w:tcPr>
-            <w:tcW w:w="1031" w:type="dxa"/>
-          </w:tcPr>
-          <w:p>
-            <w:pPr>
-              <w:pStyle w:val="Compact"/>
+            <w:tcW w:w="599" w:type="dxa"/>
+          </w:tcPr>
+          <w:p>
+            <w:pPr>
+              <w:pStyle w:val="Compact"/>
+              <w:keepNext/>
               <w:jc w:val="left"/>
             </w:pPr>
             <w:r>
               <w:rPr>
-                <w:sz w:val="20"/>
-                <w:szCs w:val="20"/>
+                <w:sz w:val="16"/>
+                <w:szCs w:val="16"/>
                 <w:lang w:val="en-US"/>
               </w:rPr>
               <w:t xml:space="preserve">holds</w:t>
@@ -13426,19 +13877,23 @@
         </w:tc>
       </w:tr>
       <w:tr>
-        <w:tc>
-          <w:tcPr>
-            <w:tcW w:w="1604" w:type="dxa"/>
-          </w:tcPr>
-          <w:p>
-            <w:pPr>
-              <w:pStyle w:val="Compact"/>
+        <w:trPr>
+          <w:cantSplit/>
+        </w:trPr>
+        <w:tc>
+          <w:tcPr>
+            <w:tcW w:w="919" w:type="dxa"/>
+          </w:tcPr>
+          <w:p>
+            <w:pPr>
+              <w:pStyle w:val="Compact"/>
+              <w:keepNext/>
               <w:jc w:val="left"/>
             </w:pPr>
             <w:r>
               <w:rPr>
-                <w:sz w:val="20"/>
-                <w:szCs w:val="20"/>
+                <w:sz w:val="16"/>
+                <w:szCs w:val="16"/>
                 <w:lang w:val="en-US"/>
               </w:rPr>
               <w:t xml:space="preserve">EMB</w:t>
@@ -13447,17 +13902,18 @@
         </w:tc>
         <w:tc>
           <w:tcPr>
-            <w:tcW w:w="2063" w:type="dxa"/>
-          </w:tcPr>
-          <w:p>
-            <w:pPr>
-              <w:pStyle w:val="Compact"/>
+            <w:tcW w:w="1057" w:type="dxa"/>
+          </w:tcPr>
+          <w:p>
+            <w:pPr>
+              <w:pStyle w:val="Compact"/>
+              <w:keepNext/>
               <w:jc w:val="right"/>
             </w:pPr>
             <w:r>
               <w:rPr>
-                <w:sz w:val="20"/>
-                <w:szCs w:val="20"/>
+                <w:sz w:val="16"/>
+                <w:szCs w:val="16"/>
                 <w:lang w:val="en-US"/>
               </w:rPr>
               <w:t xml:space="preserve">126 to 288</w:t>
@@ -13466,17 +13922,18 @@
         </w:tc>
         <w:tc>
           <w:tcPr>
-            <w:tcW w:w="2063" w:type="dxa"/>
-          </w:tcPr>
-          <w:p>
-            <w:pPr>
-              <w:pStyle w:val="Compact"/>
+            <w:tcW w:w="1058" w:type="dxa"/>
+          </w:tcPr>
+          <w:p>
+            <w:pPr>
+              <w:pStyle w:val="Compact"/>
+              <w:keepNext/>
               <w:jc w:val="right"/>
             </w:pPr>
             <w:r>
               <w:rPr>
-                <w:sz w:val="20"/>
-                <w:szCs w:val="20"/>
+                <w:sz w:val="16"/>
+                <w:szCs w:val="16"/>
                 <w:lang w:val="en-US"/>
               </w:rPr>
               <w:t xml:space="preserve">122 to 751</w:t>
@@ -13485,17 +13942,18 @@
         </w:tc>
         <w:tc>
           <w:tcPr>
-            <w:tcW w:w="1604" w:type="dxa"/>
-          </w:tcPr>
-          <w:p>
-            <w:pPr>
-              <w:pStyle w:val="Compact"/>
+            <w:tcW w:w="839" w:type="dxa"/>
+          </w:tcPr>
+          <w:p>
+            <w:pPr>
+              <w:pStyle w:val="Compact"/>
+              <w:keepNext/>
               <w:jc w:val="right"/>
             </w:pPr>
             <w:r>
               <w:rPr>
-                <w:sz w:val="20"/>
-                <w:szCs w:val="20"/>
+                <w:sz w:val="16"/>
+                <w:szCs w:val="16"/>
                 <w:lang w:val="en-US"/>
               </w:rPr>
               <w:t xml:space="preserve">16.0 to 27.9</w:t>
@@ -13504,17 +13962,18 @@
         </w:tc>
         <w:tc>
           <w:tcPr>
-            <w:tcW w:w="992" w:type="dxa"/>
-          </w:tcPr>
-          <w:p>
-            <w:pPr>
-              <w:pStyle w:val="Compact"/>
+            <w:tcW w:w="599" w:type="dxa"/>
+          </w:tcPr>
+          <w:p>
+            <w:pPr>
+              <w:pStyle w:val="Compact"/>
+              <w:keepNext/>
               <w:jc w:val="right"/>
             </w:pPr>
             <w:r>
               <w:rPr>
-                <w:sz w:val="20"/>
-                <w:szCs w:val="20"/>
+                <w:sz w:val="16"/>
+                <w:szCs w:val="16"/>
                 <w:lang w:val="en-US"/>
               </w:rPr>
               <w:t xml:space="preserve">100</w:t>
@@ -13523,17 +13982,18 @@
         </w:tc>
         <w:tc>
           <w:tcPr>
-            <w:tcW w:w="1031" w:type="dxa"/>
-          </w:tcPr>
-          <w:p>
-            <w:pPr>
-              <w:pStyle w:val="Compact"/>
+            <w:tcW w:w="599" w:type="dxa"/>
+          </w:tcPr>
+          <w:p>
+            <w:pPr>
+              <w:pStyle w:val="Compact"/>
+              <w:keepNext/>
               <w:jc w:val="left"/>
             </w:pPr>
             <w:r>
               <w:rPr>
-                <w:sz w:val="20"/>
-                <w:szCs w:val="20"/>
+                <w:sz w:val="16"/>
+                <w:szCs w:val="16"/>
                 <w:lang w:val="en-US"/>
               </w:rPr>
               <w:t xml:space="preserve">fails</w:t>
@@ -13542,19 +14002,23 @@
         </w:tc>
       </w:tr>
       <w:tr>
-        <w:tc>
-          <w:tcPr>
-            <w:tcW w:w="1604" w:type="dxa"/>
-          </w:tcPr>
-          <w:p>
-            <w:pPr>
-              <w:pStyle w:val="Compact"/>
+        <w:trPr>
+          <w:cantSplit/>
+        </w:trPr>
+        <w:tc>
+          <w:tcPr>
+            <w:tcW w:w="919" w:type="dxa"/>
+          </w:tcPr>
+          <w:p>
+            <w:pPr>
+              <w:pStyle w:val="Compact"/>
+              <w:keepNext/>
               <w:jc w:val="left"/>
             </w:pPr>
             <w:r>
               <w:rPr>
-                <w:sz w:val="20"/>
-                <w:szCs w:val="20"/>
+                <w:sz w:val="16"/>
+                <w:szCs w:val="16"/>
                 <w:lang w:val="en-US"/>
               </w:rPr>
               <w:t xml:space="preserve">HYB</w:t>
@@ -13563,17 +14027,18 @@
         </w:tc>
         <w:tc>
           <w:tcPr>
-            <w:tcW w:w="2063" w:type="dxa"/>
-          </w:tcPr>
-          <w:p>
-            <w:pPr>
-              <w:pStyle w:val="Compact"/>
+            <w:tcW w:w="1057" w:type="dxa"/>
+          </w:tcPr>
+          <w:p>
+            <w:pPr>
+              <w:pStyle w:val="Compact"/>
+              <w:keepNext/>
               <w:jc w:val="right"/>
             </w:pPr>
             <w:r>
               <w:rPr>
-                <w:sz w:val="20"/>
-                <w:szCs w:val="20"/>
+                <w:sz w:val="16"/>
+                <w:szCs w:val="16"/>
                 <w:lang w:val="en-US"/>
               </w:rPr>
               <w:t xml:space="preserve">103 to 270</w:t>
@@ -13582,17 +14047,18 @@
         </w:tc>
         <w:tc>
           <w:tcPr>
-            <w:tcW w:w="2063" w:type="dxa"/>
-          </w:tcPr>
-          <w:p>
-            <w:pPr>
-              <w:pStyle w:val="Compact"/>
+            <w:tcW w:w="1058" w:type="dxa"/>
+          </w:tcPr>
+          <w:p>
+            <w:pPr>
+              <w:pStyle w:val="Compact"/>
+              <w:keepNext/>
               <w:jc w:val="right"/>
             </w:pPr>
             <w:r>
               <w:rPr>
-                <w:sz w:val="20"/>
-                <w:szCs w:val="20"/>
+                <w:sz w:val="16"/>
+                <w:szCs w:val="16"/>
                 <w:lang w:val="en-US"/>
               </w:rPr>
               <w:t xml:space="preserve">131 to 396</w:t>
@@ -13601,17 +14067,18 @@
         </w:tc>
         <w:tc>
           <w:tcPr>
-            <w:tcW w:w="1604" w:type="dxa"/>
-          </w:tcPr>
-          <w:p>
-            <w:pPr>
-              <w:pStyle w:val="Compact"/>
+            <w:tcW w:w="839" w:type="dxa"/>
+          </w:tcPr>
+          <w:p>
+            <w:pPr>
+              <w:pStyle w:val="Compact"/>
+              <w:keepNext/>
               <w:jc w:val="right"/>
             </w:pPr>
             <w:r>
               <w:rPr>
-                <w:sz w:val="20"/>
-                <w:szCs w:val="20"/>
+                <w:sz w:val="16"/>
+                <w:szCs w:val="16"/>
                 <w:lang w:val="en-US"/>
               </w:rPr>
               <w:t xml:space="preserve">17.7 to 29.0</w:t>
@@ -13620,17 +14087,18 @@
         </w:tc>
         <w:tc>
           <w:tcPr>
-            <w:tcW w:w="992" w:type="dxa"/>
-          </w:tcPr>
-          <w:p>
-            <w:pPr>
-              <w:pStyle w:val="Compact"/>
+            <w:tcW w:w="599" w:type="dxa"/>
+          </w:tcPr>
+          <w:p>
+            <w:pPr>
+              <w:pStyle w:val="Compact"/>
+              <w:keepNext/>
               <w:jc w:val="right"/>
             </w:pPr>
             <w:r>
               <w:rPr>
-                <w:sz w:val="20"/>
-                <w:szCs w:val="20"/>
+                <w:sz w:val="16"/>
+                <w:szCs w:val="16"/>
                 <w:lang w:val="en-US"/>
               </w:rPr>
               <w:t xml:space="preserve">100</w:t>
@@ -13639,29 +14107,34 @@
         </w:tc>
         <w:tc>
           <w:tcPr>
-            <w:tcW w:w="1031" w:type="dxa"/>
-          </w:tcPr>
-          <w:p>
-            <w:pPr>
-              <w:pStyle w:val="Compact"/>
+            <w:tcW w:w="599" w:type="dxa"/>
+          </w:tcPr>
+          <w:p>
+            <w:pPr>
+              <w:pStyle w:val="Compact"/>
+              <w:keepNext/>
             </w:pPr>
           </w:p>
         </w:tc>
       </w:tr>
       <w:tr>
-        <w:tc>
-          <w:tcPr>
-            <w:tcW w:w="1604" w:type="dxa"/>
-          </w:tcPr>
-          <w:p>
-            <w:pPr>
-              <w:pStyle w:val="Compact"/>
+        <w:trPr>
+          <w:cantSplit/>
+        </w:trPr>
+        <w:tc>
+          <w:tcPr>
+            <w:tcW w:w="919" w:type="dxa"/>
+          </w:tcPr>
+          <w:p>
+            <w:pPr>
+              <w:pStyle w:val="Compact"/>
+              <w:keepNext/>
               <w:jc w:val="left"/>
             </w:pPr>
             <w:r>
               <w:rPr>
-                <w:sz w:val="20"/>
-                <w:szCs w:val="20"/>
+                <w:sz w:val="16"/>
+                <w:szCs w:val="16"/>
                 <w:lang w:val="en-US"/>
               </w:rPr>
               <w:t xml:space="preserve">SLM</w:t>
@@ -13670,17 +14143,18 @@
         </w:tc>
         <w:tc>
           <w:tcPr>
-            <w:tcW w:w="2063" w:type="dxa"/>
-          </w:tcPr>
-          <w:p>
-            <w:pPr>
-              <w:pStyle w:val="Compact"/>
+            <w:tcW w:w="1057" w:type="dxa"/>
+          </w:tcPr>
+          <w:p>
+            <w:pPr>
+              <w:pStyle w:val="Compact"/>
+              <w:keepNext/>
               <w:jc w:val="right"/>
             </w:pPr>
             <w:r>
               <w:rPr>
-                <w:sz w:val="20"/>
-                <w:szCs w:val="20"/>
+                <w:sz w:val="16"/>
+                <w:szCs w:val="16"/>
                 <w:lang w:val="en-US"/>
               </w:rPr>
               <w:t xml:space="preserve">4149 to 4210</w:t>
@@ -13689,17 +14163,18 @@
         </w:tc>
         <w:tc>
           <w:tcPr>
-            <w:tcW w:w="2063" w:type="dxa"/>
-          </w:tcPr>
-          <w:p>
-            <w:pPr>
-              <w:pStyle w:val="Compact"/>
+            <w:tcW w:w="1058" w:type="dxa"/>
+          </w:tcPr>
+          <w:p>
+            <w:pPr>
+              <w:pStyle w:val="Compact"/>
+              <w:keepNext/>
               <w:jc w:val="right"/>
             </w:pPr>
             <w:r>
               <w:rPr>
-                <w:sz w:val="20"/>
-                <w:szCs w:val="20"/>
+                <w:sz w:val="16"/>
+                <w:szCs w:val="16"/>
                 <w:lang w:val="en-US"/>
               </w:rPr>
               <w:t xml:space="preserve">6780 to 7180</w:t>
@@ -13708,17 +14183,18 @@
         </w:tc>
         <w:tc>
           <w:tcPr>
-            <w:tcW w:w="1604" w:type="dxa"/>
-          </w:tcPr>
-          <w:p>
-            <w:pPr>
-              <w:pStyle w:val="Compact"/>
+            <w:tcW w:w="839" w:type="dxa"/>
+          </w:tcPr>
+          <w:p>
+            <w:pPr>
+              <w:pStyle w:val="Compact"/>
+              <w:keepNext/>
               <w:jc w:val="right"/>
             </w:pPr>
             <w:r>
               <w:rPr>
-                <w:sz w:val="20"/>
-                <w:szCs w:val="20"/>
+                <w:sz w:val="16"/>
+                <w:szCs w:val="16"/>
                 <w:lang w:val="en-US"/>
               </w:rPr>
               <w:t xml:space="preserve">1.7 to 1.7</w:t>
@@ -13727,17 +14203,18 @@
         </w:tc>
         <w:tc>
           <w:tcPr>
-            <w:tcW w:w="992" w:type="dxa"/>
-          </w:tcPr>
-          <w:p>
-            <w:pPr>
-              <w:pStyle w:val="Compact"/>
+            <w:tcW w:w="599" w:type="dxa"/>
+          </w:tcPr>
+          <w:p>
+            <w:pPr>
+              <w:pStyle w:val="Compact"/>
+              <w:keepNext/>
               <w:jc w:val="right"/>
             </w:pPr>
             <w:r>
               <w:rPr>
-                <w:sz w:val="20"/>
-                <w:szCs w:val="20"/>
+                <w:sz w:val="16"/>
+                <w:szCs w:val="16"/>
                 <w:lang w:val="en-US"/>
               </w:rPr>
               <w:t xml:space="preserve">100</w:t>
@@ -13746,19 +14223,23 @@
         </w:tc>
         <w:tc>
           <w:tcPr>
-            <w:tcW w:w="1031" w:type="dxa"/>
-          </w:tcPr>
-          <w:p>
-            <w:pPr>
-              <w:pStyle w:val="Compact"/>
+            <w:tcW w:w="599" w:type="dxa"/>
+          </w:tcPr>
+          <w:p>
+            <w:pPr>
+              <w:pStyle w:val="Compact"/>
+              <w:keepNext/>
             </w:pPr>
           </w:p>
         </w:tc>
       </w:tr>
       <w:tr>
-        <w:tc>
-          <w:tcPr>
-            <w:tcW w:w="1604" w:type="dxa"/>
+        <w:trPr>
+          <w:cantSplit/>
+        </w:trPr>
+        <w:tc>
+          <w:tcPr>
+            <w:tcW w:w="919" w:type="dxa"/>
           </w:tcPr>
           <w:p>
             <w:pPr>
@@ -13767,8 +14248,8 @@
             </w:pPr>
             <w:r>
               <w:rPr>
-                <w:sz w:val="20"/>
-                <w:szCs w:val="20"/>
+                <w:sz w:val="16"/>
+                <w:szCs w:val="16"/>
                 <w:lang w:val="en-US"/>
               </w:rPr>
               <w:t xml:space="preserve">JUDGE</w:t>
@@ -13777,7 +14258,7 @@
         </w:tc>
         <w:tc>
           <w:tcPr>
-            <w:tcW w:w="2063" w:type="dxa"/>
+            <w:tcW w:w="1057" w:type="dxa"/>
           </w:tcPr>
           <w:p>
             <w:pPr>
@@ -13786,16 +14267,16 @@
             </w:pPr>
             <w:r>
               <w:rPr>
-                <w:sz w:val="20"/>
-                <w:szCs w:val="20"/>
+                <w:sz w:val="16"/>
+                <w:szCs w:val="16"/>
                 <w:lang w:val="en-US"/>
               </w:rPr>
               <w:t xml:space="preserve">14282 to</w:t>
             </w:r>
             <w:r>
               <w:rPr>
-                <w:sz w:val="20"/>
-                <w:szCs w:val="20"/>
+                <w:sz w:val="16"/>
+                <w:szCs w:val="16"/>
                 <w:lang w:val="en-US"/>
               </w:rPr>
               <w:t xml:space="preserve"> </w:t>
@@ -13810,8 +14291,8 @@
             </m:oMath>
             <w:r>
               <w:rPr>
-                <w:sz w:val="20"/>
-                <w:szCs w:val="20"/>
+                <w:sz w:val="16"/>
+                <w:szCs w:val="16"/>
                 <w:lang w:val="en-US"/>
               </w:rPr>
               <w:t xml:space="preserve">60 000</w:t>
@@ -13820,7 +14301,7 @@
         </w:tc>
         <w:tc>
           <w:tcPr>
-            <w:tcW w:w="2063" w:type="dxa"/>
+            <w:tcW w:w="1058" w:type="dxa"/>
           </w:tcPr>
           <w:p>
             <w:pPr>
@@ -13829,16 +14310,16 @@
             </w:pPr>
             <w:r>
               <w:rPr>
-                <w:sz w:val="20"/>
-                <w:szCs w:val="20"/>
+                <w:sz w:val="16"/>
+                <w:szCs w:val="16"/>
                 <w:lang w:val="en-US"/>
               </w:rPr>
               <w:t xml:space="preserve">23474 to</w:t>
             </w:r>
             <w:r>
               <w:rPr>
-                <w:sz w:val="20"/>
-                <w:szCs w:val="20"/>
+                <w:sz w:val="16"/>
+                <w:szCs w:val="16"/>
                 <w:lang w:val="en-US"/>
               </w:rPr>
               <w:t xml:space="preserve"> </w:t>
@@ -13853,8 +14334,8 @@
             </m:oMath>
             <w:r>
               <w:rPr>
-                <w:sz w:val="20"/>
-                <w:szCs w:val="20"/>
+                <w:sz w:val="16"/>
+                <w:szCs w:val="16"/>
                 <w:lang w:val="en-US"/>
               </w:rPr>
               <w:t xml:space="preserve">60 000</w:t>
@@ -13863,7 +14344,7 @@
         </w:tc>
         <w:tc>
           <w:tcPr>
-            <w:tcW w:w="1604" w:type="dxa"/>
+            <w:tcW w:w="839" w:type="dxa"/>
           </w:tcPr>
           <w:p>
             <w:pPr>
@@ -13872,8 +14353,8 @@
             </w:pPr>
             <w:r>
               <w:rPr>
-                <w:sz w:val="20"/>
-                <w:szCs w:val="20"/>
+                <w:sz w:val="16"/>
+                <w:szCs w:val="16"/>
                 <w:lang w:val="en-US"/>
               </w:rPr>
               <w:t xml:space="preserve">0.0 to 0.4</w:t>
@@ -13882,7 +14363,7 @@
         </w:tc>
         <w:tc>
           <w:tcPr>
-            <w:tcW w:w="992" w:type="dxa"/>
+            <w:tcW w:w="599" w:type="dxa"/>
           </w:tcPr>
           <w:p>
             <w:pPr>
@@ -13891,8 +14372,8 @@
             </w:pPr>
             <w:r>
               <w:rPr>
-                <w:sz w:val="20"/>
-                <w:szCs w:val="20"/>
+                <w:sz w:val="16"/>
+                <w:szCs w:val="16"/>
                 <w:lang w:val="en-US"/>
               </w:rPr>
               <w:t xml:space="preserve">100</w:t>
@@ -13901,7 +14382,7 @@
         </w:tc>
         <w:tc>
           <w:tcPr>
-            <w:tcW w:w="1031" w:type="dxa"/>
+            <w:tcW w:w="599" w:type="dxa"/>
           </w:tcPr>
           <w:p>
             <w:pPr>
@@ -13910,8 +14391,8 @@
             </w:pPr>
             <w:r>
               <w:rPr>
-                <w:sz w:val="20"/>
-                <w:szCs w:val="20"/>
+                <w:sz w:val="16"/>
+                <w:szCs w:val="16"/>
                 <w:lang w:val="en-US"/>
               </w:rPr>
               <w:t xml:space="preserve">holds</w:t>
@@ -23041,9 +23522,10 @@
     <w:bookmarkEnd w:id="117"/>
     <w:bookmarkEnd w:id="118"/>
     <w:sectPr>
-      <w:footnotePr>
-        <w:numRestart w:val="eachSect"/>
-      </w:footnotePr>
+      <w:type w:val="continuous"/>
+      <w:pgSz w:w="12240" w:h="15840"/>
+      <w:pgMar w:top="1080" w:right="900" w:bottom="1440" w:left="900" w:header="500" w:footer="500" w:gutter="0"/>
+      <w:cols w:num="2" w:space="288"/>
     </w:sectPr>
   </w:body>
 </w:document>
@@ -23271,8 +23753,8 @@
     <w:rPrDefault>
       <w:rPr>
         <w:rFonts/>
-        <w:sz w:val="24"/>
-        <w:szCs w:val="24"/>
+        <w:sz w:val="20"/>
+        <w:szCs w:val="20"/>
         <w:lang w:val="en-US" w:eastAsia="Times New Roman" w:bidi="ar-SA"/>
       </w:rPr>
     </w:rPrDefault>
@@ -23293,7 +23775,9 @@
     <w:link w:val="BodyTextChar"/>
     <w:qFormat/>
     <w:pPr>
-      <w:spacing w:before="180" w:after="180"/>
+      <w:spacing w:before="0" w:after="0"/>
+      <w:ind w:firstLine="200"/>
+      <w:jc w:val="both"/>
     </w:pPr>
   </w:style>
   <w:style w:type="paragraph" w:customStyle="1" w:styleId="FirstParagraph">
@@ -23307,8 +23791,13 @@
     <w:basedOn w:val="BodyText"/>
     <w:qFormat/>
     <w:pPr>
-      <w:spacing w:before="36" w:after="36"/>
+      <w:spacing w:before="0" w:after="0"/>
+      <w:ind w:firstLine="0"/>
     </w:pPr>
+    <w:rPr>
+      <w:sz w:val="16"/>
+      <w:szCs w:val="16"/>
+    </w:rPr>
   </w:style>
   <w:style w:type="paragraph" w:styleId="Title">
     <w:name w:val="Title"/>
@@ -23324,10 +23813,9 @@
       <w:jc w:val="center"/>
     </w:pPr>
     <w:rPr>
-      <w:b/>
       <w:rFonts/>
-      <w:sz w:val="32"/>
-      <w:szCs w:val="32"/>
+      <w:sz w:val="48"/>
+      <w:szCs w:val="48"/>
     </w:rPr>
   </w:style>
   <w:style w:type="character" w:customStyle="1" w:styleId="TitleChar">
@@ -23417,8 +23905,8 @@
     </w:pPr>
     <w:rPr>
       <w:b/>
-      <w:sz w:val="20"/>
-      <w:szCs w:val="20"/>
+      <w:sz w:val="18"/>
+      <w:szCs w:val="18"/>
     </w:rPr>
   </w:style>
   <w:style w:type="paragraph" w:customStyle="1" w:styleId="Abstract">
@@ -23432,8 +23920,9 @@
       <w:spacing w:before="100" w:after="300"/>
     </w:pPr>
     <w:rPr>
-      <w:sz w:val="22"/>
-      <w:szCs w:val="22"/>
+      <w:b/>
+      <w:sz w:val="18"/>
+      <w:szCs w:val="18"/>
     </w:rPr>
   </w:style>
   <w:style w:type="paragraph" w:styleId="Bibliography">
@@ -23442,7 +23931,10 @@
     <w:next w:val="Bibliography"/>
     <w:qFormat/>
     <w:pPr/>
-    <w:rPr/>
+    <w:rPr>
+      <w:sz w:val="16"/>
+      <w:szCs w:val="16"/>
+    </w:rPr>
   </w:style>
   <w:style w:type="paragraph" w:styleId="Heading1">
     <w:name w:val="heading 1"/>
@@ -23456,13 +23948,15 @@
       <w:keepNext/>
       <w:keepLines/>
       <w:spacing w:before="360" w:after="80"/>
+      <w:jc w:val="center"/>
       <w:outlineLvl w:val="0"/>
     </w:pPr>
     <w:rPr>
+      <w:smallCaps/>
       <w:rFonts/>
       <w:color w:val="000000"/>
-      <w:sz w:val="28"/>
-      <w:szCs w:val="28"/>
+      <w:sz w:val="20"/>
+      <w:szCs w:val="20"/>
     </w:rPr>
   </w:style>
   <w:style w:type="paragraph" w:styleId="Heading2">
@@ -23484,8 +23978,8 @@
     <w:rPr>
       <w:rFonts/>
       <w:color w:val="000000"/>
-      <w:sz w:val="24"/>
-      <w:szCs w:val="24"/>
+      <w:sz w:val="20"/>
+      <w:szCs w:val="20"/>
     </w:rPr>
   </w:style>
   <w:style w:type="paragraph" w:styleId="Heading3">
@@ -23831,7 +24325,6 @@
       <w:spacing w:after="0"/>
     </w:pPr>
     <w:rPr>
-      <w:b/>
     </w:rPr>
   </w:style>
   <w:style w:type="paragraph" w:customStyle="1" w:styleId="Definition">
@@ -23844,9 +24337,12 @@
     <w:link w:val="BodyTextChar"/>
     <w:pPr>
       <w:spacing w:before="0" w:after="120"/>
+      <w:jc w:val="center"/>
     </w:pPr>
     <w:rPr>
-      <w:i/>
+      <w:smallCaps/>
+      <w:sz w:val="16"/>
+      <w:szCs w:val="16"/>
     </w:rPr>
   </w:style>
   <w:style w:type="paragraph" w:customStyle="1" w:styleId="TableCaption">
